--- a/wp_leads_dem04.docx
+++ b/wp_leads_dem04.docx
@@ -235,17 +235,17 @@
         <w:tblLook w:val="04A0" w:firstRow="1" w:lastRow="0" w:firstColumn="1" w:lastColumn="0" w:noHBand="0" w:noVBand="1"/>
       </w:tblPr>
       <w:tblGrid>
-        <w:gridCol w:w="4605"/>
-        <w:gridCol w:w="1208"/>
-        <w:gridCol w:w="1833"/>
-        <w:gridCol w:w="1060"/>
-        <w:gridCol w:w="2200"/>
-        <w:gridCol w:w="892"/>
-        <w:gridCol w:w="982"/>
-        <w:gridCol w:w="405"/>
-        <w:gridCol w:w="405"/>
-        <w:gridCol w:w="405"/>
-        <w:gridCol w:w="405"/>
+        <w:gridCol w:w="4695"/>
+        <w:gridCol w:w="1150"/>
+        <w:gridCol w:w="1848"/>
+        <w:gridCol w:w="1010"/>
+        <w:gridCol w:w="2225"/>
+        <w:gridCol w:w="851"/>
+        <w:gridCol w:w="985"/>
+        <w:gridCol w:w="409"/>
+        <w:gridCol w:w="409"/>
+        <w:gridCol w:w="409"/>
+        <w:gridCol w:w="409"/>
       </w:tblGrid>
       <w:tr>
         <w:trPr>
@@ -272,14 +272,19 @@
           <w:p>
             <w:pPr>
               <w:spacing w:after="20"/>
-            </w:pPr>
-            <w:r>
-              <w:rPr>
-                <w:rFonts w:ascii="Calibri" w:eastAsia="Calibri" w:hAnsi="Calibri" w:cs="Calibri"/>
+              <w:rPr>
+                <w:rFonts w:asciiTheme="minorHAnsi" w:hAnsiTheme="minorHAnsi" w:cstheme="minorHAnsi"/>
+                <w:sz w:val="17"/>
+                <w:szCs w:val="17"/>
+              </w:rPr>
+            </w:pPr>
+            <w:r>
+              <w:rPr>
+                <w:rFonts w:asciiTheme="minorHAnsi" w:eastAsia="Calibri" w:hAnsiTheme="minorHAnsi" w:cstheme="minorHAnsi"/>
                 <w:b/>
                 <w:bCs/>
-                <w:sz w:val="18"/>
-                <w:szCs w:val="18"/>
+                <w:sz w:val="17"/>
+                <w:szCs w:val="17"/>
               </w:rPr>
               <w:t>Work Package</w:t>
             </w:r>
@@ -306,14 +311,19 @@
           <w:p>
             <w:pPr>
               <w:spacing w:after="20"/>
-            </w:pPr>
-            <w:r>
-              <w:rPr>
-                <w:rFonts w:ascii="Calibri" w:eastAsia="Calibri" w:hAnsi="Calibri" w:cs="Calibri"/>
+              <w:rPr>
+                <w:rFonts w:asciiTheme="minorHAnsi" w:hAnsiTheme="minorHAnsi" w:cstheme="minorHAnsi"/>
+                <w:sz w:val="17"/>
+                <w:szCs w:val="17"/>
+              </w:rPr>
+            </w:pPr>
+            <w:r>
+              <w:rPr>
+                <w:rFonts w:asciiTheme="minorHAnsi" w:eastAsia="Calibri" w:hAnsiTheme="minorHAnsi" w:cstheme="minorHAnsi"/>
                 <w:b/>
                 <w:bCs/>
-                <w:sz w:val="18"/>
-                <w:szCs w:val="18"/>
+                <w:sz w:val="17"/>
+                <w:szCs w:val="17"/>
               </w:rPr>
               <w:t>Framework component</w:t>
             </w:r>
@@ -340,14 +350,19 @@
           <w:p>
             <w:pPr>
               <w:spacing w:after="20"/>
-            </w:pPr>
-            <w:r>
-              <w:rPr>
-                <w:rFonts w:ascii="Calibri" w:eastAsia="Calibri" w:hAnsi="Calibri" w:cs="Calibri"/>
+              <w:rPr>
+                <w:rFonts w:asciiTheme="minorHAnsi" w:hAnsiTheme="minorHAnsi" w:cstheme="minorHAnsi"/>
+                <w:sz w:val="17"/>
+                <w:szCs w:val="17"/>
+              </w:rPr>
+            </w:pPr>
+            <w:r>
+              <w:rPr>
+                <w:rFonts w:asciiTheme="minorHAnsi" w:eastAsia="Calibri" w:hAnsiTheme="minorHAnsi" w:cstheme="minorHAnsi"/>
                 <w:b/>
                 <w:bCs/>
-                <w:sz w:val="18"/>
-                <w:szCs w:val="18"/>
+                <w:sz w:val="17"/>
+                <w:szCs w:val="17"/>
               </w:rPr>
               <w:t>Lead</w:t>
             </w:r>
@@ -374,14 +389,19 @@
           <w:p>
             <w:pPr>
               <w:spacing w:after="20"/>
-            </w:pPr>
-            <w:r>
-              <w:rPr>
-                <w:rFonts w:ascii="Calibri" w:eastAsia="Calibri" w:hAnsi="Calibri" w:cs="Calibri"/>
+              <w:rPr>
+                <w:rFonts w:asciiTheme="minorHAnsi" w:hAnsiTheme="minorHAnsi" w:cstheme="minorHAnsi"/>
+                <w:sz w:val="17"/>
+                <w:szCs w:val="17"/>
+              </w:rPr>
+            </w:pPr>
+            <w:r>
+              <w:rPr>
+                <w:rFonts w:asciiTheme="minorHAnsi" w:eastAsia="Calibri" w:hAnsiTheme="minorHAnsi" w:cstheme="minorHAnsi"/>
                 <w:b/>
                 <w:bCs/>
-                <w:sz w:val="18"/>
-                <w:szCs w:val="18"/>
+                <w:sz w:val="17"/>
+                <w:szCs w:val="17"/>
               </w:rPr>
               <w:t>Country</w:t>
             </w:r>
@@ -408,14 +428,19 @@
           <w:p>
             <w:pPr>
               <w:spacing w:after="20"/>
-            </w:pPr>
-            <w:r>
-              <w:rPr>
-                <w:rFonts w:ascii="Calibri" w:eastAsia="Calibri" w:hAnsi="Calibri" w:cs="Calibri"/>
+              <w:rPr>
+                <w:rFonts w:asciiTheme="minorHAnsi" w:hAnsiTheme="minorHAnsi" w:cstheme="minorHAnsi"/>
+                <w:sz w:val="17"/>
+                <w:szCs w:val="17"/>
+              </w:rPr>
+            </w:pPr>
+            <w:r>
+              <w:rPr>
+                <w:rFonts w:asciiTheme="minorHAnsi" w:eastAsia="Calibri" w:hAnsiTheme="minorHAnsi" w:cstheme="minorHAnsi"/>
                 <w:b/>
                 <w:bCs/>
-                <w:sz w:val="18"/>
-                <w:szCs w:val="18"/>
+                <w:sz w:val="17"/>
+                <w:szCs w:val="17"/>
               </w:rPr>
               <w:t>Co-lead(s)</w:t>
             </w:r>
@@ -442,14 +467,19 @@
           <w:p>
             <w:pPr>
               <w:spacing w:after="20"/>
-            </w:pPr>
-            <w:r>
-              <w:rPr>
-                <w:rFonts w:ascii="Calibri" w:eastAsia="Calibri" w:hAnsi="Calibri" w:cs="Calibri"/>
+              <w:rPr>
+                <w:rFonts w:asciiTheme="minorHAnsi" w:hAnsiTheme="minorHAnsi" w:cstheme="minorHAnsi"/>
+                <w:sz w:val="17"/>
+                <w:szCs w:val="17"/>
+              </w:rPr>
+            </w:pPr>
+            <w:r>
+              <w:rPr>
+                <w:rFonts w:asciiTheme="minorHAnsi" w:eastAsia="Calibri" w:hAnsiTheme="minorHAnsi" w:cstheme="minorHAnsi"/>
                 <w:b/>
                 <w:bCs/>
-                <w:sz w:val="18"/>
-                <w:szCs w:val="18"/>
+                <w:sz w:val="17"/>
+                <w:szCs w:val="17"/>
               </w:rPr>
               <w:t>Country</w:t>
             </w:r>
@@ -476,14 +506,19 @@
           <w:p>
             <w:pPr>
               <w:spacing w:after="20"/>
-            </w:pPr>
-            <w:r>
-              <w:rPr>
-                <w:rFonts w:ascii="Calibri" w:eastAsia="Calibri" w:hAnsi="Calibri" w:cs="Calibri"/>
+              <w:rPr>
+                <w:rFonts w:asciiTheme="minorHAnsi" w:hAnsiTheme="minorHAnsi" w:cstheme="minorHAnsi"/>
+                <w:sz w:val="17"/>
+                <w:szCs w:val="17"/>
+              </w:rPr>
+            </w:pPr>
+            <w:r>
+              <w:rPr>
+                <w:rFonts w:asciiTheme="minorHAnsi" w:eastAsia="Calibri" w:hAnsiTheme="minorHAnsi" w:cstheme="minorHAnsi"/>
                 <w:b/>
                 <w:bCs/>
-                <w:sz w:val="18"/>
-                <w:szCs w:val="18"/>
+                <w:sz w:val="17"/>
+                <w:szCs w:val="17"/>
               </w:rPr>
               <w:t>Runtime</w:t>
             </w:r>
@@ -511,14 +546,19 @@
             <w:pPr>
               <w:spacing w:after="20"/>
               <w:jc w:val="center"/>
-            </w:pPr>
-            <w:r>
-              <w:rPr>
-                <w:rFonts w:ascii="Calibri" w:eastAsia="Calibri" w:hAnsi="Calibri" w:cs="Calibri"/>
+              <w:rPr>
+                <w:rFonts w:asciiTheme="minorHAnsi" w:hAnsiTheme="minorHAnsi" w:cstheme="minorHAnsi"/>
+                <w:sz w:val="17"/>
+                <w:szCs w:val="17"/>
+              </w:rPr>
+            </w:pPr>
+            <w:r>
+              <w:rPr>
+                <w:rFonts w:asciiTheme="minorHAnsi" w:eastAsia="Calibri" w:hAnsiTheme="minorHAnsi" w:cstheme="minorHAnsi"/>
                 <w:b/>
                 <w:bCs/>
-                <w:sz w:val="18"/>
-                <w:szCs w:val="18"/>
+                <w:sz w:val="17"/>
+                <w:szCs w:val="17"/>
               </w:rPr>
               <w:t>O1</w:t>
             </w:r>
@@ -546,14 +586,19 @@
             <w:pPr>
               <w:spacing w:after="20"/>
               <w:jc w:val="center"/>
-            </w:pPr>
-            <w:r>
-              <w:rPr>
-                <w:rFonts w:ascii="Calibri" w:eastAsia="Calibri" w:hAnsi="Calibri" w:cs="Calibri"/>
+              <w:rPr>
+                <w:rFonts w:asciiTheme="minorHAnsi" w:hAnsiTheme="minorHAnsi" w:cstheme="minorHAnsi"/>
+                <w:sz w:val="17"/>
+                <w:szCs w:val="17"/>
+              </w:rPr>
+            </w:pPr>
+            <w:r>
+              <w:rPr>
+                <w:rFonts w:asciiTheme="minorHAnsi" w:eastAsia="Calibri" w:hAnsiTheme="minorHAnsi" w:cstheme="minorHAnsi"/>
                 <w:b/>
                 <w:bCs/>
-                <w:sz w:val="18"/>
-                <w:szCs w:val="18"/>
+                <w:sz w:val="17"/>
+                <w:szCs w:val="17"/>
               </w:rPr>
               <w:t>O2</w:t>
             </w:r>
@@ -581,14 +626,19 @@
             <w:pPr>
               <w:spacing w:after="20"/>
               <w:jc w:val="center"/>
-            </w:pPr>
-            <w:r>
-              <w:rPr>
-                <w:rFonts w:ascii="Calibri" w:eastAsia="Calibri" w:hAnsi="Calibri" w:cs="Calibri"/>
+              <w:rPr>
+                <w:rFonts w:asciiTheme="minorHAnsi" w:hAnsiTheme="minorHAnsi" w:cstheme="minorHAnsi"/>
+                <w:sz w:val="17"/>
+                <w:szCs w:val="17"/>
+              </w:rPr>
+            </w:pPr>
+            <w:r>
+              <w:rPr>
+                <w:rFonts w:asciiTheme="minorHAnsi" w:eastAsia="Calibri" w:hAnsiTheme="minorHAnsi" w:cstheme="minorHAnsi"/>
                 <w:b/>
                 <w:bCs/>
-                <w:sz w:val="18"/>
-                <w:szCs w:val="18"/>
+                <w:sz w:val="17"/>
+                <w:szCs w:val="17"/>
               </w:rPr>
               <w:t>O3</w:t>
             </w:r>
@@ -616,14 +666,19 @@
             <w:pPr>
               <w:spacing w:after="20"/>
               <w:jc w:val="center"/>
-            </w:pPr>
-            <w:r>
-              <w:rPr>
-                <w:rFonts w:ascii="Calibri" w:eastAsia="Calibri" w:hAnsi="Calibri" w:cs="Calibri"/>
+              <w:rPr>
+                <w:rFonts w:asciiTheme="minorHAnsi" w:hAnsiTheme="minorHAnsi" w:cstheme="minorHAnsi"/>
+                <w:sz w:val="17"/>
+                <w:szCs w:val="17"/>
+              </w:rPr>
+            </w:pPr>
+            <w:r>
+              <w:rPr>
+                <w:rFonts w:asciiTheme="minorHAnsi" w:eastAsia="Calibri" w:hAnsiTheme="minorHAnsi" w:cstheme="minorHAnsi"/>
                 <w:b/>
                 <w:bCs/>
-                <w:sz w:val="18"/>
-                <w:szCs w:val="18"/>
+                <w:sz w:val="17"/>
+                <w:szCs w:val="17"/>
               </w:rPr>
               <w:t>O4</w:t>
             </w:r>
@@ -654,14 +709,19 @@
           <w:p>
             <w:pPr>
               <w:spacing w:after="20"/>
-            </w:pPr>
-            <w:r>
-              <w:rPr>
-                <w:rFonts w:ascii="Calibri" w:eastAsia="Calibri" w:hAnsi="Calibri" w:cs="Calibri"/>
+              <w:rPr>
+                <w:rFonts w:asciiTheme="minorHAnsi" w:hAnsiTheme="minorHAnsi" w:cstheme="minorHAnsi"/>
+                <w:sz w:val="17"/>
+                <w:szCs w:val="17"/>
+              </w:rPr>
+            </w:pPr>
+            <w:r>
+              <w:rPr>
+                <w:rFonts w:asciiTheme="minorHAnsi" w:eastAsia="Calibri" w:hAnsiTheme="minorHAnsi" w:cstheme="minorHAnsi"/>
                 <w:b/>
                 <w:bCs/>
-                <w:sz w:val="19"/>
-                <w:szCs w:val="19"/>
+                <w:sz w:val="17"/>
+                <w:szCs w:val="17"/>
               </w:rPr>
               <w:t>WP1: Framework: AI, equality and democratic resilience</w:t>
             </w:r>
@@ -673,10 +733,15 @@
                 <w:ilvl w:val="0"/>
                 <w:numId w:val="2"/>
               </w:numPr>
-            </w:pPr>
-            <w:r>
-              <w:rPr>
-                <w:rFonts w:ascii="Calibri" w:eastAsia="Calibri" w:hAnsi="Calibri" w:cs="Calibri"/>
+              <w:rPr>
+                <w:rFonts w:asciiTheme="minorHAnsi" w:hAnsiTheme="minorHAnsi" w:cstheme="minorHAnsi"/>
+                <w:sz w:val="17"/>
+                <w:szCs w:val="17"/>
+              </w:rPr>
+            </w:pPr>
+            <w:r>
+              <w:rPr>
+                <w:rFonts w:asciiTheme="minorHAnsi" w:eastAsia="Calibri" w:hAnsiTheme="minorHAnsi" w:cstheme="minorHAnsi"/>
                 <w:color w:val="444444"/>
                 <w:sz w:val="17"/>
                 <w:szCs w:val="17"/>
@@ -691,10 +756,15 @@
                 <w:ilvl w:val="0"/>
                 <w:numId w:val="2"/>
               </w:numPr>
-            </w:pPr>
-            <w:r>
-              <w:rPr>
-                <w:rFonts w:ascii="Calibri" w:eastAsia="Calibri" w:hAnsi="Calibri" w:cs="Calibri"/>
+              <w:rPr>
+                <w:rFonts w:asciiTheme="minorHAnsi" w:hAnsiTheme="minorHAnsi" w:cstheme="minorHAnsi"/>
+                <w:sz w:val="17"/>
+                <w:szCs w:val="17"/>
+              </w:rPr>
+            </w:pPr>
+            <w:r>
+              <w:rPr>
+                <w:rFonts w:asciiTheme="minorHAnsi" w:eastAsia="Calibri" w:hAnsiTheme="minorHAnsi" w:cstheme="minorHAnsi"/>
                 <w:color w:val="444444"/>
                 <w:sz w:val="17"/>
                 <w:szCs w:val="17"/>
@@ -709,10 +779,15 @@
                 <w:ilvl w:val="0"/>
                 <w:numId w:val="2"/>
               </w:numPr>
-            </w:pPr>
-            <w:r>
-              <w:rPr>
-                <w:rFonts w:ascii="Calibri" w:eastAsia="Calibri" w:hAnsi="Calibri" w:cs="Calibri"/>
+              <w:rPr>
+                <w:rFonts w:asciiTheme="minorHAnsi" w:hAnsiTheme="minorHAnsi" w:cstheme="minorHAnsi"/>
+                <w:sz w:val="17"/>
+                <w:szCs w:val="17"/>
+              </w:rPr>
+            </w:pPr>
+            <w:r>
+              <w:rPr>
+                <w:rFonts w:asciiTheme="minorHAnsi" w:eastAsia="Calibri" w:hAnsiTheme="minorHAnsi" w:cstheme="minorHAnsi"/>
                 <w:color w:val="444444"/>
                 <w:sz w:val="17"/>
                 <w:szCs w:val="17"/>
@@ -741,12 +816,17 @@
           <w:p>
             <w:pPr>
               <w:spacing w:after="20"/>
-            </w:pPr>
-            <w:r>
-              <w:rPr>
-                <w:rFonts w:ascii="Calibri" w:eastAsia="Calibri" w:hAnsi="Calibri" w:cs="Calibri"/>
-                <w:sz w:val="18"/>
-                <w:szCs w:val="18"/>
+              <w:rPr>
+                <w:rFonts w:asciiTheme="minorHAnsi" w:hAnsiTheme="minorHAnsi" w:cstheme="minorHAnsi"/>
+                <w:sz w:val="17"/>
+                <w:szCs w:val="17"/>
+              </w:rPr>
+            </w:pPr>
+            <w:r>
+              <w:rPr>
+                <w:rFonts w:asciiTheme="minorHAnsi" w:eastAsia="Calibri" w:hAnsiTheme="minorHAnsi" w:cstheme="minorHAnsi"/>
+                <w:sz w:val="17"/>
+                <w:szCs w:val="17"/>
               </w:rPr>
               <w:t>All three</w:t>
             </w:r>
@@ -772,12 +852,17 @@
           <w:p>
             <w:pPr>
               <w:spacing w:after="20"/>
-            </w:pPr>
-            <w:r>
-              <w:rPr>
-                <w:rFonts w:ascii="Calibri" w:eastAsia="Calibri" w:hAnsi="Calibri" w:cs="Calibri"/>
-                <w:sz w:val="18"/>
-                <w:szCs w:val="18"/>
+              <w:rPr>
+                <w:rFonts w:asciiTheme="minorHAnsi" w:hAnsiTheme="minorHAnsi" w:cstheme="minorHAnsi"/>
+                <w:sz w:val="17"/>
+                <w:szCs w:val="17"/>
+              </w:rPr>
+            </w:pPr>
+            <w:r>
+              <w:rPr>
+                <w:rFonts w:asciiTheme="minorHAnsi" w:eastAsia="Calibri" w:hAnsiTheme="minorHAnsi" w:cstheme="minorHAnsi"/>
+                <w:sz w:val="17"/>
+                <w:szCs w:val="17"/>
               </w:rPr>
               <w:t>Seraphine Maerz (UoM)</w:t>
             </w:r>
@@ -803,12 +888,17 @@
           <w:p>
             <w:pPr>
               <w:spacing w:after="20"/>
-            </w:pPr>
-            <w:r>
-              <w:rPr>
-                <w:rFonts w:ascii="Calibri" w:eastAsia="Calibri" w:hAnsi="Calibri" w:cs="Calibri"/>
-                <w:sz w:val="18"/>
-                <w:szCs w:val="18"/>
+              <w:rPr>
+                <w:rFonts w:asciiTheme="minorHAnsi" w:hAnsiTheme="minorHAnsi" w:cstheme="minorHAnsi"/>
+                <w:sz w:val="17"/>
+                <w:szCs w:val="17"/>
+              </w:rPr>
+            </w:pPr>
+            <w:r>
+              <w:rPr>
+                <w:rFonts w:asciiTheme="minorHAnsi" w:eastAsia="Calibri" w:hAnsiTheme="minorHAnsi" w:cstheme="minorHAnsi"/>
+                <w:sz w:val="17"/>
+                <w:szCs w:val="17"/>
               </w:rPr>
               <w:t>Australia</w:t>
             </w:r>
@@ -834,30 +924,35 @@
           <w:p>
             <w:pPr>
               <w:spacing w:after="20"/>
-            </w:pPr>
-            <w:r>
-              <w:rPr>
-                <w:rFonts w:ascii="Calibri" w:eastAsia="Calibri" w:hAnsi="Calibri" w:cs="Calibri"/>
-                <w:sz w:val="18"/>
-                <w:szCs w:val="18"/>
+              <w:rPr>
+                <w:rFonts w:asciiTheme="minorHAnsi" w:hAnsiTheme="minorHAnsi" w:cstheme="minorHAnsi"/>
+                <w:sz w:val="17"/>
+                <w:szCs w:val="17"/>
+              </w:rPr>
+            </w:pPr>
+            <w:r>
+              <w:rPr>
+                <w:rFonts w:asciiTheme="minorHAnsi" w:eastAsia="Calibri" w:hAnsiTheme="minorHAnsi" w:cstheme="minorHAnsi"/>
+                <w:sz w:val="17"/>
+                <w:szCs w:val="17"/>
               </w:rPr>
               <w:t xml:space="preserve">Max </w:t>
             </w:r>
             <w:proofErr w:type="spellStart"/>
             <w:r>
               <w:rPr>
-                <w:rFonts w:ascii="Calibri" w:eastAsia="Calibri" w:hAnsi="Calibri" w:cs="Calibri"/>
-                <w:sz w:val="18"/>
-                <w:szCs w:val="18"/>
+                <w:rFonts w:asciiTheme="minorHAnsi" w:eastAsia="Calibri" w:hAnsiTheme="minorHAnsi" w:cstheme="minorHAnsi"/>
+                <w:sz w:val="17"/>
+                <w:szCs w:val="17"/>
               </w:rPr>
               <w:t>Groemping</w:t>
             </w:r>
             <w:proofErr w:type="spellEnd"/>
             <w:r>
               <w:rPr>
-                <w:rFonts w:ascii="Calibri" w:eastAsia="Calibri" w:hAnsi="Calibri" w:cs="Calibri"/>
-                <w:sz w:val="18"/>
-                <w:szCs w:val="18"/>
+                <w:rFonts w:asciiTheme="minorHAnsi" w:eastAsia="Calibri" w:hAnsiTheme="minorHAnsi" w:cstheme="minorHAnsi"/>
+                <w:sz w:val="17"/>
+                <w:szCs w:val="17"/>
               </w:rPr>
               <w:t xml:space="preserve"> (Griffith), V-Dem centre AUS/NZ (Sanhueza Petrarca)</w:t>
             </w:r>
@@ -883,12 +978,17 @@
           <w:p>
             <w:pPr>
               <w:spacing w:after="20"/>
-            </w:pPr>
-            <w:r>
-              <w:rPr>
-                <w:rFonts w:ascii="Calibri" w:eastAsia="Calibri" w:hAnsi="Calibri" w:cs="Calibri"/>
-                <w:sz w:val="18"/>
-                <w:szCs w:val="18"/>
+              <w:rPr>
+                <w:rFonts w:asciiTheme="minorHAnsi" w:hAnsiTheme="minorHAnsi" w:cstheme="minorHAnsi"/>
+                <w:sz w:val="17"/>
+                <w:szCs w:val="17"/>
+              </w:rPr>
+            </w:pPr>
+            <w:r>
+              <w:rPr>
+                <w:rFonts w:asciiTheme="minorHAnsi" w:eastAsia="Calibri" w:hAnsiTheme="minorHAnsi" w:cstheme="minorHAnsi"/>
+                <w:sz w:val="17"/>
+                <w:szCs w:val="17"/>
               </w:rPr>
               <w:t>Australia</w:t>
             </w:r>
@@ -914,12 +1014,17 @@
           <w:p>
             <w:pPr>
               <w:spacing w:after="20"/>
-            </w:pPr>
-            <w:r>
-              <w:rPr>
-                <w:rFonts w:ascii="Calibri" w:eastAsia="Calibri" w:hAnsi="Calibri" w:cs="Calibri"/>
-                <w:sz w:val="18"/>
-                <w:szCs w:val="18"/>
+              <w:rPr>
+                <w:rFonts w:asciiTheme="minorHAnsi" w:hAnsiTheme="minorHAnsi" w:cstheme="minorHAnsi"/>
+                <w:sz w:val="17"/>
+                <w:szCs w:val="17"/>
+              </w:rPr>
+            </w:pPr>
+            <w:r>
+              <w:rPr>
+                <w:rFonts w:asciiTheme="minorHAnsi" w:eastAsia="Calibri" w:hAnsiTheme="minorHAnsi" w:cstheme="minorHAnsi"/>
+                <w:sz w:val="17"/>
+                <w:szCs w:val="17"/>
               </w:rPr>
               <w:t>Months 0–12</w:t>
             </w:r>
@@ -947,10 +1052,17 @@
             <w:pPr>
               <w:spacing w:after="20"/>
               <w:jc w:val="center"/>
-            </w:pPr>
-            <w:r>
-              <w:rPr>
-                <w:rFonts w:ascii="Calibri" w:eastAsia="Calibri" w:hAnsi="Calibri" w:cs="Calibri"/>
+              <w:rPr>
+                <w:rFonts w:asciiTheme="minorHAnsi" w:hAnsiTheme="minorHAnsi" w:cstheme="minorHAnsi"/>
+                <w:sz w:val="17"/>
+                <w:szCs w:val="17"/>
+              </w:rPr>
+            </w:pPr>
+            <w:r>
+              <w:rPr>
+                <w:rFonts w:asciiTheme="minorHAnsi" w:eastAsia="Calibri" w:hAnsiTheme="minorHAnsi" w:cstheme="minorHAnsi"/>
+                <w:sz w:val="17"/>
+                <w:szCs w:val="17"/>
               </w:rPr>
               <w:t>●</w:t>
             </w:r>
@@ -977,6 +1089,11 @@
             <w:pPr>
               <w:spacing w:after="20"/>
               <w:jc w:val="center"/>
+              <w:rPr>
+                <w:rFonts w:asciiTheme="minorHAnsi" w:hAnsiTheme="minorHAnsi" w:cstheme="minorHAnsi"/>
+                <w:sz w:val="17"/>
+                <w:szCs w:val="17"/>
+              </w:rPr>
             </w:pPr>
           </w:p>
         </w:tc>
@@ -1001,6 +1118,11 @@
             <w:pPr>
               <w:spacing w:after="20"/>
               <w:jc w:val="center"/>
+              <w:rPr>
+                <w:rFonts w:asciiTheme="minorHAnsi" w:hAnsiTheme="minorHAnsi" w:cstheme="minorHAnsi"/>
+                <w:sz w:val="17"/>
+                <w:szCs w:val="17"/>
+              </w:rPr>
             </w:pPr>
           </w:p>
         </w:tc>
@@ -1025,6 +1147,11 @@
             <w:pPr>
               <w:spacing w:after="20"/>
               <w:jc w:val="center"/>
+              <w:rPr>
+                <w:rFonts w:asciiTheme="minorHAnsi" w:hAnsiTheme="minorHAnsi" w:cstheme="minorHAnsi"/>
+                <w:sz w:val="17"/>
+                <w:szCs w:val="17"/>
+              </w:rPr>
             </w:pPr>
           </w:p>
         </w:tc>
@@ -1053,14 +1180,19 @@
           <w:p>
             <w:pPr>
               <w:spacing w:after="20"/>
-            </w:pPr>
-            <w:r>
-              <w:rPr>
-                <w:rFonts w:ascii="Calibri" w:eastAsia="Calibri" w:hAnsi="Calibri" w:cs="Calibri"/>
+              <w:rPr>
+                <w:rFonts w:asciiTheme="minorHAnsi" w:hAnsiTheme="minorHAnsi" w:cstheme="minorHAnsi"/>
+                <w:sz w:val="17"/>
+                <w:szCs w:val="17"/>
+              </w:rPr>
+            </w:pPr>
+            <w:r>
+              <w:rPr>
+                <w:rFonts w:asciiTheme="minorHAnsi" w:eastAsia="Calibri" w:hAnsiTheme="minorHAnsi" w:cstheme="minorHAnsi"/>
                 <w:b/>
                 <w:bCs/>
-                <w:sz w:val="19"/>
-                <w:szCs w:val="19"/>
+                <w:sz w:val="17"/>
+                <w:szCs w:val="17"/>
               </w:rPr>
               <w:t>WP2: AI-generated content, deepfakes and cyberviolence</w:t>
             </w:r>
@@ -1072,10 +1204,15 @@
                 <w:ilvl w:val="0"/>
                 <w:numId w:val="2"/>
               </w:numPr>
-            </w:pPr>
-            <w:r>
-              <w:rPr>
-                <w:rFonts w:ascii="Calibri" w:eastAsia="Calibri" w:hAnsi="Calibri" w:cs="Calibri"/>
+              <w:rPr>
+                <w:rFonts w:asciiTheme="minorHAnsi" w:hAnsiTheme="minorHAnsi" w:cstheme="minorHAnsi"/>
+                <w:sz w:val="17"/>
+                <w:szCs w:val="17"/>
+              </w:rPr>
+            </w:pPr>
+            <w:r>
+              <w:rPr>
+                <w:rFonts w:asciiTheme="minorHAnsi" w:eastAsia="Calibri" w:hAnsiTheme="minorHAnsi" w:cstheme="minorHAnsi"/>
                 <w:color w:val="444444"/>
                 <w:sz w:val="17"/>
                 <w:szCs w:val="17"/>
@@ -1090,10 +1227,15 @@
                 <w:ilvl w:val="0"/>
                 <w:numId w:val="2"/>
               </w:numPr>
-            </w:pPr>
-            <w:r>
-              <w:rPr>
-                <w:rFonts w:ascii="Calibri" w:eastAsia="Calibri" w:hAnsi="Calibri" w:cs="Calibri"/>
+              <w:rPr>
+                <w:rFonts w:asciiTheme="minorHAnsi" w:hAnsiTheme="minorHAnsi" w:cstheme="minorHAnsi"/>
+                <w:sz w:val="17"/>
+                <w:szCs w:val="17"/>
+              </w:rPr>
+            </w:pPr>
+            <w:r>
+              <w:rPr>
+                <w:rFonts w:asciiTheme="minorHAnsi" w:eastAsia="Calibri" w:hAnsiTheme="minorHAnsi" w:cstheme="minorHAnsi"/>
                 <w:color w:val="444444"/>
                 <w:sz w:val="17"/>
                 <w:szCs w:val="17"/>
@@ -1108,10 +1250,15 @@
                 <w:ilvl w:val="0"/>
                 <w:numId w:val="2"/>
               </w:numPr>
-            </w:pPr>
-            <w:r>
-              <w:rPr>
-                <w:rFonts w:ascii="Calibri" w:eastAsia="Calibri" w:hAnsi="Calibri" w:cs="Calibri"/>
+              <w:rPr>
+                <w:rFonts w:asciiTheme="minorHAnsi" w:hAnsiTheme="minorHAnsi" w:cstheme="minorHAnsi"/>
+                <w:sz w:val="17"/>
+                <w:szCs w:val="17"/>
+              </w:rPr>
+            </w:pPr>
+            <w:r>
+              <w:rPr>
+                <w:rFonts w:asciiTheme="minorHAnsi" w:eastAsia="Calibri" w:hAnsiTheme="minorHAnsi" w:cstheme="minorHAnsi"/>
                 <w:color w:val="444444"/>
                 <w:sz w:val="17"/>
                 <w:szCs w:val="17"/>
@@ -1140,12 +1287,17 @@
           <w:p>
             <w:pPr>
               <w:spacing w:after="20"/>
-            </w:pPr>
-            <w:r>
-              <w:rPr>
-                <w:rFonts w:ascii="Calibri" w:eastAsia="Calibri" w:hAnsi="Calibri" w:cs="Calibri"/>
-                <w:sz w:val="18"/>
-                <w:szCs w:val="18"/>
+              <w:rPr>
+                <w:rFonts w:asciiTheme="minorHAnsi" w:hAnsiTheme="minorHAnsi" w:cstheme="minorHAnsi"/>
+                <w:sz w:val="17"/>
+                <w:szCs w:val="17"/>
+              </w:rPr>
+            </w:pPr>
+            <w:r>
+              <w:rPr>
+                <w:rFonts w:asciiTheme="minorHAnsi" w:eastAsia="Calibri" w:hAnsiTheme="minorHAnsi" w:cstheme="minorHAnsi"/>
+                <w:sz w:val="17"/>
+                <w:szCs w:val="17"/>
               </w:rPr>
               <w:t>Integrity (information environment)</w:t>
             </w:r>
@@ -1171,15 +1323,35 @@
           <w:p>
             <w:pPr>
               <w:spacing w:after="20"/>
-            </w:pPr>
-            <w:r>
-              <w:rPr>
-                <w:rFonts w:ascii="Calibri" w:eastAsia="Calibri" w:hAnsi="Calibri" w:cs="Calibri"/>
-                <w:sz w:val="18"/>
-                <w:szCs w:val="18"/>
-                <w:highlight w:val="yellow"/>
-              </w:rPr>
-              <w:t>tbc (European, gender-based violence or law)</w:t>
+              <w:rPr>
+                <w:rFonts w:asciiTheme="minorHAnsi" w:hAnsiTheme="minorHAnsi" w:cstheme="minorHAnsi"/>
+                <w:sz w:val="17"/>
+                <w:szCs w:val="17"/>
+              </w:rPr>
+            </w:pPr>
+            <w:r>
+              <w:rPr>
+                <w:rFonts w:asciiTheme="minorHAnsi" w:eastAsia="Calibri" w:hAnsiTheme="minorHAnsi" w:cstheme="minorHAnsi"/>
+                <w:sz w:val="17"/>
+                <w:szCs w:val="17"/>
+              </w:rPr>
+              <w:t>Filippo Trevisan (IUL</w:t>
+            </w:r>
+            <w:r>
+              <w:rPr>
+                <w:rFonts w:asciiTheme="minorHAnsi" w:eastAsia="Calibri" w:hAnsiTheme="minorHAnsi" w:cstheme="minorHAnsi"/>
+                <w:sz w:val="17"/>
+                <w:szCs w:val="17"/>
+              </w:rPr>
+              <w:t xml:space="preserve"> </w:t>
+            </w:r>
+            <w:r>
+              <w:rPr>
+                <w:rFonts w:asciiTheme="minorHAnsi" w:eastAsia="Calibri" w:hAnsiTheme="minorHAnsi" w:cstheme="minorHAnsi"/>
+                <w:sz w:val="17"/>
+                <w:szCs w:val="17"/>
+              </w:rPr>
+              <w:t>University Florence)</w:t>
             </w:r>
           </w:p>
         </w:tc>
@@ -1203,14 +1375,19 @@
           <w:p>
             <w:pPr>
               <w:spacing w:after="20"/>
-            </w:pPr>
-            <w:r>
-              <w:rPr>
-                <w:rFonts w:ascii="Calibri" w:eastAsia="Calibri" w:hAnsi="Calibri" w:cs="Calibri"/>
-                <w:sz w:val="18"/>
-                <w:szCs w:val="18"/>
-              </w:rPr>
-              <w:t>Europe</w:t>
+              <w:rPr>
+                <w:rFonts w:asciiTheme="minorHAnsi" w:hAnsiTheme="minorHAnsi" w:cstheme="minorHAnsi"/>
+                <w:sz w:val="17"/>
+                <w:szCs w:val="17"/>
+              </w:rPr>
+            </w:pPr>
+            <w:r>
+              <w:rPr>
+                <w:rFonts w:asciiTheme="minorHAnsi" w:hAnsiTheme="minorHAnsi" w:cstheme="minorHAnsi"/>
+                <w:sz w:val="17"/>
+                <w:szCs w:val="17"/>
+              </w:rPr>
+              <w:t>Italy</w:t>
             </w:r>
           </w:p>
         </w:tc>
@@ -1234,12 +1411,17 @@
           <w:p>
             <w:pPr>
               <w:spacing w:after="20"/>
-            </w:pPr>
-            <w:r>
-              <w:rPr>
-                <w:rFonts w:ascii="Calibri" w:eastAsia="Calibri" w:hAnsi="Calibri" w:cs="Calibri"/>
-                <w:sz w:val="18"/>
-                <w:szCs w:val="18"/>
+              <w:rPr>
+                <w:rFonts w:asciiTheme="minorHAnsi" w:hAnsiTheme="minorHAnsi" w:cstheme="minorHAnsi"/>
+                <w:sz w:val="17"/>
+                <w:szCs w:val="17"/>
+              </w:rPr>
+            </w:pPr>
+            <w:r>
+              <w:rPr>
+                <w:rFonts w:asciiTheme="minorHAnsi" w:eastAsia="Calibri" w:hAnsiTheme="minorHAnsi" w:cstheme="minorHAnsi"/>
+                <w:sz w:val="17"/>
+                <w:szCs w:val="17"/>
               </w:rPr>
               <w:t>Andrea Carson (UoM), Ken Benoit (SMU)</w:t>
             </w:r>
@@ -1265,12 +1447,17 @@
           <w:p>
             <w:pPr>
               <w:spacing w:after="20"/>
-            </w:pPr>
-            <w:r>
-              <w:rPr>
-                <w:rFonts w:ascii="Calibri" w:eastAsia="Calibri" w:hAnsi="Calibri" w:cs="Calibri"/>
-                <w:sz w:val="18"/>
-                <w:szCs w:val="18"/>
+              <w:rPr>
+                <w:rFonts w:asciiTheme="minorHAnsi" w:hAnsiTheme="minorHAnsi" w:cstheme="minorHAnsi"/>
+                <w:sz w:val="17"/>
+                <w:szCs w:val="17"/>
+              </w:rPr>
+            </w:pPr>
+            <w:r>
+              <w:rPr>
+                <w:rFonts w:asciiTheme="minorHAnsi" w:eastAsia="Calibri" w:hAnsiTheme="minorHAnsi" w:cstheme="minorHAnsi"/>
+                <w:sz w:val="17"/>
+                <w:szCs w:val="17"/>
               </w:rPr>
               <w:t>Australia, Singapore</w:t>
             </w:r>
@@ -1296,12 +1483,17 @@
           <w:p>
             <w:pPr>
               <w:spacing w:after="20"/>
-            </w:pPr>
-            <w:r>
-              <w:rPr>
-                <w:rFonts w:ascii="Calibri" w:eastAsia="Calibri" w:hAnsi="Calibri" w:cs="Calibri"/>
-                <w:sz w:val="18"/>
-                <w:szCs w:val="18"/>
+              <w:rPr>
+                <w:rFonts w:asciiTheme="minorHAnsi" w:hAnsiTheme="minorHAnsi" w:cstheme="minorHAnsi"/>
+                <w:sz w:val="17"/>
+                <w:szCs w:val="17"/>
+              </w:rPr>
+            </w:pPr>
+            <w:r>
+              <w:rPr>
+                <w:rFonts w:asciiTheme="minorHAnsi" w:eastAsia="Calibri" w:hAnsiTheme="minorHAnsi" w:cstheme="minorHAnsi"/>
+                <w:sz w:val="17"/>
+                <w:szCs w:val="17"/>
               </w:rPr>
               <w:t>Months 6–30</w:t>
             </w:r>
@@ -1329,10 +1521,17 @@
             <w:pPr>
               <w:spacing w:after="20"/>
               <w:jc w:val="center"/>
-            </w:pPr>
-            <w:r>
-              <w:rPr>
-                <w:rFonts w:ascii="Calibri" w:eastAsia="Calibri" w:hAnsi="Calibri" w:cs="Calibri"/>
+              <w:rPr>
+                <w:rFonts w:asciiTheme="minorHAnsi" w:hAnsiTheme="minorHAnsi" w:cstheme="minorHAnsi"/>
+                <w:sz w:val="17"/>
+                <w:szCs w:val="17"/>
+              </w:rPr>
+            </w:pPr>
+            <w:r>
+              <w:rPr>
+                <w:rFonts w:asciiTheme="minorHAnsi" w:eastAsia="Calibri" w:hAnsiTheme="minorHAnsi" w:cstheme="minorHAnsi"/>
+                <w:sz w:val="17"/>
+                <w:szCs w:val="17"/>
               </w:rPr>
               <w:t>●</w:t>
             </w:r>
@@ -1359,6 +1558,11 @@
             <w:pPr>
               <w:spacing w:after="20"/>
               <w:jc w:val="center"/>
+              <w:rPr>
+                <w:rFonts w:asciiTheme="minorHAnsi" w:hAnsiTheme="minorHAnsi" w:cstheme="minorHAnsi"/>
+                <w:sz w:val="17"/>
+                <w:szCs w:val="17"/>
+              </w:rPr>
             </w:pPr>
           </w:p>
         </w:tc>
@@ -1384,10 +1588,17 @@
             <w:pPr>
               <w:spacing w:after="20"/>
               <w:jc w:val="center"/>
-            </w:pPr>
-            <w:r>
-              <w:rPr>
-                <w:rFonts w:ascii="Calibri" w:eastAsia="Calibri" w:hAnsi="Calibri" w:cs="Calibri"/>
+              <w:rPr>
+                <w:rFonts w:asciiTheme="minorHAnsi" w:hAnsiTheme="minorHAnsi" w:cstheme="minorHAnsi"/>
+                <w:sz w:val="17"/>
+                <w:szCs w:val="17"/>
+              </w:rPr>
+            </w:pPr>
+            <w:r>
+              <w:rPr>
+                <w:rFonts w:asciiTheme="minorHAnsi" w:eastAsia="Calibri" w:hAnsiTheme="minorHAnsi" w:cstheme="minorHAnsi"/>
+                <w:sz w:val="17"/>
+                <w:szCs w:val="17"/>
               </w:rPr>
               <w:t>○</w:t>
             </w:r>
@@ -1414,6 +1625,11 @@
             <w:pPr>
               <w:spacing w:after="20"/>
               <w:jc w:val="center"/>
+              <w:rPr>
+                <w:rFonts w:asciiTheme="minorHAnsi" w:hAnsiTheme="minorHAnsi" w:cstheme="minorHAnsi"/>
+                <w:sz w:val="17"/>
+                <w:szCs w:val="17"/>
+              </w:rPr>
             </w:pPr>
           </w:p>
         </w:tc>
@@ -1442,14 +1658,19 @@
           <w:p>
             <w:pPr>
               <w:spacing w:after="20"/>
-            </w:pPr>
-            <w:r>
-              <w:rPr>
-                <w:rFonts w:ascii="Calibri" w:eastAsia="Calibri" w:hAnsi="Calibri" w:cs="Calibri"/>
+              <w:rPr>
+                <w:rFonts w:asciiTheme="minorHAnsi" w:hAnsiTheme="minorHAnsi" w:cstheme="minorHAnsi"/>
+                <w:sz w:val="17"/>
+                <w:szCs w:val="17"/>
+              </w:rPr>
+            </w:pPr>
+            <w:r>
+              <w:rPr>
+                <w:rFonts w:asciiTheme="minorHAnsi" w:eastAsia="Calibri" w:hAnsiTheme="minorHAnsi" w:cstheme="minorHAnsi"/>
                 <w:b/>
                 <w:bCs/>
-                <w:sz w:val="19"/>
-                <w:szCs w:val="19"/>
+                <w:sz w:val="17"/>
+                <w:szCs w:val="17"/>
               </w:rPr>
               <w:t>WP3: Tools to prevent, detect and mitigate AI-enabled harms</w:t>
             </w:r>
@@ -1461,10 +1682,15 @@
                 <w:ilvl w:val="0"/>
                 <w:numId w:val="2"/>
               </w:numPr>
-            </w:pPr>
-            <w:r>
-              <w:rPr>
-                <w:rFonts w:ascii="Calibri" w:eastAsia="Calibri" w:hAnsi="Calibri" w:cs="Calibri"/>
+              <w:rPr>
+                <w:rFonts w:asciiTheme="minorHAnsi" w:hAnsiTheme="minorHAnsi" w:cstheme="minorHAnsi"/>
+                <w:sz w:val="17"/>
+                <w:szCs w:val="17"/>
+              </w:rPr>
+            </w:pPr>
+            <w:r>
+              <w:rPr>
+                <w:rFonts w:asciiTheme="minorHAnsi" w:eastAsia="Calibri" w:hAnsiTheme="minorHAnsi" w:cstheme="minorHAnsi"/>
                 <w:color w:val="444444"/>
                 <w:sz w:val="17"/>
                 <w:szCs w:val="17"/>
@@ -1479,10 +1705,15 @@
                 <w:ilvl w:val="0"/>
                 <w:numId w:val="2"/>
               </w:numPr>
-            </w:pPr>
-            <w:r>
-              <w:rPr>
-                <w:rFonts w:ascii="Calibri" w:eastAsia="Calibri" w:hAnsi="Calibri" w:cs="Calibri"/>
+              <w:rPr>
+                <w:rFonts w:asciiTheme="minorHAnsi" w:hAnsiTheme="minorHAnsi" w:cstheme="minorHAnsi"/>
+                <w:sz w:val="17"/>
+                <w:szCs w:val="17"/>
+              </w:rPr>
+            </w:pPr>
+            <w:r>
+              <w:rPr>
+                <w:rFonts w:asciiTheme="minorHAnsi" w:eastAsia="Calibri" w:hAnsiTheme="minorHAnsi" w:cstheme="minorHAnsi"/>
                 <w:color w:val="444444"/>
                 <w:sz w:val="17"/>
                 <w:szCs w:val="17"/>
@@ -1492,7 +1723,7 @@
             <w:proofErr w:type="gramStart"/>
             <w:r>
               <w:rPr>
-                <w:rFonts w:ascii="Calibri" w:eastAsia="Calibri" w:hAnsi="Calibri" w:cs="Calibri"/>
+                <w:rFonts w:asciiTheme="minorHAnsi" w:eastAsia="Calibri" w:hAnsiTheme="minorHAnsi" w:cstheme="minorHAnsi"/>
                 <w:color w:val="444444"/>
                 <w:sz w:val="17"/>
                 <w:szCs w:val="17"/>
@@ -1508,10 +1739,15 @@
                 <w:ilvl w:val="0"/>
                 <w:numId w:val="2"/>
               </w:numPr>
-            </w:pPr>
-            <w:r>
-              <w:rPr>
-                <w:rFonts w:ascii="Calibri" w:eastAsia="Calibri" w:hAnsi="Calibri" w:cs="Calibri"/>
+              <w:rPr>
+                <w:rFonts w:asciiTheme="minorHAnsi" w:hAnsiTheme="minorHAnsi" w:cstheme="minorHAnsi"/>
+                <w:sz w:val="17"/>
+                <w:szCs w:val="17"/>
+              </w:rPr>
+            </w:pPr>
+            <w:r>
+              <w:rPr>
+                <w:rFonts w:asciiTheme="minorHAnsi" w:eastAsia="Calibri" w:hAnsiTheme="minorHAnsi" w:cstheme="minorHAnsi"/>
                 <w:color w:val="444444"/>
                 <w:sz w:val="17"/>
                 <w:szCs w:val="17"/>
@@ -1540,12 +1776,17 @@
           <w:p>
             <w:pPr>
               <w:spacing w:after="20"/>
-            </w:pPr>
-            <w:r>
-              <w:rPr>
-                <w:rFonts w:ascii="Calibri" w:eastAsia="Calibri" w:hAnsi="Calibri" w:cs="Calibri"/>
-                <w:sz w:val="18"/>
-                <w:szCs w:val="18"/>
+              <w:rPr>
+                <w:rFonts w:asciiTheme="minorHAnsi" w:hAnsiTheme="minorHAnsi" w:cstheme="minorHAnsi"/>
+                <w:sz w:val="17"/>
+                <w:szCs w:val="17"/>
+              </w:rPr>
+            </w:pPr>
+            <w:r>
+              <w:rPr>
+                <w:rFonts w:asciiTheme="minorHAnsi" w:eastAsia="Calibri" w:hAnsiTheme="minorHAnsi" w:cstheme="minorHAnsi"/>
+                <w:sz w:val="17"/>
+                <w:szCs w:val="17"/>
               </w:rPr>
               <w:t>Integrity (information environment)</w:t>
             </w:r>
@@ -1571,12 +1812,17 @@
           <w:p>
             <w:pPr>
               <w:spacing w:after="20"/>
-            </w:pPr>
-            <w:r>
-              <w:rPr>
-                <w:rFonts w:ascii="Calibri" w:eastAsia="Calibri" w:hAnsi="Calibri" w:cs="Calibri"/>
-                <w:sz w:val="18"/>
-                <w:szCs w:val="18"/>
+              <w:rPr>
+                <w:rFonts w:asciiTheme="minorHAnsi" w:hAnsiTheme="minorHAnsi" w:cstheme="minorHAnsi"/>
+                <w:sz w:val="17"/>
+                <w:szCs w:val="17"/>
+              </w:rPr>
+            </w:pPr>
+            <w:r>
+              <w:rPr>
+                <w:rFonts w:asciiTheme="minorHAnsi" w:eastAsia="Calibri" w:hAnsiTheme="minorHAnsi" w:cstheme="minorHAnsi"/>
+                <w:sz w:val="17"/>
+                <w:szCs w:val="17"/>
                 <w:highlight w:val="yellow"/>
               </w:rPr>
               <w:t>tbc (European, computer science)</w:t>
@@ -1603,12 +1849,17 @@
           <w:p>
             <w:pPr>
               <w:spacing w:after="20"/>
-            </w:pPr>
-            <w:r>
-              <w:rPr>
-                <w:rFonts w:ascii="Calibri" w:eastAsia="Calibri" w:hAnsi="Calibri" w:cs="Calibri"/>
-                <w:sz w:val="18"/>
-                <w:szCs w:val="18"/>
+              <w:rPr>
+                <w:rFonts w:asciiTheme="minorHAnsi" w:hAnsiTheme="minorHAnsi" w:cstheme="minorHAnsi"/>
+                <w:sz w:val="17"/>
+                <w:szCs w:val="17"/>
+              </w:rPr>
+            </w:pPr>
+            <w:r>
+              <w:rPr>
+                <w:rFonts w:asciiTheme="minorHAnsi" w:eastAsia="Calibri" w:hAnsiTheme="minorHAnsi" w:cstheme="minorHAnsi"/>
+                <w:sz w:val="17"/>
+                <w:szCs w:val="17"/>
               </w:rPr>
               <w:t>Europe</w:t>
             </w:r>
@@ -1634,12 +1885,17 @@
           <w:p>
             <w:pPr>
               <w:spacing w:after="20"/>
-            </w:pPr>
-            <w:r>
-              <w:rPr>
-                <w:rFonts w:ascii="Calibri" w:eastAsia="Calibri" w:hAnsi="Calibri" w:cs="Calibri"/>
-                <w:sz w:val="18"/>
-                <w:szCs w:val="18"/>
+              <w:rPr>
+                <w:rFonts w:asciiTheme="minorHAnsi" w:hAnsiTheme="minorHAnsi" w:cstheme="minorHAnsi"/>
+                <w:sz w:val="17"/>
+                <w:szCs w:val="17"/>
+              </w:rPr>
+            </w:pPr>
+            <w:r>
+              <w:rPr>
+                <w:rFonts w:asciiTheme="minorHAnsi" w:eastAsia="Calibri" w:hAnsiTheme="minorHAnsi" w:cstheme="minorHAnsi"/>
+                <w:sz w:val="17"/>
+                <w:szCs w:val="17"/>
               </w:rPr>
               <w:t>Ed Hovy (UoM)</w:t>
             </w:r>
@@ -1665,12 +1921,17 @@
           <w:p>
             <w:pPr>
               <w:spacing w:after="20"/>
-            </w:pPr>
-            <w:r>
-              <w:rPr>
-                <w:rFonts w:ascii="Calibri" w:eastAsia="Calibri" w:hAnsi="Calibri" w:cs="Calibri"/>
-                <w:sz w:val="18"/>
-                <w:szCs w:val="18"/>
+              <w:rPr>
+                <w:rFonts w:asciiTheme="minorHAnsi" w:hAnsiTheme="minorHAnsi" w:cstheme="minorHAnsi"/>
+                <w:sz w:val="17"/>
+                <w:szCs w:val="17"/>
+              </w:rPr>
+            </w:pPr>
+            <w:r>
+              <w:rPr>
+                <w:rFonts w:asciiTheme="minorHAnsi" w:eastAsia="Calibri" w:hAnsiTheme="minorHAnsi" w:cstheme="minorHAnsi"/>
+                <w:sz w:val="17"/>
+                <w:szCs w:val="17"/>
               </w:rPr>
               <w:t>Australia</w:t>
             </w:r>
@@ -1696,12 +1957,17 @@
           <w:p>
             <w:pPr>
               <w:spacing w:after="20"/>
-            </w:pPr>
-            <w:r>
-              <w:rPr>
-                <w:rFonts w:ascii="Calibri" w:eastAsia="Calibri" w:hAnsi="Calibri" w:cs="Calibri"/>
-                <w:sz w:val="18"/>
-                <w:szCs w:val="18"/>
+              <w:rPr>
+                <w:rFonts w:asciiTheme="minorHAnsi" w:hAnsiTheme="minorHAnsi" w:cstheme="minorHAnsi"/>
+                <w:sz w:val="17"/>
+                <w:szCs w:val="17"/>
+              </w:rPr>
+            </w:pPr>
+            <w:r>
+              <w:rPr>
+                <w:rFonts w:asciiTheme="minorHAnsi" w:eastAsia="Calibri" w:hAnsiTheme="minorHAnsi" w:cstheme="minorHAnsi"/>
+                <w:sz w:val="17"/>
+                <w:szCs w:val="17"/>
               </w:rPr>
               <w:t>Months 6–30</w:t>
             </w:r>
@@ -1728,6 +1994,11 @@
             <w:pPr>
               <w:spacing w:after="20"/>
               <w:jc w:val="center"/>
+              <w:rPr>
+                <w:rFonts w:asciiTheme="minorHAnsi" w:hAnsiTheme="minorHAnsi" w:cstheme="minorHAnsi"/>
+                <w:sz w:val="17"/>
+                <w:szCs w:val="17"/>
+              </w:rPr>
             </w:pPr>
           </w:p>
         </w:tc>
@@ -1752,6 +2023,11 @@
             <w:pPr>
               <w:spacing w:after="20"/>
               <w:jc w:val="center"/>
+              <w:rPr>
+                <w:rFonts w:asciiTheme="minorHAnsi" w:hAnsiTheme="minorHAnsi" w:cstheme="minorHAnsi"/>
+                <w:sz w:val="17"/>
+                <w:szCs w:val="17"/>
+              </w:rPr>
             </w:pPr>
           </w:p>
         </w:tc>
@@ -1777,10 +2053,17 @@
             <w:pPr>
               <w:spacing w:after="20"/>
               <w:jc w:val="center"/>
-            </w:pPr>
-            <w:r>
-              <w:rPr>
-                <w:rFonts w:ascii="Calibri" w:eastAsia="Calibri" w:hAnsi="Calibri" w:cs="Calibri"/>
+              <w:rPr>
+                <w:rFonts w:asciiTheme="minorHAnsi" w:hAnsiTheme="minorHAnsi" w:cstheme="minorHAnsi"/>
+                <w:sz w:val="17"/>
+                <w:szCs w:val="17"/>
+              </w:rPr>
+            </w:pPr>
+            <w:r>
+              <w:rPr>
+                <w:rFonts w:asciiTheme="minorHAnsi" w:eastAsia="Calibri" w:hAnsiTheme="minorHAnsi" w:cstheme="minorHAnsi"/>
+                <w:sz w:val="17"/>
+                <w:szCs w:val="17"/>
               </w:rPr>
               <w:t>●</w:t>
             </w:r>
@@ -1808,10 +2091,17 @@
             <w:pPr>
               <w:spacing w:after="20"/>
               <w:jc w:val="center"/>
-            </w:pPr>
-            <w:r>
-              <w:rPr>
-                <w:rFonts w:ascii="Calibri" w:eastAsia="Calibri" w:hAnsi="Calibri" w:cs="Calibri"/>
+              <w:rPr>
+                <w:rFonts w:asciiTheme="minorHAnsi" w:hAnsiTheme="minorHAnsi" w:cstheme="minorHAnsi"/>
+                <w:sz w:val="17"/>
+                <w:szCs w:val="17"/>
+              </w:rPr>
+            </w:pPr>
+            <w:r>
+              <w:rPr>
+                <w:rFonts w:asciiTheme="minorHAnsi" w:eastAsia="Calibri" w:hAnsiTheme="minorHAnsi" w:cstheme="minorHAnsi"/>
+                <w:sz w:val="17"/>
+                <w:szCs w:val="17"/>
               </w:rPr>
               <w:t>○</w:t>
             </w:r>
@@ -1842,14 +2132,19 @@
           <w:p>
             <w:pPr>
               <w:spacing w:after="20"/>
-            </w:pPr>
-            <w:r>
-              <w:rPr>
-                <w:rFonts w:ascii="Calibri" w:eastAsia="Calibri" w:hAnsi="Calibri" w:cs="Calibri"/>
+              <w:rPr>
+                <w:rFonts w:asciiTheme="minorHAnsi" w:hAnsiTheme="minorHAnsi" w:cstheme="minorHAnsi"/>
+                <w:sz w:val="17"/>
+                <w:szCs w:val="17"/>
+              </w:rPr>
+            </w:pPr>
+            <w:r>
+              <w:rPr>
+                <w:rFonts w:asciiTheme="minorHAnsi" w:eastAsia="Calibri" w:hAnsiTheme="minorHAnsi" w:cstheme="minorHAnsi"/>
                 <w:b/>
                 <w:bCs/>
-                <w:sz w:val="19"/>
-                <w:szCs w:val="19"/>
+                <w:sz w:val="17"/>
+                <w:szCs w:val="17"/>
               </w:rPr>
               <w:t>WP4: Power in the information environment: concentration of data control and power asymmetries</w:t>
             </w:r>
@@ -1861,10 +2156,15 @@
                 <w:ilvl w:val="0"/>
                 <w:numId w:val="2"/>
               </w:numPr>
-            </w:pPr>
-            <w:r>
-              <w:rPr>
-                <w:rFonts w:ascii="Calibri" w:eastAsia="Calibri" w:hAnsi="Calibri" w:cs="Calibri"/>
+              <w:rPr>
+                <w:rFonts w:asciiTheme="minorHAnsi" w:hAnsiTheme="minorHAnsi" w:cstheme="minorHAnsi"/>
+                <w:sz w:val="17"/>
+                <w:szCs w:val="17"/>
+              </w:rPr>
+            </w:pPr>
+            <w:r>
+              <w:rPr>
+                <w:rFonts w:asciiTheme="minorHAnsi" w:eastAsia="Calibri" w:hAnsiTheme="minorHAnsi" w:cstheme="minorHAnsi"/>
                 <w:color w:val="444444"/>
                 <w:sz w:val="17"/>
                 <w:szCs w:val="17"/>
@@ -1879,10 +2179,15 @@
                 <w:ilvl w:val="0"/>
                 <w:numId w:val="2"/>
               </w:numPr>
-            </w:pPr>
-            <w:r>
-              <w:rPr>
-                <w:rFonts w:ascii="Calibri" w:eastAsia="Calibri" w:hAnsi="Calibri" w:cs="Calibri"/>
+              <w:rPr>
+                <w:rFonts w:asciiTheme="minorHAnsi" w:hAnsiTheme="minorHAnsi" w:cstheme="minorHAnsi"/>
+                <w:sz w:val="17"/>
+                <w:szCs w:val="17"/>
+              </w:rPr>
+            </w:pPr>
+            <w:r>
+              <w:rPr>
+                <w:rFonts w:asciiTheme="minorHAnsi" w:eastAsia="Calibri" w:hAnsiTheme="minorHAnsi" w:cstheme="minorHAnsi"/>
                 <w:color w:val="444444"/>
                 <w:sz w:val="17"/>
                 <w:szCs w:val="17"/>
@@ -1897,10 +2202,15 @@
                 <w:ilvl w:val="0"/>
                 <w:numId w:val="2"/>
               </w:numPr>
-            </w:pPr>
-            <w:r>
-              <w:rPr>
-                <w:rFonts w:ascii="Calibri" w:eastAsia="Calibri" w:hAnsi="Calibri" w:cs="Calibri"/>
+              <w:rPr>
+                <w:rFonts w:asciiTheme="minorHAnsi" w:hAnsiTheme="minorHAnsi" w:cstheme="minorHAnsi"/>
+                <w:sz w:val="17"/>
+                <w:szCs w:val="17"/>
+              </w:rPr>
+            </w:pPr>
+            <w:r>
+              <w:rPr>
+                <w:rFonts w:asciiTheme="minorHAnsi" w:eastAsia="Calibri" w:hAnsiTheme="minorHAnsi" w:cstheme="minorHAnsi"/>
                 <w:color w:val="444444"/>
                 <w:sz w:val="17"/>
                 <w:szCs w:val="17"/>
@@ -1929,12 +2239,17 @@
           <w:p>
             <w:pPr>
               <w:spacing w:after="20"/>
-            </w:pPr>
-            <w:r>
-              <w:rPr>
-                <w:rFonts w:ascii="Calibri" w:eastAsia="Calibri" w:hAnsi="Calibri" w:cs="Calibri"/>
-                <w:sz w:val="18"/>
-                <w:szCs w:val="18"/>
+              <w:rPr>
+                <w:rFonts w:asciiTheme="minorHAnsi" w:hAnsiTheme="minorHAnsi" w:cstheme="minorHAnsi"/>
+                <w:sz w:val="17"/>
+                <w:szCs w:val="17"/>
+              </w:rPr>
+            </w:pPr>
+            <w:r>
+              <w:rPr>
+                <w:rFonts w:asciiTheme="minorHAnsi" w:eastAsia="Calibri" w:hAnsiTheme="minorHAnsi" w:cstheme="minorHAnsi"/>
+                <w:sz w:val="17"/>
+                <w:szCs w:val="17"/>
               </w:rPr>
               <w:t>Integrity (information environment)</w:t>
             </w:r>
@@ -1960,12 +2275,17 @@
           <w:p>
             <w:pPr>
               <w:spacing w:after="20"/>
-            </w:pPr>
-            <w:r>
-              <w:rPr>
-                <w:rFonts w:ascii="Calibri" w:eastAsia="Calibri" w:hAnsi="Calibri" w:cs="Calibri"/>
-                <w:sz w:val="18"/>
-                <w:szCs w:val="18"/>
+              <w:rPr>
+                <w:rFonts w:asciiTheme="minorHAnsi" w:hAnsiTheme="minorHAnsi" w:cstheme="minorHAnsi"/>
+                <w:sz w:val="17"/>
+                <w:szCs w:val="17"/>
+              </w:rPr>
+            </w:pPr>
+            <w:r>
+              <w:rPr>
+                <w:rFonts w:asciiTheme="minorHAnsi" w:eastAsia="Calibri" w:hAnsiTheme="minorHAnsi" w:cstheme="minorHAnsi"/>
+                <w:sz w:val="17"/>
+                <w:szCs w:val="17"/>
               </w:rPr>
               <w:t>Aurel Croissant (Heidelberg)</w:t>
             </w:r>
@@ -1991,12 +2311,17 @@
           <w:p>
             <w:pPr>
               <w:spacing w:after="20"/>
-            </w:pPr>
-            <w:r>
-              <w:rPr>
-                <w:rFonts w:ascii="Calibri" w:eastAsia="Calibri" w:hAnsi="Calibri" w:cs="Calibri"/>
-                <w:sz w:val="18"/>
-                <w:szCs w:val="18"/>
+              <w:rPr>
+                <w:rFonts w:asciiTheme="minorHAnsi" w:hAnsiTheme="minorHAnsi" w:cstheme="minorHAnsi"/>
+                <w:sz w:val="17"/>
+                <w:szCs w:val="17"/>
+              </w:rPr>
+            </w:pPr>
+            <w:r>
+              <w:rPr>
+                <w:rFonts w:asciiTheme="minorHAnsi" w:eastAsia="Calibri" w:hAnsiTheme="minorHAnsi" w:cstheme="minorHAnsi"/>
+                <w:sz w:val="17"/>
+                <w:szCs w:val="17"/>
               </w:rPr>
               <w:t>Europe</w:t>
             </w:r>
@@ -2023,39 +2348,19 @@
             <w:pPr>
               <w:spacing w:after="20"/>
               <w:rPr>
-                <w:rFonts w:asciiTheme="minorHAnsi" w:eastAsia="Calibri" w:hAnsiTheme="minorHAnsi" w:cstheme="minorHAnsi"/>
-                <w:sz w:val="18"/>
-                <w:szCs w:val="18"/>
-              </w:rPr>
-            </w:pPr>
-            <w:r>
-              <w:rPr>
-                <w:rFonts w:asciiTheme="minorHAnsi" w:eastAsia="Calibri" w:hAnsiTheme="minorHAnsi" w:cstheme="minorHAnsi"/>
-                <w:sz w:val="18"/>
-                <w:szCs w:val="18"/>
-              </w:rPr>
-              <w:t>Andrew Walter (UoM)</w:t>
-            </w:r>
-            <w:r>
-              <w:rPr>
-                <w:rFonts w:asciiTheme="minorHAnsi" w:eastAsia="Calibri" w:hAnsiTheme="minorHAnsi" w:cstheme="minorHAnsi"/>
-                <w:sz w:val="18"/>
-                <w:szCs w:val="18"/>
-              </w:rPr>
-              <w:t xml:space="preserve">, </w:t>
-            </w:r>
-          </w:p>
-          <w:p>
-            <w:pPr>
-              <w:spacing w:after="20"/>
-            </w:pPr>
-            <w:r>
-              <w:rPr>
-                <w:rFonts w:asciiTheme="minorHAnsi" w:hAnsiTheme="minorHAnsi" w:cstheme="minorHAnsi"/>
-                <w:sz w:val="18"/>
-                <w:szCs w:val="18"/>
-              </w:rPr>
-              <w:t>Evgeny Postnikov (UoM)</w:t>
+                <w:rFonts w:asciiTheme="minorHAnsi" w:hAnsiTheme="minorHAnsi" w:cstheme="minorHAnsi"/>
+                <w:sz w:val="17"/>
+                <w:szCs w:val="17"/>
+              </w:rPr>
+            </w:pPr>
+            <w:r>
+              <w:rPr>
+                <w:rFonts w:asciiTheme="minorHAnsi" w:eastAsia="Calibri" w:hAnsiTheme="minorHAnsi" w:cstheme="minorHAnsi"/>
+                <w:sz w:val="17"/>
+                <w:szCs w:val="17"/>
+                <w:highlight w:val="yellow"/>
+              </w:rPr>
+              <w:t>(tbc)</w:t>
             </w:r>
           </w:p>
         </w:tc>
@@ -2079,14 +2384,19 @@
           <w:p>
             <w:pPr>
               <w:spacing w:after="20"/>
-            </w:pPr>
-            <w:r>
-              <w:rPr>
-                <w:rFonts w:ascii="Calibri" w:eastAsia="Calibri" w:hAnsi="Calibri" w:cs="Calibri"/>
-                <w:sz w:val="18"/>
-                <w:szCs w:val="18"/>
-              </w:rPr>
-              <w:t>Australia</w:t>
+              <w:rPr>
+                <w:rFonts w:asciiTheme="minorHAnsi" w:hAnsiTheme="minorHAnsi" w:cstheme="minorHAnsi"/>
+                <w:sz w:val="17"/>
+                <w:szCs w:val="17"/>
+              </w:rPr>
+            </w:pPr>
+            <w:r>
+              <w:rPr>
+                <w:rFonts w:asciiTheme="minorHAnsi" w:hAnsiTheme="minorHAnsi" w:cstheme="minorHAnsi"/>
+                <w:sz w:val="17"/>
+                <w:szCs w:val="17"/>
+              </w:rPr>
+              <w:t>tbc</w:t>
             </w:r>
           </w:p>
         </w:tc>
@@ -2110,12 +2420,17 @@
           <w:p>
             <w:pPr>
               <w:spacing w:after="20"/>
-            </w:pPr>
-            <w:r>
-              <w:rPr>
-                <w:rFonts w:ascii="Calibri" w:eastAsia="Calibri" w:hAnsi="Calibri" w:cs="Calibri"/>
-                <w:sz w:val="18"/>
-                <w:szCs w:val="18"/>
+              <w:rPr>
+                <w:rFonts w:asciiTheme="minorHAnsi" w:hAnsiTheme="minorHAnsi" w:cstheme="minorHAnsi"/>
+                <w:sz w:val="17"/>
+                <w:szCs w:val="17"/>
+              </w:rPr>
+            </w:pPr>
+            <w:r>
+              <w:rPr>
+                <w:rFonts w:asciiTheme="minorHAnsi" w:eastAsia="Calibri" w:hAnsiTheme="minorHAnsi" w:cstheme="minorHAnsi"/>
+                <w:sz w:val="17"/>
+                <w:szCs w:val="17"/>
               </w:rPr>
               <w:t>Months 6–30</w:t>
             </w:r>
@@ -2143,10 +2458,17 @@
             <w:pPr>
               <w:spacing w:after="20"/>
               <w:jc w:val="center"/>
-            </w:pPr>
-            <w:r>
-              <w:rPr>
-                <w:rFonts w:ascii="Calibri" w:eastAsia="Calibri" w:hAnsi="Calibri" w:cs="Calibri"/>
+              <w:rPr>
+                <w:rFonts w:asciiTheme="minorHAnsi" w:hAnsiTheme="minorHAnsi" w:cstheme="minorHAnsi"/>
+                <w:sz w:val="17"/>
+                <w:szCs w:val="17"/>
+              </w:rPr>
+            </w:pPr>
+            <w:r>
+              <w:rPr>
+                <w:rFonts w:asciiTheme="minorHAnsi" w:eastAsia="Calibri" w:hAnsiTheme="minorHAnsi" w:cstheme="minorHAnsi"/>
+                <w:sz w:val="17"/>
+                <w:szCs w:val="17"/>
               </w:rPr>
               <w:t>●</w:t>
             </w:r>
@@ -2174,10 +2496,17 @@
             <w:pPr>
               <w:spacing w:after="20"/>
               <w:jc w:val="center"/>
-            </w:pPr>
-            <w:r>
-              <w:rPr>
-                <w:rFonts w:ascii="Calibri" w:eastAsia="Calibri" w:hAnsi="Calibri" w:cs="Calibri"/>
+              <w:rPr>
+                <w:rFonts w:asciiTheme="minorHAnsi" w:hAnsiTheme="minorHAnsi" w:cstheme="minorHAnsi"/>
+                <w:sz w:val="17"/>
+                <w:szCs w:val="17"/>
+              </w:rPr>
+            </w:pPr>
+            <w:r>
+              <w:rPr>
+                <w:rFonts w:asciiTheme="minorHAnsi" w:eastAsia="Calibri" w:hAnsiTheme="minorHAnsi" w:cstheme="minorHAnsi"/>
+                <w:sz w:val="17"/>
+                <w:szCs w:val="17"/>
               </w:rPr>
               <w:t>○</w:t>
             </w:r>
@@ -2204,6 +2533,11 @@
             <w:pPr>
               <w:spacing w:after="20"/>
               <w:jc w:val="center"/>
+              <w:rPr>
+                <w:rFonts w:asciiTheme="minorHAnsi" w:hAnsiTheme="minorHAnsi" w:cstheme="minorHAnsi"/>
+                <w:sz w:val="17"/>
+                <w:szCs w:val="17"/>
+              </w:rPr>
             </w:pPr>
           </w:p>
         </w:tc>
@@ -2228,6 +2562,11 @@
             <w:pPr>
               <w:spacing w:after="20"/>
               <w:jc w:val="center"/>
+              <w:rPr>
+                <w:rFonts w:asciiTheme="minorHAnsi" w:hAnsiTheme="minorHAnsi" w:cstheme="minorHAnsi"/>
+                <w:sz w:val="17"/>
+                <w:szCs w:val="17"/>
+              </w:rPr>
             </w:pPr>
           </w:p>
         </w:tc>
@@ -2256,14 +2595,19 @@
           <w:p>
             <w:pPr>
               <w:spacing w:after="20"/>
-            </w:pPr>
-            <w:r>
-              <w:rPr>
-                <w:rFonts w:ascii="Calibri" w:eastAsia="Calibri" w:hAnsi="Calibri" w:cs="Calibri"/>
+              <w:rPr>
+                <w:rFonts w:asciiTheme="minorHAnsi" w:hAnsiTheme="minorHAnsi" w:cstheme="minorHAnsi"/>
+                <w:sz w:val="17"/>
+                <w:szCs w:val="17"/>
+              </w:rPr>
+            </w:pPr>
+            <w:r>
+              <w:rPr>
+                <w:rFonts w:asciiTheme="minorHAnsi" w:eastAsia="Calibri" w:hAnsiTheme="minorHAnsi" w:cstheme="minorHAnsi"/>
                 <w:b/>
                 <w:bCs/>
-                <w:sz w:val="19"/>
-                <w:szCs w:val="19"/>
+                <w:sz w:val="17"/>
+                <w:szCs w:val="17"/>
               </w:rPr>
               <w:t>WP5: How citizens use AI: judgment, trust and distrust in democracy, political participation and social cohesion</w:t>
             </w:r>
@@ -2275,10 +2619,15 @@
                 <w:ilvl w:val="0"/>
                 <w:numId w:val="2"/>
               </w:numPr>
-            </w:pPr>
-            <w:r>
-              <w:rPr>
-                <w:rFonts w:ascii="Calibri" w:eastAsia="Calibri" w:hAnsi="Calibri" w:cs="Calibri"/>
+              <w:rPr>
+                <w:rFonts w:asciiTheme="minorHAnsi" w:hAnsiTheme="minorHAnsi" w:cstheme="minorHAnsi"/>
+                <w:sz w:val="17"/>
+                <w:szCs w:val="17"/>
+              </w:rPr>
+            </w:pPr>
+            <w:r>
+              <w:rPr>
+                <w:rFonts w:asciiTheme="minorHAnsi" w:eastAsia="Calibri" w:hAnsiTheme="minorHAnsi" w:cstheme="minorHAnsi"/>
                 <w:color w:val="444444"/>
                 <w:sz w:val="17"/>
                 <w:szCs w:val="17"/>
@@ -2287,7 +2636,7 @@
             </w:r>
             <w:r>
               <w:rPr>
-                <w:rFonts w:ascii="Calibri" w:eastAsia="Calibri" w:hAnsi="Calibri" w:cs="Calibri"/>
+                <w:rFonts w:asciiTheme="minorHAnsi" w:eastAsia="Calibri" w:hAnsiTheme="minorHAnsi" w:cstheme="minorHAnsi"/>
                 <w:color w:val="444444"/>
                 <w:sz w:val="17"/>
                 <w:szCs w:val="17"/>
@@ -2302,10 +2651,15 @@
                 <w:ilvl w:val="0"/>
                 <w:numId w:val="2"/>
               </w:numPr>
-            </w:pPr>
-            <w:r>
-              <w:rPr>
-                <w:rFonts w:ascii="Calibri" w:eastAsia="Calibri" w:hAnsi="Calibri" w:cs="Calibri"/>
+              <w:rPr>
+                <w:rFonts w:asciiTheme="minorHAnsi" w:hAnsiTheme="minorHAnsi" w:cstheme="minorHAnsi"/>
+                <w:sz w:val="17"/>
+                <w:szCs w:val="17"/>
+              </w:rPr>
+            </w:pPr>
+            <w:r>
+              <w:rPr>
+                <w:rFonts w:asciiTheme="minorHAnsi" w:eastAsia="Calibri" w:hAnsiTheme="minorHAnsi" w:cstheme="minorHAnsi"/>
                 <w:color w:val="444444"/>
                 <w:sz w:val="17"/>
                 <w:szCs w:val="17"/>
@@ -2314,7 +2668,7 @@
             </w:r>
             <w:r>
               <w:rPr>
-                <w:rFonts w:ascii="Calibri" w:eastAsia="Calibri" w:hAnsi="Calibri" w:cs="Calibri"/>
+                <w:rFonts w:asciiTheme="minorHAnsi" w:eastAsia="Calibri" w:hAnsiTheme="minorHAnsi" w:cstheme="minorHAnsi"/>
                 <w:color w:val="444444"/>
                 <w:sz w:val="17"/>
                 <w:szCs w:val="17"/>
@@ -2329,10 +2683,15 @@
                 <w:ilvl w:val="0"/>
                 <w:numId w:val="2"/>
               </w:numPr>
-            </w:pPr>
-            <w:r>
-              <w:rPr>
-                <w:rFonts w:ascii="Calibri" w:eastAsia="Calibri" w:hAnsi="Calibri" w:cs="Calibri"/>
+              <w:rPr>
+                <w:rFonts w:asciiTheme="minorHAnsi" w:hAnsiTheme="minorHAnsi" w:cstheme="minorHAnsi"/>
+                <w:sz w:val="17"/>
+                <w:szCs w:val="17"/>
+              </w:rPr>
+            </w:pPr>
+            <w:r>
+              <w:rPr>
+                <w:rFonts w:asciiTheme="minorHAnsi" w:eastAsia="Calibri" w:hAnsiTheme="minorHAnsi" w:cstheme="minorHAnsi"/>
                 <w:color w:val="444444"/>
                 <w:sz w:val="17"/>
                 <w:szCs w:val="17"/>
@@ -2361,12 +2720,17 @@
           <w:p>
             <w:pPr>
               <w:spacing w:after="20"/>
-            </w:pPr>
-            <w:r>
-              <w:rPr>
-                <w:rFonts w:ascii="Calibri" w:eastAsia="Calibri" w:hAnsi="Calibri" w:cs="Calibri"/>
-                <w:sz w:val="18"/>
-                <w:szCs w:val="18"/>
+              <w:rPr>
+                <w:rFonts w:asciiTheme="minorHAnsi" w:hAnsiTheme="minorHAnsi" w:cstheme="minorHAnsi"/>
+                <w:sz w:val="17"/>
+                <w:szCs w:val="17"/>
+              </w:rPr>
+            </w:pPr>
+            <w:r>
+              <w:rPr>
+                <w:rFonts w:asciiTheme="minorHAnsi" w:eastAsia="Calibri" w:hAnsiTheme="minorHAnsi" w:cstheme="minorHAnsi"/>
+                <w:sz w:val="17"/>
+                <w:szCs w:val="17"/>
               </w:rPr>
               <w:t>Autonomy (citizens)</w:t>
             </w:r>
@@ -2392,30 +2756,35 @@
           <w:p>
             <w:pPr>
               <w:spacing w:after="20"/>
-            </w:pPr>
-            <w:r>
-              <w:rPr>
-                <w:rFonts w:ascii="Calibri" w:eastAsia="Calibri" w:hAnsi="Calibri" w:cs="Calibri"/>
-                <w:sz w:val="18"/>
-                <w:szCs w:val="18"/>
+              <w:rPr>
+                <w:rFonts w:asciiTheme="minorHAnsi" w:hAnsiTheme="minorHAnsi" w:cstheme="minorHAnsi"/>
+                <w:sz w:val="17"/>
+                <w:szCs w:val="17"/>
+              </w:rPr>
+            </w:pPr>
+            <w:r>
+              <w:rPr>
+                <w:rFonts w:asciiTheme="minorHAnsi" w:eastAsia="Calibri" w:hAnsiTheme="minorHAnsi" w:cstheme="minorHAnsi"/>
+                <w:sz w:val="17"/>
+                <w:szCs w:val="17"/>
               </w:rPr>
               <w:t xml:space="preserve">Marta </w:t>
             </w:r>
             <w:proofErr w:type="spellStart"/>
             <w:r>
               <w:rPr>
-                <w:rFonts w:ascii="Calibri" w:eastAsia="Calibri" w:hAnsi="Calibri" w:cs="Calibri"/>
-                <w:sz w:val="18"/>
-                <w:szCs w:val="18"/>
+                <w:rFonts w:asciiTheme="minorHAnsi" w:eastAsia="Calibri" w:hAnsiTheme="minorHAnsi" w:cstheme="minorHAnsi"/>
+                <w:sz w:val="17"/>
+                <w:szCs w:val="17"/>
               </w:rPr>
               <w:t>Kolczynska</w:t>
             </w:r>
             <w:proofErr w:type="spellEnd"/>
             <w:r>
               <w:rPr>
-                <w:rFonts w:ascii="Calibri" w:eastAsia="Calibri" w:hAnsi="Calibri" w:cs="Calibri"/>
-                <w:sz w:val="18"/>
-                <w:szCs w:val="18"/>
+                <w:rFonts w:asciiTheme="minorHAnsi" w:eastAsia="Calibri" w:hAnsiTheme="minorHAnsi" w:cstheme="minorHAnsi"/>
+                <w:sz w:val="17"/>
+                <w:szCs w:val="17"/>
               </w:rPr>
               <w:t xml:space="preserve"> (Warsaw)</w:t>
             </w:r>
@@ -2441,12 +2810,17 @@
           <w:p>
             <w:pPr>
               <w:spacing w:after="20"/>
-            </w:pPr>
-            <w:r>
-              <w:rPr>
-                <w:rFonts w:ascii="Calibri" w:eastAsia="Calibri" w:hAnsi="Calibri" w:cs="Calibri"/>
-                <w:sz w:val="18"/>
-                <w:szCs w:val="18"/>
+              <w:rPr>
+                <w:rFonts w:asciiTheme="minorHAnsi" w:hAnsiTheme="minorHAnsi" w:cstheme="minorHAnsi"/>
+                <w:sz w:val="17"/>
+                <w:szCs w:val="17"/>
+              </w:rPr>
+            </w:pPr>
+            <w:r>
+              <w:rPr>
+                <w:rFonts w:asciiTheme="minorHAnsi" w:eastAsia="Calibri" w:hAnsiTheme="minorHAnsi" w:cstheme="minorHAnsi"/>
+                <w:sz w:val="17"/>
+                <w:szCs w:val="17"/>
               </w:rPr>
               <w:t>Poland</w:t>
             </w:r>
@@ -2473,17 +2847,17 @@
             <w:pPr>
               <w:spacing w:after="20"/>
               <w:rPr>
-                <w:rFonts w:ascii="Calibri" w:eastAsia="Calibri" w:hAnsi="Calibri" w:cs="Calibri"/>
-                <w:sz w:val="18"/>
-                <w:szCs w:val="18"/>
+                <w:rFonts w:asciiTheme="minorHAnsi" w:eastAsia="Calibri" w:hAnsiTheme="minorHAnsi" w:cstheme="minorHAnsi"/>
+                <w:sz w:val="17"/>
+                <w:szCs w:val="17"/>
                 <w:lang w:val="de-DE"/>
               </w:rPr>
             </w:pPr>
             <w:r>
               <w:rPr>
-                <w:rFonts w:ascii="Calibri" w:eastAsia="Calibri" w:hAnsi="Calibri" w:cs="Calibri"/>
-                <w:sz w:val="18"/>
-                <w:szCs w:val="18"/>
+                <w:rFonts w:asciiTheme="minorHAnsi" w:eastAsia="Calibri" w:hAnsiTheme="minorHAnsi" w:cstheme="minorHAnsi"/>
+                <w:sz w:val="17"/>
+                <w:szCs w:val="17"/>
                 <w:lang w:val="de-DE"/>
               </w:rPr>
               <w:t xml:space="preserve">V-Dem </w:t>
@@ -2491,9 +2865,9 @@
             <w:proofErr w:type="spellStart"/>
             <w:r>
               <w:rPr>
-                <w:rFonts w:ascii="Calibri" w:eastAsia="Calibri" w:hAnsi="Calibri" w:cs="Calibri"/>
-                <w:sz w:val="18"/>
-                <w:szCs w:val="18"/>
+                <w:rFonts w:asciiTheme="minorHAnsi" w:eastAsia="Calibri" w:hAnsiTheme="minorHAnsi" w:cstheme="minorHAnsi"/>
+                <w:sz w:val="17"/>
+                <w:szCs w:val="17"/>
                 <w:lang w:val="de-DE"/>
               </w:rPr>
               <w:t>centre</w:t>
@@ -2501,18 +2875,18 @@
             <w:proofErr w:type="spellEnd"/>
             <w:r>
               <w:rPr>
-                <w:rFonts w:ascii="Calibri" w:eastAsia="Calibri" w:hAnsi="Calibri" w:cs="Calibri"/>
-                <w:sz w:val="18"/>
-                <w:szCs w:val="18"/>
+                <w:rFonts w:asciiTheme="minorHAnsi" w:eastAsia="Calibri" w:hAnsiTheme="minorHAnsi" w:cstheme="minorHAnsi"/>
+                <w:sz w:val="17"/>
+                <w:szCs w:val="17"/>
                 <w:lang w:val="de-DE"/>
               </w:rPr>
               <w:t xml:space="preserve"> AUS/NZ (Sanhueza Petrarca)</w:t>
             </w:r>
             <w:r>
               <w:rPr>
-                <w:rFonts w:ascii="Calibri" w:eastAsia="Calibri" w:hAnsi="Calibri" w:cs="Calibri"/>
-                <w:sz w:val="18"/>
-                <w:szCs w:val="18"/>
+                <w:rFonts w:asciiTheme="minorHAnsi" w:eastAsia="Calibri" w:hAnsiTheme="minorHAnsi" w:cstheme="minorHAnsi"/>
+                <w:sz w:val="17"/>
+                <w:szCs w:val="17"/>
                 <w:lang w:val="de-DE"/>
               </w:rPr>
               <w:t>,</w:t>
@@ -2522,14 +2896,17 @@
             <w:pPr>
               <w:spacing w:after="20"/>
               <w:rPr>
+                <w:rFonts w:asciiTheme="minorHAnsi" w:hAnsiTheme="minorHAnsi" w:cstheme="minorHAnsi"/>
+                <w:sz w:val="17"/>
+                <w:szCs w:val="17"/>
                 <w:lang w:val="de-DE"/>
               </w:rPr>
             </w:pPr>
             <w:r>
               <w:rPr>
-                <w:rFonts w:ascii="Calibri" w:eastAsia="Calibri" w:hAnsi="Calibri" w:cs="Calibri"/>
-                <w:sz w:val="18"/>
-                <w:szCs w:val="18"/>
+                <w:rFonts w:asciiTheme="minorHAnsi" w:eastAsia="Calibri" w:hAnsiTheme="minorHAnsi" w:cstheme="minorHAnsi"/>
+                <w:sz w:val="17"/>
+                <w:szCs w:val="17"/>
               </w:rPr>
               <w:t>IDEA (Cecilia Hammar</w:t>
             </w:r>
@@ -2555,14 +2932,19 @@
           <w:p>
             <w:pPr>
               <w:spacing w:after="20"/>
-            </w:pPr>
-            <w:r>
-              <w:rPr>
-                <w:rFonts w:ascii="Calibri" w:eastAsia="Calibri" w:hAnsi="Calibri" w:cs="Calibri"/>
-                <w:sz w:val="18"/>
-                <w:szCs w:val="18"/>
-              </w:rPr>
-              <w:t>Australia</w:t>
+              <w:rPr>
+                <w:rFonts w:asciiTheme="minorHAnsi" w:hAnsiTheme="minorHAnsi" w:cstheme="minorHAnsi"/>
+                <w:sz w:val="17"/>
+                <w:szCs w:val="17"/>
+              </w:rPr>
+            </w:pPr>
+            <w:r>
+              <w:rPr>
+                <w:rFonts w:asciiTheme="minorHAnsi" w:eastAsia="Calibri" w:hAnsiTheme="minorHAnsi" w:cstheme="minorHAnsi"/>
+                <w:sz w:val="17"/>
+                <w:szCs w:val="17"/>
+              </w:rPr>
+              <w:t>Australia, Sweden</w:t>
             </w:r>
           </w:p>
         </w:tc>
@@ -2586,12 +2968,17 @@
           <w:p>
             <w:pPr>
               <w:spacing w:after="20"/>
-            </w:pPr>
-            <w:r>
-              <w:rPr>
-                <w:rFonts w:ascii="Calibri" w:eastAsia="Calibri" w:hAnsi="Calibri" w:cs="Calibri"/>
-                <w:sz w:val="18"/>
-                <w:szCs w:val="18"/>
+              <w:rPr>
+                <w:rFonts w:asciiTheme="minorHAnsi" w:hAnsiTheme="minorHAnsi" w:cstheme="minorHAnsi"/>
+                <w:sz w:val="17"/>
+                <w:szCs w:val="17"/>
+              </w:rPr>
+            </w:pPr>
+            <w:r>
+              <w:rPr>
+                <w:rFonts w:asciiTheme="minorHAnsi" w:eastAsia="Calibri" w:hAnsiTheme="minorHAnsi" w:cstheme="minorHAnsi"/>
+                <w:sz w:val="17"/>
+                <w:szCs w:val="17"/>
               </w:rPr>
               <w:t>Months 6–30</w:t>
             </w:r>
@@ -2619,10 +3006,17 @@
             <w:pPr>
               <w:spacing w:after="20"/>
               <w:jc w:val="center"/>
-            </w:pPr>
-            <w:r>
-              <w:rPr>
-                <w:rFonts w:ascii="Calibri" w:eastAsia="Calibri" w:hAnsi="Calibri" w:cs="Calibri"/>
+              <w:rPr>
+                <w:rFonts w:asciiTheme="minorHAnsi" w:hAnsiTheme="minorHAnsi" w:cstheme="minorHAnsi"/>
+                <w:sz w:val="17"/>
+                <w:szCs w:val="17"/>
+              </w:rPr>
+            </w:pPr>
+            <w:r>
+              <w:rPr>
+                <w:rFonts w:asciiTheme="minorHAnsi" w:eastAsia="Calibri" w:hAnsiTheme="minorHAnsi" w:cstheme="minorHAnsi"/>
+                <w:sz w:val="17"/>
+                <w:szCs w:val="17"/>
               </w:rPr>
               <w:t>●</w:t>
             </w:r>
@@ -2649,6 +3043,11 @@
             <w:pPr>
               <w:spacing w:after="20"/>
               <w:jc w:val="center"/>
+              <w:rPr>
+                <w:rFonts w:asciiTheme="minorHAnsi" w:hAnsiTheme="minorHAnsi" w:cstheme="minorHAnsi"/>
+                <w:sz w:val="17"/>
+                <w:szCs w:val="17"/>
+              </w:rPr>
             </w:pPr>
           </w:p>
         </w:tc>
@@ -2673,6 +3072,11 @@
             <w:pPr>
               <w:spacing w:after="20"/>
               <w:jc w:val="center"/>
+              <w:rPr>
+                <w:rFonts w:asciiTheme="minorHAnsi" w:hAnsiTheme="minorHAnsi" w:cstheme="minorHAnsi"/>
+                <w:sz w:val="17"/>
+                <w:szCs w:val="17"/>
+              </w:rPr>
             </w:pPr>
           </w:p>
         </w:tc>
@@ -2697,6 +3101,11 @@
             <w:pPr>
               <w:spacing w:after="20"/>
               <w:jc w:val="center"/>
+              <w:rPr>
+                <w:rFonts w:asciiTheme="minorHAnsi" w:hAnsiTheme="minorHAnsi" w:cstheme="minorHAnsi"/>
+                <w:sz w:val="17"/>
+                <w:szCs w:val="17"/>
+              </w:rPr>
             </w:pPr>
           </w:p>
         </w:tc>
@@ -2725,16 +3134,20 @@
           <w:p>
             <w:pPr>
               <w:spacing w:after="20"/>
-            </w:pPr>
-            <w:r>
-              <w:rPr>
-                <w:rFonts w:ascii="Calibri" w:eastAsia="Calibri" w:hAnsi="Calibri" w:cs="Calibri"/>
+              <w:rPr>
+                <w:rFonts w:asciiTheme="minorHAnsi" w:hAnsiTheme="minorHAnsi" w:cstheme="minorHAnsi"/>
+                <w:sz w:val="17"/>
+                <w:szCs w:val="17"/>
+              </w:rPr>
+            </w:pPr>
+            <w:r>
+              <w:rPr>
+                <w:rFonts w:asciiTheme="minorHAnsi" w:eastAsia="Calibri" w:hAnsiTheme="minorHAnsi" w:cstheme="minorHAnsi"/>
                 <w:b/>
                 <w:bCs/>
-                <w:sz w:val="19"/>
-                <w:szCs w:val="19"/>
-              </w:rPr>
-              <w:lastRenderedPageBreak/>
+                <w:sz w:val="17"/>
+                <w:szCs w:val="17"/>
+              </w:rPr>
               <w:t>WP6: Public awareness and media literacy</w:t>
             </w:r>
           </w:p>
@@ -2745,10 +3158,15 @@
                 <w:ilvl w:val="0"/>
                 <w:numId w:val="2"/>
               </w:numPr>
-            </w:pPr>
-            <w:r>
-              <w:rPr>
-                <w:rFonts w:ascii="Calibri" w:eastAsia="Calibri" w:hAnsi="Calibri" w:cs="Calibri"/>
+              <w:rPr>
+                <w:rFonts w:asciiTheme="minorHAnsi" w:hAnsiTheme="minorHAnsi" w:cstheme="minorHAnsi"/>
+                <w:sz w:val="17"/>
+                <w:szCs w:val="17"/>
+              </w:rPr>
+            </w:pPr>
+            <w:r>
+              <w:rPr>
+                <w:rFonts w:asciiTheme="minorHAnsi" w:eastAsia="Calibri" w:hAnsiTheme="minorHAnsi" w:cstheme="minorHAnsi"/>
                 <w:color w:val="444444"/>
                 <w:sz w:val="17"/>
                 <w:szCs w:val="17"/>
@@ -2763,10 +3181,15 @@
                 <w:ilvl w:val="0"/>
                 <w:numId w:val="2"/>
               </w:numPr>
-            </w:pPr>
-            <w:r>
-              <w:rPr>
-                <w:rFonts w:ascii="Calibri" w:eastAsia="Calibri" w:hAnsi="Calibri" w:cs="Calibri"/>
+              <w:rPr>
+                <w:rFonts w:asciiTheme="minorHAnsi" w:hAnsiTheme="minorHAnsi" w:cstheme="minorHAnsi"/>
+                <w:sz w:val="17"/>
+                <w:szCs w:val="17"/>
+              </w:rPr>
+            </w:pPr>
+            <w:r>
+              <w:rPr>
+                <w:rFonts w:asciiTheme="minorHAnsi" w:eastAsia="Calibri" w:hAnsiTheme="minorHAnsi" w:cstheme="minorHAnsi"/>
                 <w:color w:val="444444"/>
                 <w:sz w:val="17"/>
                 <w:szCs w:val="17"/>
@@ -2781,10 +3204,15 @@
                 <w:ilvl w:val="0"/>
                 <w:numId w:val="2"/>
               </w:numPr>
-            </w:pPr>
-            <w:r>
-              <w:rPr>
-                <w:rFonts w:ascii="Calibri" w:eastAsia="Calibri" w:hAnsi="Calibri" w:cs="Calibri"/>
+              <w:rPr>
+                <w:rFonts w:asciiTheme="minorHAnsi" w:hAnsiTheme="minorHAnsi" w:cstheme="minorHAnsi"/>
+                <w:sz w:val="17"/>
+                <w:szCs w:val="17"/>
+              </w:rPr>
+            </w:pPr>
+            <w:r>
+              <w:rPr>
+                <w:rFonts w:asciiTheme="minorHAnsi" w:eastAsia="Calibri" w:hAnsiTheme="minorHAnsi" w:cstheme="minorHAnsi"/>
                 <w:color w:val="444444"/>
                 <w:sz w:val="17"/>
                 <w:szCs w:val="17"/>
@@ -2813,12 +3241,17 @@
           <w:p>
             <w:pPr>
               <w:spacing w:after="20"/>
-            </w:pPr>
-            <w:r>
-              <w:rPr>
-                <w:rFonts w:ascii="Calibri" w:eastAsia="Calibri" w:hAnsi="Calibri" w:cs="Calibri"/>
-                <w:sz w:val="18"/>
-                <w:szCs w:val="18"/>
+              <w:rPr>
+                <w:rFonts w:asciiTheme="minorHAnsi" w:hAnsiTheme="minorHAnsi" w:cstheme="minorHAnsi"/>
+                <w:sz w:val="17"/>
+                <w:szCs w:val="17"/>
+              </w:rPr>
+            </w:pPr>
+            <w:r>
+              <w:rPr>
+                <w:rFonts w:asciiTheme="minorHAnsi" w:eastAsia="Calibri" w:hAnsiTheme="minorHAnsi" w:cstheme="minorHAnsi"/>
+                <w:sz w:val="17"/>
+                <w:szCs w:val="17"/>
               </w:rPr>
               <w:t>Autonomy (citizens)</w:t>
             </w:r>
@@ -2844,21 +3277,26 @@
           <w:p>
             <w:pPr>
               <w:spacing w:after="20"/>
-            </w:pPr>
-            <w:r>
-              <w:rPr>
-                <w:rFonts w:ascii="Calibri" w:eastAsia="Calibri" w:hAnsi="Calibri" w:cs="Calibri"/>
-                <w:sz w:val="18"/>
-                <w:szCs w:val="18"/>
+              <w:rPr>
+                <w:rFonts w:asciiTheme="minorHAnsi" w:hAnsiTheme="minorHAnsi" w:cstheme="minorHAnsi"/>
+                <w:sz w:val="17"/>
+                <w:szCs w:val="17"/>
+              </w:rPr>
+            </w:pPr>
+            <w:r>
+              <w:rPr>
+                <w:rFonts w:asciiTheme="minorHAnsi" w:eastAsia="Calibri" w:hAnsiTheme="minorHAnsi" w:cstheme="minorHAnsi"/>
+                <w:sz w:val="17"/>
+                <w:szCs w:val="17"/>
                 <w:highlight w:val="yellow"/>
               </w:rPr>
               <w:t>European AI-literacy CSO</w:t>
             </w:r>
             <w:r>
               <w:rPr>
-                <w:rFonts w:ascii="Calibri" w:eastAsia="Calibri" w:hAnsi="Calibri" w:cs="Calibri"/>
-                <w:sz w:val="18"/>
-                <w:szCs w:val="18"/>
+                <w:rFonts w:asciiTheme="minorHAnsi" w:eastAsia="Calibri" w:hAnsiTheme="minorHAnsi" w:cstheme="minorHAnsi"/>
+                <w:sz w:val="17"/>
+                <w:szCs w:val="17"/>
                 <w:highlight w:val="yellow"/>
               </w:rPr>
               <w:t xml:space="preserve"> (tbc)</w:t>
@@ -2885,12 +3323,17 @@
           <w:p>
             <w:pPr>
               <w:spacing w:after="20"/>
-            </w:pPr>
-            <w:r>
-              <w:rPr>
-                <w:rFonts w:ascii="Calibri" w:eastAsia="Calibri" w:hAnsi="Calibri" w:cs="Calibri"/>
-                <w:sz w:val="18"/>
-                <w:szCs w:val="18"/>
+              <w:rPr>
+                <w:rFonts w:asciiTheme="minorHAnsi" w:hAnsiTheme="minorHAnsi" w:cstheme="minorHAnsi"/>
+                <w:sz w:val="17"/>
+                <w:szCs w:val="17"/>
+              </w:rPr>
+            </w:pPr>
+            <w:r>
+              <w:rPr>
+                <w:rFonts w:asciiTheme="minorHAnsi" w:eastAsia="Calibri" w:hAnsiTheme="minorHAnsi" w:cstheme="minorHAnsi"/>
+                <w:sz w:val="17"/>
+                <w:szCs w:val="17"/>
               </w:rPr>
               <w:t>Europe</w:t>
             </w:r>
@@ -2916,48 +3359,44 @@
           <w:p>
             <w:pPr>
               <w:spacing w:after="20"/>
-            </w:pPr>
-            <w:r>
-              <w:rPr>
-                <w:rFonts w:ascii="Calibri" w:eastAsia="Calibri" w:hAnsi="Calibri" w:cs="Calibri"/>
-                <w:sz w:val="18"/>
-                <w:szCs w:val="18"/>
+              <w:rPr>
+                <w:rFonts w:asciiTheme="minorHAnsi" w:hAnsiTheme="minorHAnsi" w:cstheme="minorHAnsi"/>
+                <w:sz w:val="17"/>
+                <w:szCs w:val="17"/>
+              </w:rPr>
+            </w:pPr>
+            <w:r>
+              <w:rPr>
+                <w:rFonts w:asciiTheme="minorHAnsi" w:eastAsia="Calibri" w:hAnsiTheme="minorHAnsi" w:cstheme="minorHAnsi"/>
+                <w:sz w:val="17"/>
+                <w:szCs w:val="17"/>
               </w:rPr>
               <w:t>Brendan Churchill (UoM, Sociology)</w:t>
             </w:r>
             <w:r>
               <w:rPr>
-                <w:rFonts w:ascii="Calibri" w:eastAsia="Calibri" w:hAnsi="Calibri" w:cs="Calibri"/>
-                <w:sz w:val="18"/>
-                <w:szCs w:val="18"/>
+                <w:rFonts w:asciiTheme="minorHAnsi" w:eastAsia="Calibri" w:hAnsiTheme="minorHAnsi" w:cstheme="minorHAnsi"/>
+                <w:sz w:val="17"/>
+                <w:szCs w:val="17"/>
               </w:rPr>
               <w:t xml:space="preserve"> </w:t>
             </w:r>
             <w:r>
               <w:rPr>
-                <w:rFonts w:ascii="Calibri" w:eastAsia="Calibri" w:hAnsi="Calibri" w:cs="Calibri"/>
-                <w:sz w:val="18"/>
-                <w:szCs w:val="18"/>
+                <w:rFonts w:asciiTheme="minorHAnsi" w:eastAsia="Calibri" w:hAnsiTheme="minorHAnsi" w:cstheme="minorHAnsi"/>
+                <w:sz w:val="17"/>
+                <w:szCs w:val="17"/>
+              </w:rPr>
+              <w:t>(</w:t>
+            </w:r>
+            <w:r>
+              <w:rPr>
+                <w:rFonts w:asciiTheme="minorHAnsi" w:eastAsia="Calibri" w:hAnsiTheme="minorHAnsi" w:cstheme="minorHAnsi"/>
+                <w:sz w:val="17"/>
+                <w:szCs w:val="17"/>
                 <w:highlight w:val="yellow"/>
               </w:rPr>
-              <w:t>(tbc)</w:t>
-            </w:r>
-            <w:r>
-              <w:rPr>
-                <w:rFonts w:ascii="Calibri" w:eastAsia="Calibri" w:hAnsi="Calibri" w:cs="Calibri"/>
-                <w:sz w:val="18"/>
-                <w:szCs w:val="18"/>
-                <w:highlight w:val="yellow"/>
-              </w:rPr>
-              <w:t>,</w:t>
-            </w:r>
-            <w:r>
-              <w:rPr>
-                <w:rFonts w:ascii="Calibri" w:eastAsia="Calibri" w:hAnsi="Calibri" w:cs="Calibri"/>
-                <w:sz w:val="18"/>
-                <w:szCs w:val="18"/>
-              </w:rPr>
-              <w:t xml:space="preserve"> Eric Fu (UoM, Education)</w:t>
+              <w:t>tbc)</w:t>
             </w:r>
           </w:p>
         </w:tc>
@@ -2981,12 +3420,17 @@
           <w:p>
             <w:pPr>
               <w:spacing w:after="20"/>
-            </w:pPr>
-            <w:r>
-              <w:rPr>
-                <w:rFonts w:ascii="Calibri" w:eastAsia="Calibri" w:hAnsi="Calibri" w:cs="Calibri"/>
-                <w:sz w:val="18"/>
-                <w:szCs w:val="18"/>
+              <w:rPr>
+                <w:rFonts w:asciiTheme="minorHAnsi" w:hAnsiTheme="minorHAnsi" w:cstheme="minorHAnsi"/>
+                <w:sz w:val="17"/>
+                <w:szCs w:val="17"/>
+              </w:rPr>
+            </w:pPr>
+            <w:r>
+              <w:rPr>
+                <w:rFonts w:asciiTheme="minorHAnsi" w:eastAsia="Calibri" w:hAnsiTheme="minorHAnsi" w:cstheme="minorHAnsi"/>
+                <w:sz w:val="17"/>
+                <w:szCs w:val="17"/>
               </w:rPr>
               <w:t>Australia</w:t>
             </w:r>
@@ -3012,12 +3456,17 @@
           <w:p>
             <w:pPr>
               <w:spacing w:after="20"/>
-            </w:pPr>
-            <w:r>
-              <w:rPr>
-                <w:rFonts w:ascii="Calibri" w:eastAsia="Calibri" w:hAnsi="Calibri" w:cs="Calibri"/>
-                <w:sz w:val="18"/>
-                <w:szCs w:val="18"/>
+              <w:rPr>
+                <w:rFonts w:asciiTheme="minorHAnsi" w:hAnsiTheme="minorHAnsi" w:cstheme="minorHAnsi"/>
+                <w:sz w:val="17"/>
+                <w:szCs w:val="17"/>
+              </w:rPr>
+            </w:pPr>
+            <w:r>
+              <w:rPr>
+                <w:rFonts w:asciiTheme="minorHAnsi" w:eastAsia="Calibri" w:hAnsiTheme="minorHAnsi" w:cstheme="minorHAnsi"/>
+                <w:sz w:val="17"/>
+                <w:szCs w:val="17"/>
               </w:rPr>
               <w:t>Months 6–30</w:t>
             </w:r>
@@ -3044,6 +3493,11 @@
             <w:pPr>
               <w:spacing w:after="20"/>
               <w:jc w:val="center"/>
+              <w:rPr>
+                <w:rFonts w:asciiTheme="minorHAnsi" w:hAnsiTheme="minorHAnsi" w:cstheme="minorHAnsi"/>
+                <w:sz w:val="17"/>
+                <w:szCs w:val="17"/>
+              </w:rPr>
             </w:pPr>
           </w:p>
         </w:tc>
@@ -3068,6 +3522,11 @@
             <w:pPr>
               <w:spacing w:after="20"/>
               <w:jc w:val="center"/>
+              <w:rPr>
+                <w:rFonts w:asciiTheme="minorHAnsi" w:hAnsiTheme="minorHAnsi" w:cstheme="minorHAnsi"/>
+                <w:sz w:val="17"/>
+                <w:szCs w:val="17"/>
+              </w:rPr>
             </w:pPr>
           </w:p>
         </w:tc>
@@ -3093,10 +3552,17 @@
             <w:pPr>
               <w:spacing w:after="20"/>
               <w:jc w:val="center"/>
-            </w:pPr>
-            <w:r>
-              <w:rPr>
-                <w:rFonts w:ascii="Calibri" w:eastAsia="Calibri" w:hAnsi="Calibri" w:cs="Calibri"/>
+              <w:rPr>
+                <w:rFonts w:asciiTheme="minorHAnsi" w:hAnsiTheme="minorHAnsi" w:cstheme="minorHAnsi"/>
+                <w:sz w:val="17"/>
+                <w:szCs w:val="17"/>
+              </w:rPr>
+            </w:pPr>
+            <w:r>
+              <w:rPr>
+                <w:rFonts w:asciiTheme="minorHAnsi" w:eastAsia="Calibri" w:hAnsiTheme="minorHAnsi" w:cstheme="minorHAnsi"/>
+                <w:sz w:val="17"/>
+                <w:szCs w:val="17"/>
               </w:rPr>
               <w:t>●</w:t>
             </w:r>
@@ -3123,6 +3589,11 @@
             <w:pPr>
               <w:spacing w:after="20"/>
               <w:jc w:val="center"/>
+              <w:rPr>
+                <w:rFonts w:asciiTheme="minorHAnsi" w:hAnsiTheme="minorHAnsi" w:cstheme="minorHAnsi"/>
+                <w:sz w:val="17"/>
+                <w:szCs w:val="17"/>
+              </w:rPr>
             </w:pPr>
           </w:p>
         </w:tc>
@@ -3151,25 +3622,31 @@
           <w:p>
             <w:pPr>
               <w:spacing w:after="20"/>
-            </w:pPr>
-            <w:r>
-              <w:rPr>
-                <w:rFonts w:ascii="Calibri" w:eastAsia="Calibri" w:hAnsi="Calibri" w:cs="Calibri"/>
+              <w:rPr>
+                <w:rFonts w:asciiTheme="minorHAnsi" w:hAnsiTheme="minorHAnsi" w:cstheme="minorHAnsi"/>
+                <w:sz w:val="17"/>
+                <w:szCs w:val="17"/>
+              </w:rPr>
+            </w:pPr>
+            <w:r>
+              <w:rPr>
+                <w:rFonts w:asciiTheme="minorHAnsi" w:eastAsia="Calibri" w:hAnsiTheme="minorHAnsi" w:cstheme="minorHAnsi"/>
                 <w:b/>
                 <w:bCs/>
-                <w:sz w:val="19"/>
-                <w:szCs w:val="19"/>
-              </w:rPr>
+                <w:sz w:val="17"/>
+                <w:szCs w:val="17"/>
+              </w:rPr>
+              <w:lastRenderedPageBreak/>
               <w:t xml:space="preserve">WP7: AI-supported deliberation pilots for evidence-based </w:t>
             </w:r>
             <w:proofErr w:type="gramStart"/>
             <w:r>
               <w:rPr>
-                <w:rFonts w:ascii="Calibri" w:eastAsia="Calibri" w:hAnsi="Calibri" w:cs="Calibri"/>
+                <w:rFonts w:asciiTheme="minorHAnsi" w:eastAsia="Calibri" w:hAnsiTheme="minorHAnsi" w:cstheme="minorHAnsi"/>
                 <w:b/>
                 <w:bCs/>
-                <w:sz w:val="19"/>
-                <w:szCs w:val="19"/>
+                <w:sz w:val="17"/>
+                <w:szCs w:val="17"/>
               </w:rPr>
               <w:t>policy-making</w:t>
             </w:r>
@@ -3182,10 +3659,15 @@
                 <w:ilvl w:val="0"/>
                 <w:numId w:val="2"/>
               </w:numPr>
-            </w:pPr>
-            <w:r>
-              <w:rPr>
-                <w:rFonts w:ascii="Calibri" w:eastAsia="Calibri" w:hAnsi="Calibri" w:cs="Calibri"/>
+              <w:rPr>
+                <w:rFonts w:asciiTheme="minorHAnsi" w:hAnsiTheme="minorHAnsi" w:cstheme="minorHAnsi"/>
+                <w:sz w:val="17"/>
+                <w:szCs w:val="17"/>
+              </w:rPr>
+            </w:pPr>
+            <w:r>
+              <w:rPr>
+                <w:rFonts w:asciiTheme="minorHAnsi" w:eastAsia="Calibri" w:hAnsiTheme="minorHAnsi" w:cstheme="minorHAnsi"/>
                 <w:color w:val="444444"/>
                 <w:sz w:val="17"/>
                 <w:szCs w:val="17"/>
@@ -3200,10 +3682,15 @@
                 <w:ilvl w:val="0"/>
                 <w:numId w:val="2"/>
               </w:numPr>
-            </w:pPr>
-            <w:r>
-              <w:rPr>
-                <w:rFonts w:ascii="Calibri" w:eastAsia="Calibri" w:hAnsi="Calibri" w:cs="Calibri"/>
+              <w:rPr>
+                <w:rFonts w:asciiTheme="minorHAnsi" w:hAnsiTheme="minorHAnsi" w:cstheme="minorHAnsi"/>
+                <w:sz w:val="17"/>
+                <w:szCs w:val="17"/>
+              </w:rPr>
+            </w:pPr>
+            <w:r>
+              <w:rPr>
+                <w:rFonts w:asciiTheme="minorHAnsi" w:eastAsia="Calibri" w:hAnsiTheme="minorHAnsi" w:cstheme="minorHAnsi"/>
                 <w:color w:val="444444"/>
                 <w:sz w:val="17"/>
                 <w:szCs w:val="17"/>
@@ -3218,10 +3705,15 @@
                 <w:ilvl w:val="0"/>
                 <w:numId w:val="2"/>
               </w:numPr>
-            </w:pPr>
-            <w:r>
-              <w:rPr>
-                <w:rFonts w:ascii="Calibri" w:eastAsia="Calibri" w:hAnsi="Calibri" w:cs="Calibri"/>
+              <w:rPr>
+                <w:rFonts w:asciiTheme="minorHAnsi" w:hAnsiTheme="minorHAnsi" w:cstheme="minorHAnsi"/>
+                <w:sz w:val="17"/>
+                <w:szCs w:val="17"/>
+              </w:rPr>
+            </w:pPr>
+            <w:r>
+              <w:rPr>
+                <w:rFonts w:asciiTheme="minorHAnsi" w:eastAsia="Calibri" w:hAnsiTheme="minorHAnsi" w:cstheme="minorHAnsi"/>
                 <w:color w:val="444444"/>
                 <w:sz w:val="17"/>
                 <w:szCs w:val="17"/>
@@ -3236,10 +3728,15 @@
                 <w:ilvl w:val="0"/>
                 <w:numId w:val="2"/>
               </w:numPr>
-            </w:pPr>
-            <w:r>
-              <w:rPr>
-                <w:rFonts w:ascii="Calibri" w:eastAsia="Calibri" w:hAnsi="Calibri" w:cs="Calibri"/>
+              <w:rPr>
+                <w:rFonts w:asciiTheme="minorHAnsi" w:hAnsiTheme="minorHAnsi" w:cstheme="minorHAnsi"/>
+                <w:sz w:val="17"/>
+                <w:szCs w:val="17"/>
+              </w:rPr>
+            </w:pPr>
+            <w:r>
+              <w:rPr>
+                <w:rFonts w:asciiTheme="minorHAnsi" w:eastAsia="Calibri" w:hAnsiTheme="minorHAnsi" w:cstheme="minorHAnsi"/>
                 <w:color w:val="444444"/>
                 <w:sz w:val="17"/>
                 <w:szCs w:val="17"/>
@@ -3268,12 +3765,17 @@
           <w:p>
             <w:pPr>
               <w:spacing w:after="20"/>
-            </w:pPr>
-            <w:r>
-              <w:rPr>
-                <w:rFonts w:ascii="Calibri" w:eastAsia="Calibri" w:hAnsi="Calibri" w:cs="Calibri"/>
-                <w:sz w:val="18"/>
-                <w:szCs w:val="18"/>
+              <w:rPr>
+                <w:rFonts w:asciiTheme="minorHAnsi" w:hAnsiTheme="minorHAnsi" w:cstheme="minorHAnsi"/>
+                <w:sz w:val="17"/>
+                <w:szCs w:val="17"/>
+              </w:rPr>
+            </w:pPr>
+            <w:r>
+              <w:rPr>
+                <w:rFonts w:asciiTheme="minorHAnsi" w:eastAsia="Calibri" w:hAnsiTheme="minorHAnsi" w:cstheme="minorHAnsi"/>
+                <w:sz w:val="17"/>
+                <w:szCs w:val="17"/>
               </w:rPr>
               <w:t>Accountability (institutions)</w:t>
             </w:r>
@@ -3299,38 +3801,43 @@
           <w:p>
             <w:pPr>
               <w:spacing w:after="20"/>
-            </w:pPr>
-            <w:r>
-              <w:rPr>
-                <w:rFonts w:ascii="Calibri" w:eastAsia="Calibri" w:hAnsi="Calibri" w:cs="Calibri"/>
-                <w:sz w:val="18"/>
-                <w:szCs w:val="18"/>
+              <w:rPr>
+                <w:rFonts w:asciiTheme="minorHAnsi" w:hAnsiTheme="minorHAnsi" w:cstheme="minorHAnsi"/>
+                <w:sz w:val="17"/>
+                <w:szCs w:val="17"/>
+              </w:rPr>
+            </w:pPr>
+            <w:r>
+              <w:rPr>
+                <w:rFonts w:asciiTheme="minorHAnsi" w:eastAsia="Calibri" w:hAnsiTheme="minorHAnsi" w:cstheme="minorHAnsi"/>
+                <w:sz w:val="17"/>
+                <w:szCs w:val="17"/>
               </w:rPr>
               <w:t>Nicole Curato (</w:t>
             </w:r>
             <w:proofErr w:type="spellStart"/>
             <w:r>
               <w:rPr>
-                <w:rFonts w:ascii="Calibri" w:eastAsia="Calibri" w:hAnsi="Calibri" w:cs="Calibri"/>
-                <w:sz w:val="18"/>
-                <w:szCs w:val="18"/>
+                <w:rFonts w:asciiTheme="minorHAnsi" w:eastAsia="Calibri" w:hAnsiTheme="minorHAnsi" w:cstheme="minorHAnsi"/>
+                <w:sz w:val="17"/>
+                <w:szCs w:val="17"/>
               </w:rPr>
               <w:t>UoB</w:t>
             </w:r>
             <w:proofErr w:type="spellEnd"/>
             <w:r>
               <w:rPr>
-                <w:rFonts w:ascii="Calibri" w:eastAsia="Calibri" w:hAnsi="Calibri" w:cs="Calibri"/>
-                <w:sz w:val="18"/>
-                <w:szCs w:val="18"/>
+                <w:rFonts w:asciiTheme="minorHAnsi" w:eastAsia="Calibri" w:hAnsiTheme="minorHAnsi" w:cstheme="minorHAnsi"/>
+                <w:sz w:val="17"/>
+                <w:szCs w:val="17"/>
               </w:rPr>
               <w:t>, Sociology</w:t>
             </w:r>
             <w:r>
               <w:rPr>
-                <w:rFonts w:ascii="Calibri" w:eastAsia="Calibri" w:hAnsi="Calibri" w:cs="Calibri"/>
-                <w:sz w:val="18"/>
-                <w:szCs w:val="18"/>
+                <w:rFonts w:asciiTheme="minorHAnsi" w:eastAsia="Calibri" w:hAnsiTheme="minorHAnsi" w:cstheme="minorHAnsi"/>
+                <w:sz w:val="17"/>
+                <w:szCs w:val="17"/>
               </w:rPr>
               <w:t>)</w:t>
             </w:r>
@@ -3356,12 +3863,17 @@
           <w:p>
             <w:pPr>
               <w:spacing w:after="20"/>
-            </w:pPr>
-            <w:r>
-              <w:rPr>
-                <w:rFonts w:ascii="Calibri" w:eastAsia="Calibri" w:hAnsi="Calibri" w:cs="Calibri"/>
-                <w:sz w:val="18"/>
-                <w:szCs w:val="18"/>
+              <w:rPr>
+                <w:rFonts w:asciiTheme="minorHAnsi" w:hAnsiTheme="minorHAnsi" w:cstheme="minorHAnsi"/>
+                <w:sz w:val="17"/>
+                <w:szCs w:val="17"/>
+              </w:rPr>
+            </w:pPr>
+            <w:r>
+              <w:rPr>
+                <w:rFonts w:asciiTheme="minorHAnsi" w:eastAsia="Calibri" w:hAnsiTheme="minorHAnsi" w:cstheme="minorHAnsi"/>
+                <w:sz w:val="17"/>
+                <w:szCs w:val="17"/>
               </w:rPr>
               <w:t>UK</w:t>
             </w:r>
@@ -3387,15 +3899,37 @@
           <w:p>
             <w:pPr>
               <w:spacing w:after="20"/>
-            </w:pPr>
-            <w:r>
-              <w:rPr>
-                <w:rFonts w:ascii="Calibri" w:eastAsia="Calibri" w:hAnsi="Calibri" w:cs="Calibri"/>
-                <w:sz w:val="18"/>
-                <w:szCs w:val="18"/>
-                <w:highlight w:val="yellow"/>
-              </w:rPr>
-              <w:t>tbc</w:t>
+              <w:rPr>
+                <w:rFonts w:asciiTheme="minorHAnsi" w:hAnsiTheme="minorHAnsi" w:cstheme="minorHAnsi"/>
+                <w:sz w:val="17"/>
+                <w:szCs w:val="17"/>
+              </w:rPr>
+            </w:pPr>
+            <w:r>
+              <w:rPr>
+                <w:rFonts w:asciiTheme="minorHAnsi" w:hAnsiTheme="minorHAnsi" w:cstheme="minorHAnsi"/>
+                <w:sz w:val="17"/>
+                <w:szCs w:val="17"/>
+              </w:rPr>
+              <w:t>Ting Luo (</w:t>
+            </w:r>
+            <w:proofErr w:type="spellStart"/>
+            <w:r>
+              <w:rPr>
+                <w:rFonts w:asciiTheme="minorHAnsi" w:hAnsiTheme="minorHAnsi" w:cstheme="minorHAnsi"/>
+                <w:sz w:val="17"/>
+                <w:szCs w:val="17"/>
+              </w:rPr>
+              <w:t>UoB</w:t>
+            </w:r>
+            <w:proofErr w:type="spellEnd"/>
+            <w:r>
+              <w:rPr>
+                <w:rFonts w:asciiTheme="minorHAnsi" w:hAnsiTheme="minorHAnsi" w:cstheme="minorHAnsi"/>
+                <w:sz w:val="17"/>
+                <w:szCs w:val="17"/>
+              </w:rPr>
+              <w:t>, Centre for AI in Government)</w:t>
             </w:r>
           </w:p>
         </w:tc>
@@ -3419,14 +3953,19 @@
           <w:p>
             <w:pPr>
               <w:spacing w:after="20"/>
-            </w:pPr>
-            <w:r>
-              <w:rPr>
-                <w:rFonts w:ascii="Calibri" w:eastAsia="Calibri" w:hAnsi="Calibri" w:cs="Calibri"/>
-                <w:sz w:val="18"/>
-                <w:szCs w:val="18"/>
-              </w:rPr>
-              <w:t>tbc</w:t>
+              <w:rPr>
+                <w:rFonts w:asciiTheme="minorHAnsi" w:hAnsiTheme="minorHAnsi" w:cstheme="minorHAnsi"/>
+                <w:sz w:val="17"/>
+                <w:szCs w:val="17"/>
+              </w:rPr>
+            </w:pPr>
+            <w:r>
+              <w:rPr>
+                <w:rFonts w:asciiTheme="minorHAnsi" w:hAnsiTheme="minorHAnsi" w:cstheme="minorHAnsi"/>
+                <w:sz w:val="17"/>
+                <w:szCs w:val="17"/>
+              </w:rPr>
+              <w:t>UK</w:t>
             </w:r>
           </w:p>
         </w:tc>
@@ -3450,12 +3989,17 @@
           <w:p>
             <w:pPr>
               <w:spacing w:after="20"/>
-            </w:pPr>
-            <w:r>
-              <w:rPr>
-                <w:rFonts w:ascii="Calibri" w:eastAsia="Calibri" w:hAnsi="Calibri" w:cs="Calibri"/>
-                <w:sz w:val="18"/>
-                <w:szCs w:val="18"/>
+              <w:rPr>
+                <w:rFonts w:asciiTheme="minorHAnsi" w:hAnsiTheme="minorHAnsi" w:cstheme="minorHAnsi"/>
+                <w:sz w:val="17"/>
+                <w:szCs w:val="17"/>
+              </w:rPr>
+            </w:pPr>
+            <w:r>
+              <w:rPr>
+                <w:rFonts w:asciiTheme="minorHAnsi" w:eastAsia="Calibri" w:hAnsiTheme="minorHAnsi" w:cstheme="minorHAnsi"/>
+                <w:sz w:val="17"/>
+                <w:szCs w:val="17"/>
               </w:rPr>
               <w:t>Months 6–30</w:t>
             </w:r>
@@ -3483,10 +4027,17 @@
             <w:pPr>
               <w:spacing w:after="20"/>
               <w:jc w:val="center"/>
-            </w:pPr>
-            <w:r>
-              <w:rPr>
-                <w:rFonts w:ascii="Calibri" w:eastAsia="Calibri" w:hAnsi="Calibri" w:cs="Calibri"/>
+              <w:rPr>
+                <w:rFonts w:asciiTheme="minorHAnsi" w:hAnsiTheme="minorHAnsi" w:cstheme="minorHAnsi"/>
+                <w:sz w:val="17"/>
+                <w:szCs w:val="17"/>
+              </w:rPr>
+            </w:pPr>
+            <w:r>
+              <w:rPr>
+                <w:rFonts w:asciiTheme="minorHAnsi" w:eastAsia="Calibri" w:hAnsiTheme="minorHAnsi" w:cstheme="minorHAnsi"/>
+                <w:sz w:val="17"/>
+                <w:szCs w:val="17"/>
               </w:rPr>
               <w:t>○</w:t>
             </w:r>
@@ -3514,10 +4065,17 @@
             <w:pPr>
               <w:spacing w:after="20"/>
               <w:jc w:val="center"/>
-            </w:pPr>
-            <w:r>
-              <w:rPr>
-                <w:rFonts w:ascii="Calibri" w:eastAsia="Calibri" w:hAnsi="Calibri" w:cs="Calibri"/>
+              <w:rPr>
+                <w:rFonts w:asciiTheme="minorHAnsi" w:hAnsiTheme="minorHAnsi" w:cstheme="minorHAnsi"/>
+                <w:sz w:val="17"/>
+                <w:szCs w:val="17"/>
+              </w:rPr>
+            </w:pPr>
+            <w:r>
+              <w:rPr>
+                <w:rFonts w:asciiTheme="minorHAnsi" w:eastAsia="Calibri" w:hAnsiTheme="minorHAnsi" w:cstheme="minorHAnsi"/>
+                <w:sz w:val="17"/>
+                <w:szCs w:val="17"/>
               </w:rPr>
               <w:t>●</w:t>
             </w:r>
@@ -3544,6 +4102,11 @@
             <w:pPr>
               <w:spacing w:after="20"/>
               <w:jc w:val="center"/>
+              <w:rPr>
+                <w:rFonts w:asciiTheme="minorHAnsi" w:hAnsiTheme="minorHAnsi" w:cstheme="minorHAnsi"/>
+                <w:sz w:val="17"/>
+                <w:szCs w:val="17"/>
+              </w:rPr>
             </w:pPr>
           </w:p>
         </w:tc>
@@ -3568,6 +4131,11 @@
             <w:pPr>
               <w:spacing w:after="20"/>
               <w:jc w:val="center"/>
+              <w:rPr>
+                <w:rFonts w:asciiTheme="minorHAnsi" w:hAnsiTheme="minorHAnsi" w:cstheme="minorHAnsi"/>
+                <w:sz w:val="17"/>
+                <w:szCs w:val="17"/>
+              </w:rPr>
             </w:pPr>
           </w:p>
         </w:tc>
@@ -3596,14 +4164,19 @@
           <w:p>
             <w:pPr>
               <w:spacing w:after="20"/>
-            </w:pPr>
-            <w:r>
-              <w:rPr>
-                <w:rFonts w:ascii="Calibri" w:eastAsia="Calibri" w:hAnsi="Calibri" w:cs="Calibri"/>
+              <w:rPr>
+                <w:rFonts w:asciiTheme="minorHAnsi" w:hAnsiTheme="minorHAnsi" w:cstheme="minorHAnsi"/>
+                <w:sz w:val="17"/>
+                <w:szCs w:val="17"/>
+              </w:rPr>
+            </w:pPr>
+            <w:r>
+              <w:rPr>
+                <w:rFonts w:asciiTheme="minorHAnsi" w:eastAsia="Calibri" w:hAnsiTheme="minorHAnsi" w:cstheme="minorHAnsi"/>
                 <w:b/>
                 <w:bCs/>
-                <w:sz w:val="19"/>
-                <w:szCs w:val="19"/>
+                <w:sz w:val="17"/>
+                <w:szCs w:val="17"/>
               </w:rPr>
               <w:t>WP8: Evidence-based policy frameworks for trustworthy and transparent AI governance</w:t>
             </w:r>
@@ -3615,10 +4188,15 @@
                 <w:ilvl w:val="0"/>
                 <w:numId w:val="2"/>
               </w:numPr>
-            </w:pPr>
-            <w:r>
-              <w:rPr>
-                <w:rFonts w:ascii="Calibri" w:eastAsia="Calibri" w:hAnsi="Calibri" w:cs="Calibri"/>
+              <w:rPr>
+                <w:rFonts w:asciiTheme="minorHAnsi" w:hAnsiTheme="minorHAnsi" w:cstheme="minorHAnsi"/>
+                <w:sz w:val="17"/>
+                <w:szCs w:val="17"/>
+              </w:rPr>
+            </w:pPr>
+            <w:r>
+              <w:rPr>
+                <w:rFonts w:asciiTheme="minorHAnsi" w:eastAsia="Calibri" w:hAnsiTheme="minorHAnsi" w:cstheme="minorHAnsi"/>
                 <w:color w:val="444444"/>
                 <w:sz w:val="17"/>
                 <w:szCs w:val="17"/>
@@ -3633,10 +4211,15 @@
                 <w:ilvl w:val="0"/>
                 <w:numId w:val="2"/>
               </w:numPr>
-            </w:pPr>
-            <w:r>
-              <w:rPr>
-                <w:rFonts w:ascii="Calibri" w:eastAsia="Calibri" w:hAnsi="Calibri" w:cs="Calibri"/>
+              <w:rPr>
+                <w:rFonts w:asciiTheme="minorHAnsi" w:hAnsiTheme="minorHAnsi" w:cstheme="minorHAnsi"/>
+                <w:sz w:val="17"/>
+                <w:szCs w:val="17"/>
+              </w:rPr>
+            </w:pPr>
+            <w:r>
+              <w:rPr>
+                <w:rFonts w:asciiTheme="minorHAnsi" w:eastAsia="Calibri" w:hAnsiTheme="minorHAnsi" w:cstheme="minorHAnsi"/>
                 <w:color w:val="444444"/>
                 <w:sz w:val="17"/>
                 <w:szCs w:val="17"/>
@@ -3651,10 +4234,15 @@
                 <w:ilvl w:val="0"/>
                 <w:numId w:val="2"/>
               </w:numPr>
-            </w:pPr>
-            <w:r>
-              <w:rPr>
-                <w:rFonts w:ascii="Calibri" w:eastAsia="Calibri" w:hAnsi="Calibri" w:cs="Calibri"/>
+              <w:rPr>
+                <w:rFonts w:asciiTheme="minorHAnsi" w:hAnsiTheme="minorHAnsi" w:cstheme="minorHAnsi"/>
+                <w:sz w:val="17"/>
+                <w:szCs w:val="17"/>
+              </w:rPr>
+            </w:pPr>
+            <w:r>
+              <w:rPr>
+                <w:rFonts w:asciiTheme="minorHAnsi" w:eastAsia="Calibri" w:hAnsiTheme="minorHAnsi" w:cstheme="minorHAnsi"/>
                 <w:color w:val="444444"/>
                 <w:sz w:val="17"/>
                 <w:szCs w:val="17"/>
@@ -3683,12 +4271,17 @@
           <w:p>
             <w:pPr>
               <w:spacing w:after="20"/>
-            </w:pPr>
-            <w:r>
-              <w:rPr>
-                <w:rFonts w:ascii="Calibri" w:eastAsia="Calibri" w:hAnsi="Calibri" w:cs="Calibri"/>
-                <w:sz w:val="18"/>
-                <w:szCs w:val="18"/>
+              <w:rPr>
+                <w:rFonts w:asciiTheme="minorHAnsi" w:hAnsiTheme="minorHAnsi" w:cstheme="minorHAnsi"/>
+                <w:sz w:val="17"/>
+                <w:szCs w:val="17"/>
+              </w:rPr>
+            </w:pPr>
+            <w:r>
+              <w:rPr>
+                <w:rFonts w:asciiTheme="minorHAnsi" w:eastAsia="Calibri" w:hAnsiTheme="minorHAnsi" w:cstheme="minorHAnsi"/>
+                <w:sz w:val="17"/>
+                <w:szCs w:val="17"/>
               </w:rPr>
               <w:t>Accountability (institutions)</w:t>
             </w:r>
@@ -3715,14 +4308,17 @@
             <w:pPr>
               <w:spacing w:after="20"/>
               <w:rPr>
+                <w:rFonts w:asciiTheme="minorHAnsi" w:hAnsiTheme="minorHAnsi" w:cstheme="minorHAnsi"/>
+                <w:sz w:val="17"/>
+                <w:szCs w:val="17"/>
                 <w:lang w:val="de-DE"/>
               </w:rPr>
             </w:pPr>
             <w:r>
               <w:rPr>
-                <w:rFonts w:ascii="Calibri" w:eastAsia="Calibri" w:hAnsi="Calibri" w:cs="Calibri"/>
-                <w:sz w:val="18"/>
-                <w:szCs w:val="18"/>
+                <w:rFonts w:asciiTheme="minorHAnsi" w:eastAsia="Calibri" w:hAnsiTheme="minorHAnsi" w:cstheme="minorHAnsi"/>
+                <w:sz w:val="17"/>
+                <w:szCs w:val="17"/>
                 <w:lang w:val="de-DE"/>
               </w:rPr>
               <w:t xml:space="preserve">Pascal </w:t>
@@ -3730,9 +4326,9 @@
             <w:proofErr w:type="spellStart"/>
             <w:r>
               <w:rPr>
-                <w:rFonts w:ascii="Calibri" w:eastAsia="Calibri" w:hAnsi="Calibri" w:cs="Calibri"/>
-                <w:sz w:val="18"/>
-                <w:szCs w:val="18"/>
+                <w:rFonts w:asciiTheme="minorHAnsi" w:eastAsia="Calibri" w:hAnsiTheme="minorHAnsi" w:cstheme="minorHAnsi"/>
+                <w:sz w:val="17"/>
+                <w:szCs w:val="17"/>
                 <w:lang w:val="de-DE"/>
               </w:rPr>
               <w:t>Koenig</w:t>
@@ -3740,32 +4336,192 @@
             <w:proofErr w:type="spellEnd"/>
             <w:r>
               <w:rPr>
-                <w:rFonts w:ascii="Calibri" w:eastAsia="Calibri" w:hAnsi="Calibri" w:cs="Calibri"/>
-                <w:sz w:val="18"/>
-                <w:szCs w:val="18"/>
+                <w:rFonts w:asciiTheme="minorHAnsi" w:eastAsia="Calibri" w:hAnsiTheme="minorHAnsi" w:cstheme="minorHAnsi"/>
+                <w:sz w:val="17"/>
+                <w:szCs w:val="17"/>
                 <w:lang w:val="de-DE"/>
               </w:rPr>
-              <w:t xml:space="preserve"> (VUA), Kristina </w:t>
+              <w:t xml:space="preserve"> (VU</w:t>
+            </w:r>
+            <w:r>
+              <w:rPr>
+                <w:rFonts w:asciiTheme="minorHAnsi" w:eastAsia="Calibri" w:hAnsiTheme="minorHAnsi" w:cstheme="minorHAnsi"/>
+                <w:sz w:val="17"/>
+                <w:szCs w:val="17"/>
+                <w:lang w:val="de-DE"/>
+              </w:rPr>
+              <w:t xml:space="preserve"> Amsterdam</w:t>
+            </w:r>
+            <w:r>
+              <w:rPr>
+                <w:rFonts w:asciiTheme="minorHAnsi" w:eastAsia="Calibri" w:hAnsiTheme="minorHAnsi" w:cstheme="minorHAnsi"/>
+                <w:sz w:val="17"/>
+                <w:szCs w:val="17"/>
+                <w:lang w:val="de-DE"/>
+              </w:rPr>
+              <w:t xml:space="preserve">), Kristina </w:t>
+            </w:r>
+            <w:r>
+              <w:rPr>
+                <w:rFonts w:asciiTheme="minorHAnsi" w:eastAsia="Calibri" w:hAnsiTheme="minorHAnsi" w:cstheme="minorHAnsi"/>
+                <w:sz w:val="17"/>
+                <w:szCs w:val="17"/>
+                <w:lang w:val="de-DE"/>
+              </w:rPr>
+              <w:t xml:space="preserve">S. </w:t>
+            </w:r>
+            <w:r>
+              <w:rPr>
+                <w:rFonts w:asciiTheme="minorHAnsi" w:eastAsia="Calibri" w:hAnsiTheme="minorHAnsi" w:cstheme="minorHAnsi"/>
+                <w:sz w:val="17"/>
+                <w:szCs w:val="17"/>
+                <w:lang w:val="de-DE"/>
+              </w:rPr>
+              <w:t>Wei</w:t>
+            </w:r>
+            <w:r>
+              <w:rPr>
+                <w:rFonts w:asciiTheme="minorHAnsi" w:eastAsia="Calibri" w:hAnsiTheme="minorHAnsi" w:cstheme="minorHAnsi"/>
+                <w:sz w:val="17"/>
+                <w:szCs w:val="17"/>
+                <w:lang w:val="de-DE"/>
+              </w:rPr>
+              <w:t>ß</w:t>
+            </w:r>
+            <w:r>
+              <w:rPr>
+                <w:rFonts w:asciiTheme="minorHAnsi" w:eastAsia="Calibri" w:hAnsiTheme="minorHAnsi" w:cstheme="minorHAnsi"/>
+                <w:sz w:val="17"/>
+                <w:szCs w:val="17"/>
+                <w:lang w:val="de-DE"/>
+              </w:rPr>
+              <w:t>m</w:t>
+            </w:r>
+            <w:r>
+              <w:rPr>
+                <w:rFonts w:asciiTheme="minorHAnsi" w:eastAsia="Calibri" w:hAnsiTheme="minorHAnsi" w:cstheme="minorHAnsi"/>
+                <w:sz w:val="17"/>
+                <w:szCs w:val="17"/>
+                <w:lang w:val="de-DE"/>
+              </w:rPr>
+              <w:t>ü</w:t>
+            </w:r>
+            <w:r>
+              <w:rPr>
+                <w:rFonts w:asciiTheme="minorHAnsi" w:eastAsia="Calibri" w:hAnsiTheme="minorHAnsi" w:cstheme="minorHAnsi"/>
+                <w:sz w:val="17"/>
+                <w:szCs w:val="17"/>
+                <w:lang w:val="de-DE"/>
+              </w:rPr>
+              <w:t>ller (VU</w:t>
+            </w:r>
+            <w:r>
+              <w:rPr>
+                <w:rFonts w:asciiTheme="minorHAnsi" w:eastAsia="Calibri" w:hAnsiTheme="minorHAnsi" w:cstheme="minorHAnsi"/>
+                <w:sz w:val="17"/>
+                <w:szCs w:val="17"/>
+                <w:lang w:val="de-DE"/>
+              </w:rPr>
+              <w:t xml:space="preserve"> Amsterdam</w:t>
+            </w:r>
+            <w:r>
+              <w:rPr>
+                <w:rFonts w:asciiTheme="minorHAnsi" w:eastAsia="Calibri" w:hAnsiTheme="minorHAnsi" w:cstheme="minorHAnsi"/>
+                <w:sz w:val="17"/>
+                <w:szCs w:val="17"/>
+                <w:lang w:val="de-DE"/>
+              </w:rPr>
+              <w:t>)</w:t>
+            </w:r>
+          </w:p>
+        </w:tc>
+        <w:tc>
+          <w:tcPr>
+            <w:tcW w:w="800" w:type="dxa"/>
+            <w:tcBorders>
+              <w:top w:val="single" w:sz="4" w:space="0" w:color="999999"/>
+              <w:left w:val="single" w:sz="4" w:space="0" w:color="999999"/>
+              <w:bottom w:val="single" w:sz="4" w:space="0" w:color="999999"/>
+              <w:right w:val="single" w:sz="4" w:space="0" w:color="999999"/>
+            </w:tcBorders>
+            <w:tcMar>
+              <w:top w:w="60" w:type="dxa"/>
+              <w:left w:w="80" w:type="dxa"/>
+              <w:bottom w:w="60" w:type="dxa"/>
+              <w:right w:w="80" w:type="dxa"/>
+            </w:tcMar>
+            <w:vAlign w:val="center"/>
+          </w:tcPr>
+          <w:p>
+            <w:pPr>
+              <w:spacing w:after="20"/>
+              <w:rPr>
+                <w:rFonts w:asciiTheme="minorHAnsi" w:hAnsiTheme="minorHAnsi" w:cstheme="minorHAnsi"/>
+                <w:sz w:val="17"/>
+                <w:szCs w:val="17"/>
+              </w:rPr>
+            </w:pPr>
+            <w:r>
+              <w:rPr>
+                <w:rFonts w:asciiTheme="minorHAnsi" w:eastAsia="Calibri" w:hAnsiTheme="minorHAnsi" w:cstheme="minorHAnsi"/>
+                <w:sz w:val="17"/>
+                <w:szCs w:val="17"/>
+              </w:rPr>
+              <w:t>Netherlands</w:t>
+            </w:r>
+          </w:p>
+        </w:tc>
+        <w:tc>
+          <w:tcPr>
+            <w:tcW w:w="2300" w:type="dxa"/>
+            <w:tcBorders>
+              <w:top w:val="single" w:sz="4" w:space="0" w:color="999999"/>
+              <w:left w:val="single" w:sz="4" w:space="0" w:color="999999"/>
+              <w:bottom w:val="single" w:sz="4" w:space="0" w:color="999999"/>
+              <w:right w:val="single" w:sz="4" w:space="0" w:color="999999"/>
+            </w:tcBorders>
+            <w:tcMar>
+              <w:top w:w="60" w:type="dxa"/>
+              <w:left w:w="80" w:type="dxa"/>
+              <w:bottom w:w="60" w:type="dxa"/>
+              <w:right w:w="80" w:type="dxa"/>
+            </w:tcMar>
+            <w:vAlign w:val="center"/>
+          </w:tcPr>
+          <w:p>
+            <w:pPr>
+              <w:spacing w:after="20"/>
+              <w:rPr>
+                <w:rFonts w:asciiTheme="minorHAnsi" w:hAnsiTheme="minorHAnsi" w:cstheme="minorHAnsi"/>
+                <w:sz w:val="17"/>
+                <w:szCs w:val="17"/>
+              </w:rPr>
+            </w:pPr>
+            <w:r>
+              <w:rPr>
+                <w:rFonts w:asciiTheme="minorHAnsi" w:eastAsia="Calibri" w:hAnsiTheme="minorHAnsi" w:cstheme="minorHAnsi"/>
+                <w:sz w:val="17"/>
+                <w:szCs w:val="17"/>
+              </w:rPr>
+              <w:t xml:space="preserve">Max </w:t>
             </w:r>
             <w:proofErr w:type="spellStart"/>
             <w:r>
               <w:rPr>
-                <w:rFonts w:ascii="Calibri" w:eastAsia="Calibri" w:hAnsi="Calibri" w:cs="Calibri"/>
-                <w:sz w:val="18"/>
-                <w:szCs w:val="18"/>
-                <w:lang w:val="de-DE"/>
-              </w:rPr>
-              <w:t>Weissmueller</w:t>
+                <w:rFonts w:asciiTheme="minorHAnsi" w:eastAsia="Calibri" w:hAnsiTheme="minorHAnsi" w:cstheme="minorHAnsi"/>
+                <w:sz w:val="17"/>
+                <w:szCs w:val="17"/>
+              </w:rPr>
+              <w:t>Groemping</w:t>
             </w:r>
             <w:proofErr w:type="spellEnd"/>
             <w:r>
               <w:rPr>
-                <w:rFonts w:ascii="Calibri" w:eastAsia="Calibri" w:hAnsi="Calibri" w:cs="Calibri"/>
-                <w:sz w:val="18"/>
-                <w:szCs w:val="18"/>
-                <w:lang w:val="de-DE"/>
-              </w:rPr>
-              <w:t xml:space="preserve"> (VUA)</w:t>
+                <w:rFonts w:asciiTheme="minorHAnsi" w:eastAsia="Calibri" w:hAnsiTheme="minorHAnsi" w:cstheme="minorHAnsi"/>
+                <w:sz w:val="17"/>
+                <w:szCs w:val="17"/>
+              </w:rPr>
+              <w:t xml:space="preserve"> (Griffith)</w:t>
             </w:r>
           </w:p>
         </w:tc>
@@ -3789,92 +4545,17 @@
           <w:p>
             <w:pPr>
               <w:spacing w:after="20"/>
-            </w:pPr>
-            <w:r>
-              <w:rPr>
-                <w:rFonts w:ascii="Calibri" w:eastAsia="Calibri" w:hAnsi="Calibri" w:cs="Calibri"/>
-                <w:sz w:val="18"/>
-                <w:szCs w:val="18"/>
-              </w:rPr>
-              <w:t>Netherlands</w:t>
-            </w:r>
-          </w:p>
-        </w:tc>
-        <w:tc>
-          <w:tcPr>
-            <w:tcW w:w="2300" w:type="dxa"/>
-            <w:tcBorders>
-              <w:top w:val="single" w:sz="4" w:space="0" w:color="999999"/>
-              <w:left w:val="single" w:sz="4" w:space="0" w:color="999999"/>
-              <w:bottom w:val="single" w:sz="4" w:space="0" w:color="999999"/>
-              <w:right w:val="single" w:sz="4" w:space="0" w:color="999999"/>
-            </w:tcBorders>
-            <w:tcMar>
-              <w:top w:w="60" w:type="dxa"/>
-              <w:left w:w="80" w:type="dxa"/>
-              <w:bottom w:w="60" w:type="dxa"/>
-              <w:right w:w="80" w:type="dxa"/>
-            </w:tcMar>
-            <w:vAlign w:val="center"/>
-          </w:tcPr>
-          <w:p>
-            <w:pPr>
-              <w:spacing w:after="20"/>
-            </w:pPr>
-            <w:r>
-              <w:rPr>
-                <w:rFonts w:ascii="Calibri" w:eastAsia="Calibri" w:hAnsi="Calibri" w:cs="Calibri"/>
-                <w:sz w:val="18"/>
-                <w:szCs w:val="18"/>
-              </w:rPr>
-              <w:t xml:space="preserve">Max </w:t>
-            </w:r>
-            <w:proofErr w:type="spellStart"/>
-            <w:r>
-              <w:rPr>
-                <w:rFonts w:ascii="Calibri" w:eastAsia="Calibri" w:hAnsi="Calibri" w:cs="Calibri"/>
-                <w:sz w:val="18"/>
-                <w:szCs w:val="18"/>
-              </w:rPr>
-              <w:t>Groemping</w:t>
-            </w:r>
-            <w:proofErr w:type="spellEnd"/>
-            <w:r>
-              <w:rPr>
-                <w:rFonts w:ascii="Calibri" w:eastAsia="Calibri" w:hAnsi="Calibri" w:cs="Calibri"/>
-                <w:sz w:val="18"/>
-                <w:szCs w:val="18"/>
-              </w:rPr>
-              <w:t xml:space="preserve"> (Griffith)</w:t>
-            </w:r>
-          </w:p>
-        </w:tc>
-        <w:tc>
-          <w:tcPr>
-            <w:tcW w:w="800" w:type="dxa"/>
-            <w:tcBorders>
-              <w:top w:val="single" w:sz="4" w:space="0" w:color="999999"/>
-              <w:left w:val="single" w:sz="4" w:space="0" w:color="999999"/>
-              <w:bottom w:val="single" w:sz="4" w:space="0" w:color="999999"/>
-              <w:right w:val="single" w:sz="4" w:space="0" w:color="999999"/>
-            </w:tcBorders>
-            <w:tcMar>
-              <w:top w:w="60" w:type="dxa"/>
-              <w:left w:w="80" w:type="dxa"/>
-              <w:bottom w:w="60" w:type="dxa"/>
-              <w:right w:w="80" w:type="dxa"/>
-            </w:tcMar>
-            <w:vAlign w:val="center"/>
-          </w:tcPr>
-          <w:p>
-            <w:pPr>
-              <w:spacing w:after="20"/>
-            </w:pPr>
-            <w:r>
-              <w:rPr>
-                <w:rFonts w:ascii="Calibri" w:eastAsia="Calibri" w:hAnsi="Calibri" w:cs="Calibri"/>
-                <w:sz w:val="18"/>
-                <w:szCs w:val="18"/>
+              <w:rPr>
+                <w:rFonts w:asciiTheme="minorHAnsi" w:hAnsiTheme="minorHAnsi" w:cstheme="minorHAnsi"/>
+                <w:sz w:val="17"/>
+                <w:szCs w:val="17"/>
+              </w:rPr>
+            </w:pPr>
+            <w:r>
+              <w:rPr>
+                <w:rFonts w:asciiTheme="minorHAnsi" w:eastAsia="Calibri" w:hAnsiTheme="minorHAnsi" w:cstheme="minorHAnsi"/>
+                <w:sz w:val="17"/>
+                <w:szCs w:val="17"/>
               </w:rPr>
               <w:t>Australia</w:t>
             </w:r>
@@ -3900,12 +4581,17 @@
           <w:p>
             <w:pPr>
               <w:spacing w:after="20"/>
-            </w:pPr>
-            <w:r>
-              <w:rPr>
-                <w:rFonts w:ascii="Calibri" w:eastAsia="Calibri" w:hAnsi="Calibri" w:cs="Calibri"/>
-                <w:sz w:val="18"/>
-                <w:szCs w:val="18"/>
+              <w:rPr>
+                <w:rFonts w:asciiTheme="minorHAnsi" w:hAnsiTheme="minorHAnsi" w:cstheme="minorHAnsi"/>
+                <w:sz w:val="17"/>
+                <w:szCs w:val="17"/>
+              </w:rPr>
+            </w:pPr>
+            <w:r>
+              <w:rPr>
+                <w:rFonts w:asciiTheme="minorHAnsi" w:eastAsia="Calibri" w:hAnsiTheme="minorHAnsi" w:cstheme="minorHAnsi"/>
+                <w:sz w:val="17"/>
+                <w:szCs w:val="17"/>
               </w:rPr>
               <w:t>Months 6–30</w:t>
             </w:r>
@@ -3932,6 +4618,11 @@
             <w:pPr>
               <w:spacing w:after="20"/>
               <w:jc w:val="center"/>
+              <w:rPr>
+                <w:rFonts w:asciiTheme="minorHAnsi" w:hAnsiTheme="minorHAnsi" w:cstheme="minorHAnsi"/>
+                <w:sz w:val="17"/>
+                <w:szCs w:val="17"/>
+              </w:rPr>
             </w:pPr>
           </w:p>
         </w:tc>
@@ -3957,10 +4648,17 @@
             <w:pPr>
               <w:spacing w:after="20"/>
               <w:jc w:val="center"/>
-            </w:pPr>
-            <w:r>
-              <w:rPr>
-                <w:rFonts w:ascii="Calibri" w:eastAsia="Calibri" w:hAnsi="Calibri" w:cs="Calibri"/>
+              <w:rPr>
+                <w:rFonts w:asciiTheme="minorHAnsi" w:hAnsiTheme="minorHAnsi" w:cstheme="minorHAnsi"/>
+                <w:sz w:val="17"/>
+                <w:szCs w:val="17"/>
+              </w:rPr>
+            </w:pPr>
+            <w:r>
+              <w:rPr>
+                <w:rFonts w:asciiTheme="minorHAnsi" w:eastAsia="Calibri" w:hAnsiTheme="minorHAnsi" w:cstheme="minorHAnsi"/>
+                <w:sz w:val="17"/>
+                <w:szCs w:val="17"/>
               </w:rPr>
               <w:t>●</w:t>
             </w:r>
@@ -3987,6 +4685,11 @@
             <w:pPr>
               <w:spacing w:after="20"/>
               <w:jc w:val="center"/>
+              <w:rPr>
+                <w:rFonts w:asciiTheme="minorHAnsi" w:hAnsiTheme="minorHAnsi" w:cstheme="minorHAnsi"/>
+                <w:sz w:val="17"/>
+                <w:szCs w:val="17"/>
+              </w:rPr>
             </w:pPr>
           </w:p>
         </w:tc>
@@ -4011,6 +4714,11 @@
             <w:pPr>
               <w:spacing w:after="20"/>
               <w:jc w:val="center"/>
+              <w:rPr>
+                <w:rFonts w:asciiTheme="minorHAnsi" w:hAnsiTheme="minorHAnsi" w:cstheme="minorHAnsi"/>
+                <w:sz w:val="17"/>
+                <w:szCs w:val="17"/>
+              </w:rPr>
             </w:pPr>
           </w:p>
         </w:tc>
@@ -4039,14 +4747,19 @@
           <w:p>
             <w:pPr>
               <w:spacing w:after="20"/>
-            </w:pPr>
-            <w:r>
-              <w:rPr>
-                <w:rFonts w:ascii="Calibri" w:eastAsia="Calibri" w:hAnsi="Calibri" w:cs="Calibri"/>
+              <w:rPr>
+                <w:rFonts w:asciiTheme="minorHAnsi" w:hAnsiTheme="minorHAnsi" w:cstheme="minorHAnsi"/>
+                <w:sz w:val="17"/>
+                <w:szCs w:val="17"/>
+              </w:rPr>
+            </w:pPr>
+            <w:r>
+              <w:rPr>
+                <w:rFonts w:asciiTheme="minorHAnsi" w:eastAsia="Calibri" w:hAnsiTheme="minorHAnsi" w:cstheme="minorHAnsi"/>
                 <w:b/>
                 <w:bCs/>
-                <w:sz w:val="19"/>
-                <w:szCs w:val="19"/>
+                <w:sz w:val="17"/>
+                <w:szCs w:val="17"/>
               </w:rPr>
               <w:t>WP9: Academic capacity: higher education for societally relevant, trustworthy AI research</w:t>
             </w:r>
@@ -4058,10 +4771,15 @@
                 <w:ilvl w:val="0"/>
                 <w:numId w:val="2"/>
               </w:numPr>
-            </w:pPr>
-            <w:r>
-              <w:rPr>
-                <w:rFonts w:ascii="Calibri" w:eastAsia="Calibri" w:hAnsi="Calibri" w:cs="Calibri"/>
+              <w:rPr>
+                <w:rFonts w:asciiTheme="minorHAnsi" w:hAnsiTheme="minorHAnsi" w:cstheme="minorHAnsi"/>
+                <w:sz w:val="17"/>
+                <w:szCs w:val="17"/>
+              </w:rPr>
+            </w:pPr>
+            <w:r>
+              <w:rPr>
+                <w:rFonts w:asciiTheme="minorHAnsi" w:eastAsia="Calibri" w:hAnsiTheme="minorHAnsi" w:cstheme="minorHAnsi"/>
                 <w:color w:val="444444"/>
                 <w:sz w:val="17"/>
                 <w:szCs w:val="17"/>
@@ -4076,10 +4794,15 @@
                 <w:ilvl w:val="0"/>
                 <w:numId w:val="2"/>
               </w:numPr>
-            </w:pPr>
-            <w:r>
-              <w:rPr>
-                <w:rFonts w:ascii="Calibri" w:eastAsia="Calibri" w:hAnsi="Calibri" w:cs="Calibri"/>
+              <w:rPr>
+                <w:rFonts w:asciiTheme="minorHAnsi" w:hAnsiTheme="minorHAnsi" w:cstheme="minorHAnsi"/>
+                <w:sz w:val="17"/>
+                <w:szCs w:val="17"/>
+              </w:rPr>
+            </w:pPr>
+            <w:r>
+              <w:rPr>
+                <w:rFonts w:asciiTheme="minorHAnsi" w:eastAsia="Calibri" w:hAnsiTheme="minorHAnsi" w:cstheme="minorHAnsi"/>
                 <w:color w:val="444444"/>
                 <w:sz w:val="17"/>
                 <w:szCs w:val="17"/>
@@ -4094,10 +4817,15 @@
                 <w:ilvl w:val="0"/>
                 <w:numId w:val="2"/>
               </w:numPr>
-            </w:pPr>
-            <w:r>
-              <w:rPr>
-                <w:rFonts w:ascii="Calibri" w:eastAsia="Calibri" w:hAnsi="Calibri" w:cs="Calibri"/>
+              <w:rPr>
+                <w:rFonts w:asciiTheme="minorHAnsi" w:hAnsiTheme="minorHAnsi" w:cstheme="minorHAnsi"/>
+                <w:sz w:val="17"/>
+                <w:szCs w:val="17"/>
+              </w:rPr>
+            </w:pPr>
+            <w:r>
+              <w:rPr>
+                <w:rFonts w:asciiTheme="minorHAnsi" w:eastAsia="Calibri" w:hAnsiTheme="minorHAnsi" w:cstheme="minorHAnsi"/>
                 <w:color w:val="444444"/>
                 <w:sz w:val="17"/>
                 <w:szCs w:val="17"/>
@@ -4126,13 +4854,18 @@
           <w:p>
             <w:pPr>
               <w:spacing w:after="20"/>
+              <w:rPr>
+                <w:rFonts w:asciiTheme="minorHAnsi" w:hAnsiTheme="minorHAnsi" w:cstheme="minorHAnsi"/>
+                <w:sz w:val="17"/>
+                <w:szCs w:val="17"/>
+              </w:rPr>
             </w:pPr>
             <w:proofErr w:type="gramStart"/>
             <w:r>
               <w:rPr>
-                <w:rFonts w:ascii="Calibri" w:eastAsia="Calibri" w:hAnsi="Calibri" w:cs="Calibri"/>
-                <w:sz w:val="18"/>
-                <w:szCs w:val="18"/>
+                <w:rFonts w:asciiTheme="minorHAnsi" w:eastAsia="Calibri" w:hAnsiTheme="minorHAnsi" w:cstheme="minorHAnsi"/>
+                <w:sz w:val="17"/>
+                <w:szCs w:val="17"/>
               </w:rPr>
               <w:t>Cross-cutting</w:t>
             </w:r>
@@ -4159,15 +4892,72 @@
           <w:p>
             <w:pPr>
               <w:spacing w:after="20"/>
-            </w:pPr>
-            <w:r>
-              <w:rPr>
-                <w:rFonts w:ascii="Calibri" w:eastAsia="Calibri" w:hAnsi="Calibri" w:cs="Calibri"/>
-                <w:sz w:val="18"/>
-                <w:szCs w:val="18"/>
+              <w:rPr>
+                <w:rFonts w:asciiTheme="minorHAnsi" w:hAnsiTheme="minorHAnsi" w:cstheme="minorHAnsi"/>
+                <w:sz w:val="17"/>
+                <w:szCs w:val="17"/>
+              </w:rPr>
+            </w:pPr>
+            <w:r>
+              <w:rPr>
+                <w:rFonts w:asciiTheme="minorHAnsi" w:eastAsia="Calibri" w:hAnsiTheme="minorHAnsi" w:cstheme="minorHAnsi"/>
+                <w:sz w:val="17"/>
+                <w:szCs w:val="17"/>
+              </w:rPr>
+              <w:t>Justyna Bandola Gill (</w:t>
+            </w:r>
+            <w:proofErr w:type="spellStart"/>
+            <w:r>
+              <w:rPr>
+                <w:rFonts w:asciiTheme="minorHAnsi" w:eastAsia="Calibri" w:hAnsiTheme="minorHAnsi" w:cstheme="minorHAnsi"/>
+                <w:sz w:val="17"/>
+                <w:szCs w:val="17"/>
+              </w:rPr>
+              <w:t>UoB</w:t>
+            </w:r>
+            <w:proofErr w:type="spellEnd"/>
+            <w:r>
+              <w:rPr>
+                <w:rFonts w:asciiTheme="minorHAnsi" w:eastAsia="Calibri" w:hAnsiTheme="minorHAnsi" w:cstheme="minorHAnsi"/>
+                <w:sz w:val="17"/>
+                <w:szCs w:val="17"/>
+              </w:rPr>
+              <w:t xml:space="preserve">) </w:t>
+            </w:r>
+            <w:r>
+              <w:rPr>
+                <w:rFonts w:asciiTheme="minorHAnsi" w:eastAsia="Calibri" w:hAnsiTheme="minorHAnsi" w:cstheme="minorHAnsi"/>
+                <w:sz w:val="17"/>
+                <w:szCs w:val="17"/>
                 <w:highlight w:val="yellow"/>
               </w:rPr>
-              <w:t>tbc (European, higher education)</w:t>
+              <w:t>(t</w:t>
+            </w:r>
+            <w:r>
+              <w:rPr>
+                <w:rFonts w:asciiTheme="minorHAnsi" w:eastAsia="Calibri" w:hAnsiTheme="minorHAnsi" w:cstheme="minorHAnsi"/>
+                <w:sz w:val="17"/>
+                <w:szCs w:val="17"/>
+                <w:highlight w:val="yellow"/>
+              </w:rPr>
+              <w:t>bc</w:t>
+            </w:r>
+            <w:r>
+              <w:rPr>
+                <w:rFonts w:asciiTheme="minorHAnsi" w:eastAsia="Calibri" w:hAnsiTheme="minorHAnsi" w:cstheme="minorHAnsi"/>
+                <w:sz w:val="17"/>
+                <w:szCs w:val="17"/>
+              </w:rPr>
+              <w:t xml:space="preserve">), industry partner: Steven Hill (Digital Science) </w:t>
+            </w:r>
+            <w:r>
+              <w:rPr>
+                <w:rFonts w:asciiTheme="minorHAnsi" w:eastAsia="Calibri" w:hAnsiTheme="minorHAnsi" w:cstheme="minorHAnsi"/>
+                <w:sz w:val="17"/>
+                <w:szCs w:val="17"/>
+                <w:highlight w:val="yellow"/>
+              </w:rPr>
+              <w:t>(tbc)</w:t>
             </w:r>
           </w:p>
         </w:tc>
@@ -4191,12 +4981,17 @@
           <w:p>
             <w:pPr>
               <w:spacing w:after="20"/>
-            </w:pPr>
-            <w:r>
-              <w:rPr>
-                <w:rFonts w:ascii="Calibri" w:eastAsia="Calibri" w:hAnsi="Calibri" w:cs="Calibri"/>
-                <w:sz w:val="18"/>
-                <w:szCs w:val="18"/>
+              <w:rPr>
+                <w:rFonts w:asciiTheme="minorHAnsi" w:hAnsiTheme="minorHAnsi" w:cstheme="minorHAnsi"/>
+                <w:sz w:val="17"/>
+                <w:szCs w:val="17"/>
+              </w:rPr>
+            </w:pPr>
+            <w:r>
+              <w:rPr>
+                <w:rFonts w:asciiTheme="minorHAnsi" w:eastAsia="Calibri" w:hAnsiTheme="minorHAnsi" w:cstheme="minorHAnsi"/>
+                <w:sz w:val="17"/>
+                <w:szCs w:val="17"/>
               </w:rPr>
               <w:t>Europe</w:t>
             </w:r>
@@ -4222,12 +5017,17 @@
           <w:p>
             <w:pPr>
               <w:spacing w:after="20"/>
-            </w:pPr>
-            <w:r>
-              <w:rPr>
-                <w:rFonts w:ascii="Calibri" w:eastAsia="Calibri" w:hAnsi="Calibri" w:cs="Calibri"/>
-                <w:sz w:val="18"/>
-                <w:szCs w:val="18"/>
+              <w:rPr>
+                <w:rFonts w:asciiTheme="minorHAnsi" w:hAnsiTheme="minorHAnsi" w:cstheme="minorHAnsi"/>
+                <w:sz w:val="17"/>
+                <w:szCs w:val="17"/>
+              </w:rPr>
+            </w:pPr>
+            <w:r>
+              <w:rPr>
+                <w:rFonts w:asciiTheme="minorHAnsi" w:eastAsia="Calibri" w:hAnsiTheme="minorHAnsi" w:cstheme="minorHAnsi"/>
+                <w:sz w:val="17"/>
+                <w:szCs w:val="17"/>
               </w:rPr>
               <w:t>Kate Williams (UoM)</w:t>
             </w:r>
@@ -4253,12 +5053,17 @@
           <w:p>
             <w:pPr>
               <w:spacing w:after="20"/>
-            </w:pPr>
-            <w:r>
-              <w:rPr>
-                <w:rFonts w:ascii="Calibri" w:eastAsia="Calibri" w:hAnsi="Calibri" w:cs="Calibri"/>
-                <w:sz w:val="18"/>
-                <w:szCs w:val="18"/>
+              <w:rPr>
+                <w:rFonts w:asciiTheme="minorHAnsi" w:hAnsiTheme="minorHAnsi" w:cstheme="minorHAnsi"/>
+                <w:sz w:val="17"/>
+                <w:szCs w:val="17"/>
+              </w:rPr>
+            </w:pPr>
+            <w:r>
+              <w:rPr>
+                <w:rFonts w:asciiTheme="minorHAnsi" w:eastAsia="Calibri" w:hAnsiTheme="minorHAnsi" w:cstheme="minorHAnsi"/>
+                <w:sz w:val="17"/>
+                <w:szCs w:val="17"/>
               </w:rPr>
               <w:t>Australia</w:t>
             </w:r>
@@ -4284,12 +5089,17 @@
           <w:p>
             <w:pPr>
               <w:spacing w:after="20"/>
-            </w:pPr>
-            <w:r>
-              <w:rPr>
-                <w:rFonts w:ascii="Calibri" w:eastAsia="Calibri" w:hAnsi="Calibri" w:cs="Calibri"/>
-                <w:sz w:val="18"/>
-                <w:szCs w:val="18"/>
+              <w:rPr>
+                <w:rFonts w:asciiTheme="minorHAnsi" w:hAnsiTheme="minorHAnsi" w:cstheme="minorHAnsi"/>
+                <w:sz w:val="17"/>
+                <w:szCs w:val="17"/>
+              </w:rPr>
+            </w:pPr>
+            <w:r>
+              <w:rPr>
+                <w:rFonts w:asciiTheme="minorHAnsi" w:eastAsia="Calibri" w:hAnsiTheme="minorHAnsi" w:cstheme="minorHAnsi"/>
+                <w:sz w:val="17"/>
+                <w:szCs w:val="17"/>
               </w:rPr>
               <w:t>Months 6–30</w:t>
             </w:r>
@@ -4316,6 +5126,11 @@
             <w:pPr>
               <w:spacing w:after="20"/>
               <w:jc w:val="center"/>
+              <w:rPr>
+                <w:rFonts w:asciiTheme="minorHAnsi" w:hAnsiTheme="minorHAnsi" w:cstheme="minorHAnsi"/>
+                <w:sz w:val="17"/>
+                <w:szCs w:val="17"/>
+              </w:rPr>
             </w:pPr>
           </w:p>
         </w:tc>
@@ -4340,6 +5155,11 @@
             <w:pPr>
               <w:spacing w:after="20"/>
               <w:jc w:val="center"/>
+              <w:rPr>
+                <w:rFonts w:asciiTheme="minorHAnsi" w:hAnsiTheme="minorHAnsi" w:cstheme="minorHAnsi"/>
+                <w:sz w:val="17"/>
+                <w:szCs w:val="17"/>
+              </w:rPr>
             </w:pPr>
           </w:p>
         </w:tc>
@@ -4364,6 +5184,11 @@
             <w:pPr>
               <w:spacing w:after="20"/>
               <w:jc w:val="center"/>
+              <w:rPr>
+                <w:rFonts w:asciiTheme="minorHAnsi" w:hAnsiTheme="minorHAnsi" w:cstheme="minorHAnsi"/>
+                <w:sz w:val="17"/>
+                <w:szCs w:val="17"/>
+              </w:rPr>
             </w:pPr>
           </w:p>
         </w:tc>
@@ -4389,10 +5214,17 @@
             <w:pPr>
               <w:spacing w:after="20"/>
               <w:jc w:val="center"/>
-            </w:pPr>
-            <w:r>
-              <w:rPr>
-                <w:rFonts w:ascii="Calibri" w:eastAsia="Calibri" w:hAnsi="Calibri" w:cs="Calibri"/>
+              <w:rPr>
+                <w:rFonts w:asciiTheme="minorHAnsi" w:hAnsiTheme="minorHAnsi" w:cstheme="minorHAnsi"/>
+                <w:sz w:val="17"/>
+                <w:szCs w:val="17"/>
+              </w:rPr>
+            </w:pPr>
+            <w:r>
+              <w:rPr>
+                <w:rFonts w:asciiTheme="minorHAnsi" w:eastAsia="Calibri" w:hAnsiTheme="minorHAnsi" w:cstheme="minorHAnsi"/>
+                <w:sz w:val="17"/>
+                <w:szCs w:val="17"/>
               </w:rPr>
               <w:t>●</w:t>
             </w:r>
@@ -4423,14 +5255,19 @@
           <w:p>
             <w:pPr>
               <w:spacing w:after="20"/>
-            </w:pPr>
-            <w:r>
-              <w:rPr>
-                <w:rFonts w:ascii="Calibri" w:eastAsia="Calibri" w:hAnsi="Calibri" w:cs="Calibri"/>
+              <w:rPr>
+                <w:rFonts w:asciiTheme="minorHAnsi" w:hAnsiTheme="minorHAnsi" w:cstheme="minorHAnsi"/>
+                <w:sz w:val="17"/>
+                <w:szCs w:val="17"/>
+              </w:rPr>
+            </w:pPr>
+            <w:r>
+              <w:rPr>
+                <w:rFonts w:asciiTheme="minorHAnsi" w:eastAsia="Calibri" w:hAnsiTheme="minorHAnsi" w:cstheme="minorHAnsi"/>
                 <w:b/>
                 <w:bCs/>
-                <w:sz w:val="19"/>
-                <w:szCs w:val="19"/>
+                <w:sz w:val="17"/>
+                <w:szCs w:val="17"/>
               </w:rPr>
               <w:t>WP10: Resilience Radar: indicators of AI’s impact on democracy and equality</w:t>
             </w:r>
@@ -4442,10 +5279,15 @@
                 <w:ilvl w:val="0"/>
                 <w:numId w:val="2"/>
               </w:numPr>
-            </w:pPr>
-            <w:r>
-              <w:rPr>
-                <w:rFonts w:ascii="Calibri" w:eastAsia="Calibri" w:hAnsi="Calibri" w:cs="Calibri"/>
+              <w:rPr>
+                <w:rFonts w:asciiTheme="minorHAnsi" w:hAnsiTheme="minorHAnsi" w:cstheme="minorHAnsi"/>
+                <w:sz w:val="17"/>
+                <w:szCs w:val="17"/>
+              </w:rPr>
+            </w:pPr>
+            <w:r>
+              <w:rPr>
+                <w:rFonts w:asciiTheme="minorHAnsi" w:eastAsia="Calibri" w:hAnsiTheme="minorHAnsi" w:cstheme="minorHAnsi"/>
                 <w:color w:val="444444"/>
                 <w:sz w:val="17"/>
                 <w:szCs w:val="17"/>
@@ -4460,10 +5302,15 @@
                 <w:ilvl w:val="0"/>
                 <w:numId w:val="2"/>
               </w:numPr>
-            </w:pPr>
-            <w:r>
-              <w:rPr>
-                <w:rFonts w:ascii="Calibri" w:eastAsia="Calibri" w:hAnsi="Calibri" w:cs="Calibri"/>
+              <w:rPr>
+                <w:rFonts w:asciiTheme="minorHAnsi" w:hAnsiTheme="minorHAnsi" w:cstheme="minorHAnsi"/>
+                <w:sz w:val="17"/>
+                <w:szCs w:val="17"/>
+              </w:rPr>
+            </w:pPr>
+            <w:r>
+              <w:rPr>
+                <w:rFonts w:asciiTheme="minorHAnsi" w:eastAsia="Calibri" w:hAnsiTheme="minorHAnsi" w:cstheme="minorHAnsi"/>
                 <w:color w:val="444444"/>
                 <w:sz w:val="17"/>
                 <w:szCs w:val="17"/>
@@ -4492,12 +5339,17 @@
           <w:p>
             <w:pPr>
               <w:spacing w:after="20"/>
-            </w:pPr>
-            <w:r>
-              <w:rPr>
-                <w:rFonts w:ascii="Calibri" w:eastAsia="Calibri" w:hAnsi="Calibri" w:cs="Calibri"/>
-                <w:sz w:val="18"/>
-                <w:szCs w:val="18"/>
+              <w:rPr>
+                <w:rFonts w:asciiTheme="minorHAnsi" w:hAnsiTheme="minorHAnsi" w:cstheme="minorHAnsi"/>
+                <w:sz w:val="17"/>
+                <w:szCs w:val="17"/>
+              </w:rPr>
+            </w:pPr>
+            <w:r>
+              <w:rPr>
+                <w:rFonts w:asciiTheme="minorHAnsi" w:eastAsia="Calibri" w:hAnsiTheme="minorHAnsi" w:cstheme="minorHAnsi"/>
+                <w:sz w:val="17"/>
+                <w:szCs w:val="17"/>
               </w:rPr>
               <w:t>All three</w:t>
             </w:r>
@@ -4523,12 +5375,17 @@
           <w:p>
             <w:pPr>
               <w:spacing w:after="20"/>
-            </w:pPr>
-            <w:r>
-              <w:rPr>
-                <w:rFonts w:ascii="Calibri" w:eastAsia="Calibri" w:hAnsi="Calibri" w:cs="Calibri"/>
-                <w:sz w:val="18"/>
-                <w:szCs w:val="18"/>
+              <w:rPr>
+                <w:rFonts w:asciiTheme="minorHAnsi" w:hAnsiTheme="minorHAnsi" w:cstheme="minorHAnsi"/>
+                <w:sz w:val="17"/>
+                <w:szCs w:val="17"/>
+              </w:rPr>
+            </w:pPr>
+            <w:r>
+              <w:rPr>
+                <w:rFonts w:asciiTheme="minorHAnsi" w:eastAsia="Calibri" w:hAnsiTheme="minorHAnsi" w:cstheme="minorHAnsi"/>
+                <w:sz w:val="17"/>
+                <w:szCs w:val="17"/>
               </w:rPr>
               <w:t>V-Dem Institute, Steven Wilson (Gothenburg)</w:t>
             </w:r>
@@ -4554,12 +5411,17 @@
           <w:p>
             <w:pPr>
               <w:spacing w:after="20"/>
-            </w:pPr>
-            <w:r>
-              <w:rPr>
-                <w:rFonts w:ascii="Calibri" w:eastAsia="Calibri" w:hAnsi="Calibri" w:cs="Calibri"/>
-                <w:sz w:val="18"/>
-                <w:szCs w:val="18"/>
+              <w:rPr>
+                <w:rFonts w:asciiTheme="minorHAnsi" w:hAnsiTheme="minorHAnsi" w:cstheme="minorHAnsi"/>
+                <w:sz w:val="17"/>
+                <w:szCs w:val="17"/>
+              </w:rPr>
+            </w:pPr>
+            <w:r>
+              <w:rPr>
+                <w:rFonts w:asciiTheme="minorHAnsi" w:eastAsia="Calibri" w:hAnsiTheme="minorHAnsi" w:cstheme="minorHAnsi"/>
+                <w:sz w:val="17"/>
+                <w:szCs w:val="17"/>
               </w:rPr>
               <w:t>Sweden</w:t>
             </w:r>
@@ -4585,12 +5447,17 @@
           <w:p>
             <w:pPr>
               <w:spacing w:after="20"/>
-            </w:pPr>
-            <w:r>
-              <w:rPr>
-                <w:rFonts w:ascii="Calibri" w:eastAsia="Calibri" w:hAnsi="Calibri" w:cs="Calibri"/>
-                <w:sz w:val="18"/>
-                <w:szCs w:val="18"/>
+              <w:rPr>
+                <w:rFonts w:asciiTheme="minorHAnsi" w:hAnsiTheme="minorHAnsi" w:cstheme="minorHAnsi"/>
+                <w:sz w:val="17"/>
+                <w:szCs w:val="17"/>
+              </w:rPr>
+            </w:pPr>
+            <w:r>
+              <w:rPr>
+                <w:rFonts w:asciiTheme="minorHAnsi" w:eastAsia="Calibri" w:hAnsiTheme="minorHAnsi" w:cstheme="minorHAnsi"/>
+                <w:sz w:val="17"/>
+                <w:szCs w:val="17"/>
               </w:rPr>
               <w:t>Carl-Henrik Knutsen (Oslo)</w:t>
             </w:r>
@@ -4616,12 +5483,17 @@
           <w:p>
             <w:pPr>
               <w:spacing w:after="20"/>
-            </w:pPr>
-            <w:r>
-              <w:rPr>
-                <w:rFonts w:ascii="Calibri" w:eastAsia="Calibri" w:hAnsi="Calibri" w:cs="Calibri"/>
-                <w:sz w:val="18"/>
-                <w:szCs w:val="18"/>
+              <w:rPr>
+                <w:rFonts w:asciiTheme="minorHAnsi" w:hAnsiTheme="minorHAnsi" w:cstheme="minorHAnsi"/>
+                <w:sz w:val="17"/>
+                <w:szCs w:val="17"/>
+              </w:rPr>
+            </w:pPr>
+            <w:r>
+              <w:rPr>
+                <w:rFonts w:asciiTheme="minorHAnsi" w:eastAsia="Calibri" w:hAnsiTheme="minorHAnsi" w:cstheme="minorHAnsi"/>
+                <w:sz w:val="17"/>
+                <w:szCs w:val="17"/>
               </w:rPr>
               <w:t>Norway</w:t>
             </w:r>
@@ -4647,12 +5519,17 @@
           <w:p>
             <w:pPr>
               <w:spacing w:after="20"/>
-            </w:pPr>
-            <w:r>
-              <w:rPr>
-                <w:rFonts w:ascii="Calibri" w:eastAsia="Calibri" w:hAnsi="Calibri" w:cs="Calibri"/>
-                <w:sz w:val="18"/>
-                <w:szCs w:val="18"/>
+              <w:rPr>
+                <w:rFonts w:asciiTheme="minorHAnsi" w:hAnsiTheme="minorHAnsi" w:cstheme="minorHAnsi"/>
+                <w:sz w:val="17"/>
+                <w:szCs w:val="17"/>
+              </w:rPr>
+            </w:pPr>
+            <w:r>
+              <w:rPr>
+                <w:rFonts w:asciiTheme="minorHAnsi" w:eastAsia="Calibri" w:hAnsiTheme="minorHAnsi" w:cstheme="minorHAnsi"/>
+                <w:sz w:val="17"/>
+                <w:szCs w:val="17"/>
               </w:rPr>
               <w:t>Months 18–36</w:t>
             </w:r>
@@ -4680,10 +5557,17 @@
             <w:pPr>
               <w:spacing w:after="20"/>
               <w:jc w:val="center"/>
-            </w:pPr>
-            <w:r>
-              <w:rPr>
-                <w:rFonts w:ascii="Calibri" w:eastAsia="Calibri" w:hAnsi="Calibri" w:cs="Calibri"/>
+              <w:rPr>
+                <w:rFonts w:asciiTheme="minorHAnsi" w:hAnsiTheme="minorHAnsi" w:cstheme="minorHAnsi"/>
+                <w:sz w:val="17"/>
+                <w:szCs w:val="17"/>
+              </w:rPr>
+            </w:pPr>
+            <w:r>
+              <w:rPr>
+                <w:rFonts w:asciiTheme="minorHAnsi" w:eastAsia="Calibri" w:hAnsiTheme="minorHAnsi" w:cstheme="minorHAnsi"/>
+                <w:sz w:val="17"/>
+                <w:szCs w:val="17"/>
               </w:rPr>
               <w:t>●</w:t>
             </w:r>
@@ -4711,10 +5595,17 @@
             <w:pPr>
               <w:spacing w:after="20"/>
               <w:jc w:val="center"/>
-            </w:pPr>
-            <w:r>
-              <w:rPr>
-                <w:rFonts w:ascii="Calibri" w:eastAsia="Calibri" w:hAnsi="Calibri" w:cs="Calibri"/>
+              <w:rPr>
+                <w:rFonts w:asciiTheme="minorHAnsi" w:hAnsiTheme="minorHAnsi" w:cstheme="minorHAnsi"/>
+                <w:sz w:val="17"/>
+                <w:szCs w:val="17"/>
+              </w:rPr>
+            </w:pPr>
+            <w:r>
+              <w:rPr>
+                <w:rFonts w:asciiTheme="minorHAnsi" w:eastAsia="Calibri" w:hAnsiTheme="minorHAnsi" w:cstheme="minorHAnsi"/>
+                <w:sz w:val="17"/>
+                <w:szCs w:val="17"/>
               </w:rPr>
               <w:t>○</w:t>
             </w:r>
@@ -4741,6 +5632,11 @@
             <w:pPr>
               <w:spacing w:after="20"/>
               <w:jc w:val="center"/>
+              <w:rPr>
+                <w:rFonts w:asciiTheme="minorHAnsi" w:hAnsiTheme="minorHAnsi" w:cstheme="minorHAnsi"/>
+                <w:sz w:val="17"/>
+                <w:szCs w:val="17"/>
+              </w:rPr>
             </w:pPr>
           </w:p>
         </w:tc>
@@ -4765,6 +5661,11 @@
             <w:pPr>
               <w:spacing w:after="20"/>
               <w:jc w:val="center"/>
+              <w:rPr>
+                <w:rFonts w:asciiTheme="minorHAnsi" w:hAnsiTheme="minorHAnsi" w:cstheme="minorHAnsi"/>
+                <w:sz w:val="17"/>
+                <w:szCs w:val="17"/>
+              </w:rPr>
             </w:pPr>
           </w:p>
         </w:tc>
@@ -4793,14 +5694,19 @@
           <w:p>
             <w:pPr>
               <w:spacing w:after="20"/>
-            </w:pPr>
-            <w:r>
-              <w:rPr>
-                <w:rFonts w:ascii="Calibri" w:eastAsia="Calibri" w:hAnsi="Calibri" w:cs="Calibri"/>
+              <w:rPr>
+                <w:rFonts w:asciiTheme="minorHAnsi" w:hAnsiTheme="minorHAnsi" w:cstheme="minorHAnsi"/>
+                <w:sz w:val="17"/>
+                <w:szCs w:val="17"/>
+              </w:rPr>
+            </w:pPr>
+            <w:r>
+              <w:rPr>
+                <w:rFonts w:asciiTheme="minorHAnsi" w:eastAsia="Calibri" w:hAnsiTheme="minorHAnsi" w:cstheme="minorHAnsi"/>
                 <w:b/>
                 <w:bCs/>
-                <w:sz w:val="19"/>
-                <w:szCs w:val="19"/>
+                <w:sz w:val="17"/>
+                <w:szCs w:val="17"/>
               </w:rPr>
               <w:t>WP11: Project management, synthesis and dissemination</w:t>
             </w:r>
@@ -4812,10 +5718,15 @@
                 <w:ilvl w:val="0"/>
                 <w:numId w:val="2"/>
               </w:numPr>
-            </w:pPr>
-            <w:r>
-              <w:rPr>
-                <w:rFonts w:ascii="Calibri" w:eastAsia="Calibri" w:hAnsi="Calibri" w:cs="Calibri"/>
+              <w:rPr>
+                <w:rFonts w:asciiTheme="minorHAnsi" w:hAnsiTheme="minorHAnsi" w:cstheme="minorHAnsi"/>
+                <w:sz w:val="17"/>
+                <w:szCs w:val="17"/>
+              </w:rPr>
+            </w:pPr>
+            <w:r>
+              <w:rPr>
+                <w:rFonts w:asciiTheme="minorHAnsi" w:eastAsia="Calibri" w:hAnsiTheme="minorHAnsi" w:cstheme="minorHAnsi"/>
                 <w:color w:val="444444"/>
                 <w:sz w:val="17"/>
                 <w:szCs w:val="17"/>
@@ -4830,10 +5741,15 @@
                 <w:ilvl w:val="0"/>
                 <w:numId w:val="2"/>
               </w:numPr>
-            </w:pPr>
-            <w:r>
-              <w:rPr>
-                <w:rFonts w:ascii="Calibri" w:eastAsia="Calibri" w:hAnsi="Calibri" w:cs="Calibri"/>
+              <w:rPr>
+                <w:rFonts w:asciiTheme="minorHAnsi" w:hAnsiTheme="minorHAnsi" w:cstheme="minorHAnsi"/>
+                <w:sz w:val="17"/>
+                <w:szCs w:val="17"/>
+              </w:rPr>
+            </w:pPr>
+            <w:r>
+              <w:rPr>
+                <w:rFonts w:asciiTheme="minorHAnsi" w:eastAsia="Calibri" w:hAnsiTheme="minorHAnsi" w:cstheme="minorHAnsi"/>
                 <w:color w:val="444444"/>
                 <w:sz w:val="17"/>
                 <w:szCs w:val="17"/>
@@ -4848,10 +5764,15 @@
                 <w:ilvl w:val="0"/>
                 <w:numId w:val="2"/>
               </w:numPr>
-            </w:pPr>
-            <w:r>
-              <w:rPr>
-                <w:rFonts w:ascii="Calibri" w:eastAsia="Calibri" w:hAnsi="Calibri" w:cs="Calibri"/>
+              <w:rPr>
+                <w:rFonts w:asciiTheme="minorHAnsi" w:hAnsiTheme="minorHAnsi" w:cstheme="minorHAnsi"/>
+                <w:sz w:val="17"/>
+                <w:szCs w:val="17"/>
+              </w:rPr>
+            </w:pPr>
+            <w:r>
+              <w:rPr>
+                <w:rFonts w:asciiTheme="minorHAnsi" w:eastAsia="Calibri" w:hAnsiTheme="minorHAnsi" w:cstheme="minorHAnsi"/>
                 <w:color w:val="444444"/>
                 <w:sz w:val="17"/>
                 <w:szCs w:val="17"/>
@@ -4880,12 +5801,17 @@
           <w:p>
             <w:pPr>
               <w:spacing w:after="20"/>
-            </w:pPr>
-            <w:r>
-              <w:rPr>
-                <w:rFonts w:ascii="Calibri" w:eastAsia="Calibri" w:hAnsi="Calibri" w:cs="Calibri"/>
-                <w:sz w:val="18"/>
-                <w:szCs w:val="18"/>
+              <w:rPr>
+                <w:rFonts w:asciiTheme="minorHAnsi" w:hAnsiTheme="minorHAnsi" w:cstheme="minorHAnsi"/>
+                <w:sz w:val="17"/>
+                <w:szCs w:val="17"/>
+              </w:rPr>
+            </w:pPr>
+            <w:r>
+              <w:rPr>
+                <w:rFonts w:asciiTheme="minorHAnsi" w:eastAsia="Calibri" w:hAnsiTheme="minorHAnsi" w:cstheme="minorHAnsi"/>
+                <w:sz w:val="17"/>
+                <w:szCs w:val="17"/>
               </w:rPr>
               <w:t>All three</w:t>
             </w:r>
@@ -4911,12 +5837,17 @@
           <w:p>
             <w:pPr>
               <w:spacing w:after="20"/>
-            </w:pPr>
-            <w:r>
-              <w:rPr>
-                <w:rFonts w:ascii="Calibri" w:eastAsia="Calibri" w:hAnsi="Calibri" w:cs="Calibri"/>
-                <w:sz w:val="18"/>
-                <w:szCs w:val="18"/>
+              <w:rPr>
+                <w:rFonts w:asciiTheme="minorHAnsi" w:hAnsiTheme="minorHAnsi" w:cstheme="minorHAnsi"/>
+                <w:sz w:val="17"/>
+                <w:szCs w:val="17"/>
+              </w:rPr>
+            </w:pPr>
+            <w:r>
+              <w:rPr>
+                <w:rFonts w:asciiTheme="minorHAnsi" w:eastAsia="Calibri" w:hAnsiTheme="minorHAnsi" w:cstheme="minorHAnsi"/>
+                <w:sz w:val="17"/>
+                <w:szCs w:val="17"/>
               </w:rPr>
               <w:t>Seraphine Maerz (UoM)</w:t>
             </w:r>
@@ -4942,12 +5873,17 @@
           <w:p>
             <w:pPr>
               <w:spacing w:after="20"/>
-            </w:pPr>
-            <w:r>
-              <w:rPr>
-                <w:rFonts w:ascii="Calibri" w:eastAsia="Calibri" w:hAnsi="Calibri" w:cs="Calibri"/>
-                <w:sz w:val="18"/>
-                <w:szCs w:val="18"/>
+              <w:rPr>
+                <w:rFonts w:asciiTheme="minorHAnsi" w:hAnsiTheme="minorHAnsi" w:cstheme="minorHAnsi"/>
+                <w:sz w:val="17"/>
+                <w:szCs w:val="17"/>
+              </w:rPr>
+            </w:pPr>
+            <w:r>
+              <w:rPr>
+                <w:rFonts w:asciiTheme="minorHAnsi" w:eastAsia="Calibri" w:hAnsiTheme="minorHAnsi" w:cstheme="minorHAnsi"/>
+                <w:sz w:val="17"/>
+                <w:szCs w:val="17"/>
               </w:rPr>
               <w:t>Australia</w:t>
             </w:r>
@@ -4973,28 +5909,33 @@
           <w:p>
             <w:pPr>
               <w:spacing w:after="20"/>
-            </w:pPr>
-            <w:r>
-              <w:rPr>
-                <w:rFonts w:ascii="Calibri" w:eastAsia="Calibri" w:hAnsi="Calibri" w:cs="Calibri"/>
-                <w:sz w:val="18"/>
-                <w:szCs w:val="18"/>
+              <w:rPr>
+                <w:rFonts w:asciiTheme="minorHAnsi" w:hAnsiTheme="minorHAnsi" w:cstheme="minorHAnsi"/>
+                <w:sz w:val="17"/>
+                <w:szCs w:val="17"/>
+              </w:rPr>
+            </w:pPr>
+            <w:r>
+              <w:rPr>
+                <w:rFonts w:asciiTheme="minorHAnsi" w:eastAsia="Calibri" w:hAnsiTheme="minorHAnsi" w:cstheme="minorHAnsi"/>
+                <w:sz w:val="17"/>
+                <w:szCs w:val="17"/>
               </w:rPr>
               <w:t>Project Manager (UoM), IDEA (</w:t>
             </w:r>
             <w:r>
               <w:rPr>
-                <w:rFonts w:ascii="Calibri" w:eastAsia="Calibri" w:hAnsi="Calibri" w:cs="Calibri"/>
-                <w:sz w:val="18"/>
-                <w:szCs w:val="18"/>
+                <w:rFonts w:asciiTheme="minorHAnsi" w:eastAsia="Calibri" w:hAnsiTheme="minorHAnsi" w:cstheme="minorHAnsi"/>
+                <w:sz w:val="17"/>
+                <w:szCs w:val="17"/>
               </w:rPr>
               <w:t xml:space="preserve">Cecilia Hammar, </w:t>
             </w:r>
             <w:r>
               <w:rPr>
-                <w:rFonts w:ascii="Calibri" w:eastAsia="Calibri" w:hAnsi="Calibri" w:cs="Calibri"/>
-                <w:sz w:val="18"/>
-                <w:szCs w:val="18"/>
+                <w:rFonts w:asciiTheme="minorHAnsi" w:eastAsia="Calibri" w:hAnsiTheme="minorHAnsi" w:cstheme="minorHAnsi"/>
+                <w:sz w:val="17"/>
+                <w:szCs w:val="17"/>
               </w:rPr>
               <w:t>for dissemination in Europe and across)</w:t>
             </w:r>
@@ -5020,22 +5961,27 @@
           <w:p>
             <w:pPr>
               <w:spacing w:after="20"/>
-            </w:pPr>
-            <w:r>
-              <w:rPr>
-                <w:rFonts w:ascii="Calibri" w:eastAsia="Calibri" w:hAnsi="Calibri" w:cs="Calibri"/>
-                <w:sz w:val="18"/>
-                <w:szCs w:val="18"/>
+              <w:rPr>
+                <w:rFonts w:asciiTheme="minorHAnsi" w:hAnsiTheme="minorHAnsi" w:cstheme="minorHAnsi"/>
+                <w:sz w:val="17"/>
+                <w:szCs w:val="17"/>
+              </w:rPr>
+            </w:pPr>
+            <w:r>
+              <w:rPr>
+                <w:rFonts w:asciiTheme="minorHAnsi" w:eastAsia="Calibri" w:hAnsiTheme="minorHAnsi" w:cstheme="minorHAnsi"/>
+                <w:sz w:val="17"/>
+                <w:szCs w:val="17"/>
               </w:rPr>
               <w:t xml:space="preserve">Australia, </w:t>
             </w:r>
             <w:r>
               <w:rPr>
-                <w:rFonts w:ascii="Calibri" w:eastAsia="Calibri" w:hAnsi="Calibri" w:cs="Calibri"/>
-                <w:sz w:val="18"/>
-                <w:szCs w:val="18"/>
-              </w:rPr>
-              <w:t>Belgium</w:t>
+                <w:rFonts w:asciiTheme="minorHAnsi" w:eastAsia="Calibri" w:hAnsiTheme="minorHAnsi" w:cstheme="minorHAnsi"/>
+                <w:sz w:val="17"/>
+                <w:szCs w:val="17"/>
+              </w:rPr>
+              <w:t>Sweden</w:t>
             </w:r>
           </w:p>
         </w:tc>
@@ -5059,12 +6005,17 @@
           <w:p>
             <w:pPr>
               <w:spacing w:after="20"/>
-            </w:pPr>
-            <w:r>
-              <w:rPr>
-                <w:rFonts w:ascii="Calibri" w:eastAsia="Calibri" w:hAnsi="Calibri" w:cs="Calibri"/>
-                <w:sz w:val="18"/>
-                <w:szCs w:val="18"/>
+              <w:rPr>
+                <w:rFonts w:asciiTheme="minorHAnsi" w:hAnsiTheme="minorHAnsi" w:cstheme="minorHAnsi"/>
+                <w:sz w:val="17"/>
+                <w:szCs w:val="17"/>
+              </w:rPr>
+            </w:pPr>
+            <w:r>
+              <w:rPr>
+                <w:rFonts w:asciiTheme="minorHAnsi" w:eastAsia="Calibri" w:hAnsiTheme="minorHAnsi" w:cstheme="minorHAnsi"/>
+                <w:sz w:val="17"/>
+                <w:szCs w:val="17"/>
               </w:rPr>
               <w:t>Months 0–36</w:t>
             </w:r>
@@ -5091,6 +6042,11 @@
             <w:pPr>
               <w:spacing w:after="20"/>
               <w:jc w:val="center"/>
+              <w:rPr>
+                <w:rFonts w:asciiTheme="minorHAnsi" w:hAnsiTheme="minorHAnsi" w:cstheme="minorHAnsi"/>
+                <w:sz w:val="17"/>
+                <w:szCs w:val="17"/>
+              </w:rPr>
             </w:pPr>
           </w:p>
         </w:tc>
@@ -5116,10 +6072,17 @@
             <w:pPr>
               <w:spacing w:after="20"/>
               <w:jc w:val="center"/>
-            </w:pPr>
-            <w:r>
-              <w:rPr>
-                <w:rFonts w:ascii="Calibri" w:eastAsia="Calibri" w:hAnsi="Calibri" w:cs="Calibri"/>
+              <w:rPr>
+                <w:rFonts w:asciiTheme="minorHAnsi" w:hAnsiTheme="minorHAnsi" w:cstheme="minorHAnsi"/>
+                <w:sz w:val="17"/>
+                <w:szCs w:val="17"/>
+              </w:rPr>
+            </w:pPr>
+            <w:r>
+              <w:rPr>
+                <w:rFonts w:asciiTheme="minorHAnsi" w:eastAsia="Calibri" w:hAnsiTheme="minorHAnsi" w:cstheme="minorHAnsi"/>
+                <w:sz w:val="17"/>
+                <w:szCs w:val="17"/>
               </w:rPr>
               <w:t>○</w:t>
             </w:r>
@@ -5147,10 +6110,17 @@
             <w:pPr>
               <w:spacing w:after="20"/>
               <w:jc w:val="center"/>
-            </w:pPr>
-            <w:r>
-              <w:rPr>
-                <w:rFonts w:ascii="Calibri" w:eastAsia="Calibri" w:hAnsi="Calibri" w:cs="Calibri"/>
+              <w:rPr>
+                <w:rFonts w:asciiTheme="minorHAnsi" w:hAnsiTheme="minorHAnsi" w:cstheme="minorHAnsi"/>
+                <w:sz w:val="17"/>
+                <w:szCs w:val="17"/>
+              </w:rPr>
+            </w:pPr>
+            <w:r>
+              <w:rPr>
+                <w:rFonts w:asciiTheme="minorHAnsi" w:eastAsia="Calibri" w:hAnsiTheme="minorHAnsi" w:cstheme="minorHAnsi"/>
+                <w:sz w:val="17"/>
+                <w:szCs w:val="17"/>
               </w:rPr>
               <w:t>○</w:t>
             </w:r>
@@ -5177,6 +6147,11 @@
             <w:pPr>
               <w:spacing w:after="20"/>
               <w:jc w:val="center"/>
+              <w:rPr>
+                <w:rFonts w:asciiTheme="minorHAnsi" w:hAnsiTheme="minorHAnsi" w:cstheme="minorHAnsi"/>
+                <w:sz w:val="17"/>
+                <w:szCs w:val="17"/>
+              </w:rPr>
             </w:pPr>
           </w:p>
         </w:tc>
@@ -5204,36 +6179,41 @@
           <w:p>
             <w:pPr>
               <w:spacing w:after="20"/>
-            </w:pPr>
-            <w:r>
-              <w:rPr>
-                <w:rFonts w:ascii="Calibri" w:eastAsia="Calibri" w:hAnsi="Calibri" w:cs="Calibri"/>
+              <w:rPr>
+                <w:rFonts w:asciiTheme="minorHAnsi" w:hAnsiTheme="minorHAnsi" w:cstheme="minorHAnsi"/>
+                <w:sz w:val="17"/>
+                <w:szCs w:val="17"/>
+              </w:rPr>
+            </w:pPr>
+            <w:r>
+              <w:rPr>
+                <w:rFonts w:asciiTheme="minorHAnsi" w:eastAsia="Calibri" w:hAnsiTheme="minorHAnsi" w:cstheme="minorHAnsi"/>
                 <w:b/>
                 <w:bCs/>
-                <w:sz w:val="18"/>
-                <w:szCs w:val="18"/>
+                <w:sz w:val="17"/>
+                <w:szCs w:val="17"/>
               </w:rPr>
               <w:t>WPs per call outcome (</w:t>
             </w:r>
             <w:proofErr w:type="gramStart"/>
             <w:r>
               <w:rPr>
-                <w:rFonts w:ascii="Calibri" w:eastAsia="Calibri" w:hAnsi="Calibri" w:cs="Calibri"/>
+                <w:rFonts w:asciiTheme="minorHAnsi" w:eastAsia="Calibri" w:hAnsiTheme="minorHAnsi" w:cstheme="minorHAnsi"/>
                 <w:b/>
                 <w:bCs/>
-                <w:sz w:val="18"/>
-                <w:szCs w:val="18"/>
+                <w:sz w:val="17"/>
+                <w:szCs w:val="17"/>
               </w:rPr>
               <w:t>main focus</w:t>
             </w:r>
             <w:proofErr w:type="gramEnd"/>
             <w:r>
               <w:rPr>
-                <w:rFonts w:ascii="Calibri" w:eastAsia="Calibri" w:hAnsi="Calibri" w:cs="Calibri"/>
+                <w:rFonts w:asciiTheme="minorHAnsi" w:eastAsia="Calibri" w:hAnsiTheme="minorHAnsi" w:cstheme="minorHAnsi"/>
                 <w:b/>
                 <w:bCs/>
-                <w:sz w:val="18"/>
-                <w:szCs w:val="18"/>
+                <w:sz w:val="17"/>
+                <w:szCs w:val="17"/>
               </w:rPr>
               <w:t xml:space="preserve"> / contributing)</w:t>
             </w:r>
@@ -5261,14 +6241,19 @@
             <w:pPr>
               <w:spacing w:after="20"/>
               <w:jc w:val="center"/>
-            </w:pPr>
-            <w:r>
-              <w:rPr>
-                <w:rFonts w:ascii="Calibri" w:eastAsia="Calibri" w:hAnsi="Calibri" w:cs="Calibri"/>
+              <w:rPr>
+                <w:rFonts w:asciiTheme="minorHAnsi" w:hAnsiTheme="minorHAnsi" w:cstheme="minorHAnsi"/>
+                <w:sz w:val="17"/>
+                <w:szCs w:val="17"/>
+              </w:rPr>
+            </w:pPr>
+            <w:r>
+              <w:rPr>
+                <w:rFonts w:asciiTheme="minorHAnsi" w:eastAsia="Calibri" w:hAnsiTheme="minorHAnsi" w:cstheme="minorHAnsi"/>
                 <w:b/>
                 <w:bCs/>
-                <w:sz w:val="18"/>
-                <w:szCs w:val="18"/>
+                <w:sz w:val="17"/>
+                <w:szCs w:val="17"/>
               </w:rPr>
               <w:t>5 / 1</w:t>
             </w:r>
@@ -5296,14 +6281,19 @@
             <w:pPr>
               <w:spacing w:after="20"/>
               <w:jc w:val="center"/>
-            </w:pPr>
-            <w:r>
-              <w:rPr>
-                <w:rFonts w:ascii="Calibri" w:eastAsia="Calibri" w:hAnsi="Calibri" w:cs="Calibri"/>
+              <w:rPr>
+                <w:rFonts w:asciiTheme="minorHAnsi" w:hAnsiTheme="minorHAnsi" w:cstheme="minorHAnsi"/>
+                <w:sz w:val="17"/>
+                <w:szCs w:val="17"/>
+              </w:rPr>
+            </w:pPr>
+            <w:r>
+              <w:rPr>
+                <w:rFonts w:asciiTheme="minorHAnsi" w:eastAsia="Calibri" w:hAnsiTheme="minorHAnsi" w:cstheme="minorHAnsi"/>
                 <w:b/>
                 <w:bCs/>
-                <w:sz w:val="18"/>
-                <w:szCs w:val="18"/>
+                <w:sz w:val="17"/>
+                <w:szCs w:val="17"/>
               </w:rPr>
               <w:t>2 / 3</w:t>
             </w:r>
@@ -5331,14 +6321,19 @@
             <w:pPr>
               <w:spacing w:after="20"/>
               <w:jc w:val="center"/>
-            </w:pPr>
-            <w:r>
-              <w:rPr>
-                <w:rFonts w:ascii="Calibri" w:eastAsia="Calibri" w:hAnsi="Calibri" w:cs="Calibri"/>
+              <w:rPr>
+                <w:rFonts w:asciiTheme="minorHAnsi" w:hAnsiTheme="minorHAnsi" w:cstheme="minorHAnsi"/>
+                <w:sz w:val="17"/>
+                <w:szCs w:val="17"/>
+              </w:rPr>
+            </w:pPr>
+            <w:r>
+              <w:rPr>
+                <w:rFonts w:asciiTheme="minorHAnsi" w:eastAsia="Calibri" w:hAnsiTheme="minorHAnsi" w:cstheme="minorHAnsi"/>
                 <w:b/>
                 <w:bCs/>
-                <w:sz w:val="18"/>
-                <w:szCs w:val="18"/>
+                <w:sz w:val="17"/>
+                <w:szCs w:val="17"/>
               </w:rPr>
               <w:t>2 / 2</w:t>
             </w:r>
@@ -5366,14 +6361,19 @@
             <w:pPr>
               <w:spacing w:after="20"/>
               <w:jc w:val="center"/>
-            </w:pPr>
-            <w:r>
-              <w:rPr>
-                <w:rFonts w:ascii="Calibri" w:eastAsia="Calibri" w:hAnsi="Calibri" w:cs="Calibri"/>
+              <w:rPr>
+                <w:rFonts w:asciiTheme="minorHAnsi" w:hAnsiTheme="minorHAnsi" w:cstheme="minorHAnsi"/>
+                <w:sz w:val="17"/>
+                <w:szCs w:val="17"/>
+              </w:rPr>
+            </w:pPr>
+            <w:r>
+              <w:rPr>
+                <w:rFonts w:asciiTheme="minorHAnsi" w:eastAsia="Calibri" w:hAnsiTheme="minorHAnsi" w:cstheme="minorHAnsi"/>
                 <w:b/>
                 <w:bCs/>
-                <w:sz w:val="18"/>
-                <w:szCs w:val="18"/>
+                <w:sz w:val="17"/>
+                <w:szCs w:val="17"/>
               </w:rPr>
               <w:t>1 / 1</w:t>
             </w:r>
@@ -5384,12 +6384,17 @@
     <w:p>
       <w:pPr>
         <w:spacing w:after="60"/>
+        <w:rPr>
+          <w:rFonts w:asciiTheme="minorHAnsi" w:hAnsiTheme="minorHAnsi" w:cstheme="minorHAnsi"/>
+          <w:sz w:val="17"/>
+          <w:szCs w:val="17"/>
+        </w:rPr>
       </w:pPr>
       <w:r>
         <w:rPr>
-          <w:rFonts w:ascii="Calibri" w:eastAsia="Calibri" w:hAnsi="Calibri" w:cs="Calibri"/>
-          <w:sz w:val="18"/>
-          <w:szCs w:val="18"/>
+          <w:rFonts w:asciiTheme="minorHAnsi" w:eastAsia="Calibri" w:hAnsiTheme="minorHAnsi" w:cstheme="minorHAnsi"/>
+          <w:sz w:val="17"/>
+          <w:szCs w:val="17"/>
         </w:rPr>
         <w:t xml:space="preserve"> </w:t>
       </w:r>
@@ -5466,7 +6471,7 @@
           <w:sz w:val="18"/>
           <w:szCs w:val="18"/>
         </w:rPr>
-        <w:t>Counts are lead and co-lead roles per WP. North = Nordic and Baltic countries, West = UK, Ireland, Benelux, Germany, France, Austria, Switzerland, East = Poland, Czechia, Slovakia, Hungary, Romania, Bulgaria, South = Iberia, Italy, Greece, Malta, Cyprus, Balkans. The V-Dem centre is counted under Australia and IDEA under Belgium. Roles and institutions with a European country still tbc are shown separately.</w:t>
+        <w:t>Counts are lead and co-lead roles per WP. North = Nordic and Baltic countries, West = UK, Ireland, Benelux, Germany, France, Austria, Switzerland, East = Poland, Czechia, Slovakia, Hungary, Romania, Bulgaria, South = Iberia, Italy, Greece, Malta, Cyprus, Balkans. The V-Dem centre is counted under Australia and IDEA under Sweden. Roles and institutions with a European country still tbc are shown separately. The open WP4 co-lead is counted as Europe (country tbc), since we are looking for a co-lead from Southern or Eastern Europe.</w:t>
       </w:r>
     </w:p>
     <w:p>

--- a/wp_leads_dem04.docx
+++ b/wp_leads_dem04.docx
@@ -1899,6 +1899,14 @@
               </w:rPr>
               <w:t>Ed Hovy (UoM)</w:t>
             </w:r>
+            <w:r>
+              <w:rPr>
+                <w:rFonts w:asciiTheme="minorHAnsi" w:eastAsia="Calibri" w:hAnsiTheme="minorHAnsi" w:cstheme="minorHAnsi"/>
+                <w:sz w:val="17"/>
+                <w:szCs w:val="17"/>
+              </w:rPr>
+              <w:t>, Christine de Kock (UoM)</w:t>
+            </w:r>
           </w:p>
         </w:tc>
         <w:tc>
@@ -4922,33 +4930,15 @@
                 <w:sz w:val="17"/>
                 <w:szCs w:val="17"/>
               </w:rPr>
-              <w:t xml:space="preserve">) </w:t>
-            </w:r>
-            <w:r>
-              <w:rPr>
-                <w:rFonts w:asciiTheme="minorHAnsi" w:eastAsia="Calibri" w:hAnsiTheme="minorHAnsi" w:cstheme="minorHAnsi"/>
-                <w:sz w:val="17"/>
-                <w:szCs w:val="17"/>
-                <w:highlight w:val="yellow"/>
-              </w:rPr>
-              <w:t>(t</w:t>
-            </w:r>
-            <w:r>
-              <w:rPr>
-                <w:rFonts w:asciiTheme="minorHAnsi" w:eastAsia="Calibri" w:hAnsiTheme="minorHAnsi" w:cstheme="minorHAnsi"/>
-                <w:sz w:val="17"/>
-                <w:szCs w:val="17"/>
-                <w:highlight w:val="yellow"/>
-              </w:rPr>
-              <w:t>bc</w:t>
-            </w:r>
-            <w:r>
-              <w:rPr>
-                <w:rFonts w:asciiTheme="minorHAnsi" w:eastAsia="Calibri" w:hAnsiTheme="minorHAnsi" w:cstheme="minorHAnsi"/>
-                <w:sz w:val="17"/>
-                <w:szCs w:val="17"/>
-              </w:rPr>
-              <w:t xml:space="preserve">), industry partner: Steven Hill (Digital Science) </w:t>
+              <w:t>)</w:t>
+            </w:r>
+            <w:r>
+              <w:rPr>
+                <w:rFonts w:asciiTheme="minorHAnsi" w:eastAsia="Calibri" w:hAnsiTheme="minorHAnsi" w:cstheme="minorHAnsi"/>
+                <w:sz w:val="17"/>
+                <w:szCs w:val="17"/>
+              </w:rPr>
+              <w:t xml:space="preserve">, industry partner: Steven Hill (Digital Science) </w:t>
             </w:r>
             <w:r>
               <w:rPr>

--- a/wp_leads_dem04.docx
+++ b/wp_leads_dem04.docx
@@ -956,6 +956,22 @@
               </w:rPr>
               <w:t xml:space="preserve"> (Griffith), V-Dem centre AUS/NZ (Sanhueza Petrarca)</w:t>
             </w:r>
+            <w:r>
+              <w:rPr>
+                <w:rFonts w:asciiTheme="minorHAnsi" w:eastAsia="Calibri" w:hAnsiTheme="minorHAnsi" w:cstheme="minorHAnsi"/>
+                <w:sz w:val="17"/>
+                <w:szCs w:val="17"/>
+              </w:rPr>
+              <w:t>, Aurel Croissant</w:t>
+            </w:r>
+            <w:r>
+              <w:rPr>
+                <w:rFonts w:asciiTheme="minorHAnsi" w:eastAsia="Calibri" w:hAnsiTheme="minorHAnsi" w:cstheme="minorHAnsi"/>
+                <w:sz w:val="17"/>
+                <w:szCs w:val="17"/>
+              </w:rPr>
+              <w:t xml:space="preserve"> (Heidelberg University)</w:t>
+            </w:r>
           </w:p>
         </w:tc>
         <w:tc>
@@ -979,7 +995,7 @@
             <w:pPr>
               <w:spacing w:after="20"/>
               <w:rPr>
-                <w:rFonts w:asciiTheme="minorHAnsi" w:hAnsiTheme="minorHAnsi" w:cstheme="minorHAnsi"/>
+                <w:rFonts w:asciiTheme="minorHAnsi" w:eastAsia="Calibri" w:hAnsiTheme="minorHAnsi" w:cstheme="minorHAnsi"/>
                 <w:sz w:val="17"/>
                 <w:szCs w:val="17"/>
               </w:rPr>
@@ -991,6 +1007,32 @@
                 <w:szCs w:val="17"/>
               </w:rPr>
               <w:t>Australia</w:t>
+            </w:r>
+            <w:r>
+              <w:rPr>
+                <w:rFonts w:asciiTheme="minorHAnsi" w:eastAsia="Calibri" w:hAnsiTheme="minorHAnsi" w:cstheme="minorHAnsi"/>
+                <w:sz w:val="17"/>
+                <w:szCs w:val="17"/>
+              </w:rPr>
+              <w:t>,</w:t>
+            </w:r>
+          </w:p>
+          <w:p>
+            <w:pPr>
+              <w:spacing w:after="20"/>
+              <w:rPr>
+                <w:rFonts w:asciiTheme="minorHAnsi" w:hAnsiTheme="minorHAnsi" w:cstheme="minorHAnsi"/>
+                <w:sz w:val="17"/>
+                <w:szCs w:val="17"/>
+              </w:rPr>
+            </w:pPr>
+            <w:r>
+              <w:rPr>
+                <w:rFonts w:asciiTheme="minorHAnsi" w:hAnsiTheme="minorHAnsi" w:cstheme="minorHAnsi"/>
+                <w:sz w:val="17"/>
+                <w:szCs w:val="17"/>
+              </w:rPr>
+              <w:t>Germany</w:t>
             </w:r>
           </w:p>
         </w:tc>
@@ -2141,21 +2183,113 @@
             <w:pPr>
               <w:spacing w:after="20"/>
               <w:rPr>
-                <w:rFonts w:asciiTheme="minorHAnsi" w:hAnsiTheme="minorHAnsi" w:cstheme="minorHAnsi"/>
-                <w:sz w:val="17"/>
-                <w:szCs w:val="17"/>
-              </w:rPr>
-            </w:pPr>
-            <w:r>
-              <w:rPr>
                 <w:rFonts w:asciiTheme="minorHAnsi" w:eastAsia="Calibri" w:hAnsiTheme="minorHAnsi" w:cstheme="minorHAnsi"/>
                 <w:b/>
                 <w:bCs/>
                 <w:sz w:val="17"/>
                 <w:szCs w:val="17"/>
               </w:rPr>
-              <w:t>WP4: Power in the information environment: concentration of data control and power asymmetries</w:t>
-            </w:r>
+            </w:pPr>
+            <w:r>
+              <w:rPr>
+                <w:rFonts w:asciiTheme="minorHAnsi" w:eastAsia="Calibri" w:hAnsiTheme="minorHAnsi" w:cstheme="minorHAnsi"/>
+                <w:b/>
+                <w:bCs/>
+                <w:sz w:val="17"/>
+                <w:szCs w:val="17"/>
+              </w:rPr>
+              <w:t xml:space="preserve">WP4: </w:t>
+            </w:r>
+            <w:r>
+              <w:rPr>
+                <w:rFonts w:asciiTheme="minorHAnsi" w:eastAsia="Calibri" w:hAnsiTheme="minorHAnsi" w:cstheme="minorHAnsi"/>
+                <w:b/>
+                <w:bCs/>
+                <w:sz w:val="17"/>
+                <w:szCs w:val="17"/>
+              </w:rPr>
+              <w:t>AI, political power and democratic safeguards</w:t>
+            </w:r>
+          </w:p>
+          <w:p>
+            <w:pPr>
+              <w:spacing w:after="20"/>
+              <w:rPr>
+                <w:rFonts w:asciiTheme="minorHAnsi" w:eastAsia="Calibri" w:hAnsiTheme="minorHAnsi" w:cstheme="minorHAnsi"/>
+                <w:b/>
+                <w:bCs/>
+                <w:sz w:val="17"/>
+                <w:szCs w:val="17"/>
+              </w:rPr>
+            </w:pPr>
+            <w:r>
+              <w:rPr>
+                <w:rFonts w:eastAsia="Calibri"/>
+                <w:b/>
+                <w:bCs/>
+              </w:rPr>
+              <w:sym w:font="Wingdings" w:char="F0E0"/>
+            </w:r>
+            <w:r>
+              <w:rPr>
+                <w:rFonts w:asciiTheme="minorHAnsi" w:eastAsia="Calibri" w:hAnsiTheme="minorHAnsi" w:cstheme="minorHAnsi"/>
+                <w:b/>
+                <w:bCs/>
+                <w:sz w:val="17"/>
+                <w:szCs w:val="17"/>
+              </w:rPr>
+              <w:t xml:space="preserve"> </w:t>
+            </w:r>
+            <w:r>
+              <w:rPr>
+                <w:rFonts w:asciiTheme="minorHAnsi" w:hAnsiTheme="minorHAnsi" w:cstheme="minorHAnsi"/>
+                <w:color w:val="212121"/>
+                <w:sz w:val="17"/>
+                <w:szCs w:val="17"/>
+                <w:lang w:val="en-US"/>
+              </w:rPr>
+              <w:t>under what conditions can democratic institutions and societal actors effectively constrain the use of AI for manipulation, intimidation and the restriction of participation?</w:t>
+            </w:r>
+            <w:r>
+              <w:rPr>
+                <w:rFonts w:asciiTheme="minorHAnsi" w:hAnsiTheme="minorHAnsi" w:cstheme="minorHAnsi"/>
+                <w:color w:val="212121"/>
+                <w:sz w:val="17"/>
+                <w:szCs w:val="17"/>
+                <w:lang w:val="en-US"/>
+              </w:rPr>
+              <w:t xml:space="preserve"> (</w:t>
+            </w:r>
+            <w:r>
+              <w:rPr>
+                <w:rFonts w:asciiTheme="minorHAnsi" w:eastAsia="Calibri" w:hAnsiTheme="minorHAnsi" w:cstheme="minorHAnsi"/>
+                <w:color w:val="444444"/>
+                <w:sz w:val="17"/>
+                <w:szCs w:val="17"/>
+              </w:rPr>
+              <w:t>Explanation of why harms and responses vary</w:t>
+            </w:r>
+            <w:r>
+              <w:rPr>
+                <w:rFonts w:asciiTheme="minorHAnsi" w:eastAsia="Calibri" w:hAnsiTheme="minorHAnsi" w:cstheme="minorHAnsi"/>
+                <w:color w:val="444444"/>
+                <w:sz w:val="17"/>
+                <w:szCs w:val="17"/>
+              </w:rPr>
+              <w:t>)</w:t>
+            </w:r>
+          </w:p>
+          <w:p>
+            <w:pPr>
+              <w:spacing w:after="20"/>
+              <w:rPr>
+                <w:rFonts w:asciiTheme="minorHAnsi" w:eastAsia="Calibri" w:hAnsiTheme="minorHAnsi" w:cstheme="minorHAnsi"/>
+                <w:b/>
+                <w:bCs/>
+                <w:sz w:val="17"/>
+                <w:szCs w:val="17"/>
+              </w:rPr>
+            </w:pPr>
           </w:p>
           <w:p>
             <w:pPr>
@@ -3156,6 +3290,7 @@
                 <w:sz w:val="17"/>
                 <w:szCs w:val="17"/>
               </w:rPr>
+              <w:lastRenderedPageBreak/>
               <w:t>WP6: Public awareness and media literacy</w:t>
             </w:r>
           </w:p>
@@ -3227,6 +3362,15 @@
               </w:rPr>
               <w:t>Which formats work for whom</w:t>
             </w:r>
+            <w:r>
+              <w:rPr>
+                <w:rFonts w:asciiTheme="minorHAnsi" w:eastAsia="Calibri" w:hAnsiTheme="minorHAnsi" w:cstheme="minorHAnsi"/>
+                <w:color w:val="444444"/>
+                <w:sz w:val="17"/>
+                <w:szCs w:val="17"/>
+              </w:rPr>
+              <w:t xml:space="preserve"> (include behaviour, practical protection, and if effects last)</w:t>
+            </w:r>
           </w:p>
         </w:tc>
         <w:tc>
@@ -3644,7 +3788,6 @@
                 <w:sz w:val="17"/>
                 <w:szCs w:val="17"/>
               </w:rPr>
-              <w:lastRenderedPageBreak/>
               <w:t xml:space="preserve">WP7: AI-supported deliberation pilots for evidence-based </w:t>
             </w:r>
             <w:proofErr w:type="gramStart"/>
@@ -6461,7 +6604,7 @@
           <w:sz w:val="18"/>
           <w:szCs w:val="18"/>
         </w:rPr>
-        <w:t>Counts are lead and co-lead roles per WP. North = Nordic and Baltic countries, West = UK, Ireland, Benelux, Germany, France, Austria, Switzerland, East = Poland, Czechia, Slovakia, Hungary, Romania, Bulgaria, South = Iberia, Italy, Greece, Malta, Cyprus, Balkans. The V-Dem centre is counted under Australia and IDEA under Sweden. Roles and institutions with a European country still tbc are shown separately. The open WP4 co-lead is counted as Europe (country tbc), since we are looking for a co-lead from Southern or Eastern Europe.</w:t>
+        <w:t xml:space="preserve">Counts are lead and co-lead roles per WP. North = Nordic and Baltic countries, West = UK, Ireland, Benelux, Germany, France, Austria, Switzerland, East = Poland, Czechia, Slovakia, Hungary, Romania, Bulgaria, South = Iberia, Italy, Greece, Malta, Cyprus, Balkans. The V-Dem centre is counted under Australia and IDEA under Sweden. Roles and institutions with a European country still tbc are shown separately. The open WP4 co-lead is counted as Europe (country tbc), since we are looking for a co-lead from Southern or Eastern Europe. Digital Science is counted under the UK (assumed from its London headquarters).</w:t>
       </w:r>
     </w:p>
     <w:p>
@@ -6551,6 +6694,119 @@
 <file path=word/numbering.xml><?xml version="1.0" encoding="utf-8"?>
 <w:numbering xmlns:wpc="http://schemas.microsoft.com/office/word/2010/wordprocessingCanvas" xmlns:cx="http://schemas.microsoft.com/office/drawing/2014/chartex" xmlns:cx1="http://schemas.microsoft.com/office/drawing/2015/9/8/chartex" xmlns:cx2="http://schemas.microsoft.com/office/drawing/2015/10/21/chartex" xmlns:cx3="http://schemas.microsoft.com/office/drawing/2016/5/9/chartex" xmlns:cx4="http://schemas.microsoft.com/office/drawing/2016/5/10/chartex" xmlns:cx5="http://schemas.microsoft.com/office/drawing/2016/5/11/chartex" xmlns:cx6="http://schemas.microsoft.com/office/drawing/2016/5/12/chartex" xmlns:cx7="http://schemas.microsoft.com/office/drawing/2016/5/13/chartex" xmlns:cx8="http://schemas.microsoft.com/office/drawing/2016/5/14/chartex" xmlns:mc="http://schemas.openxmlformats.org/markup-compatibility/2006" xmlns:m="http://schemas.openxmlformats.org/officeDocument/2006/math" xmlns:aink="http://schemas.microsoft.com/office/drawing/2016/ink" xmlns:am3d="http://schemas.microsoft.com/office/drawing/2017/model3d" xmlns:oel="http://schemas.microsoft.com/office/2019/extlst" xmlns:r="http://schemas.openxmlformats.org/officeDocument/2006/relationships" xmlns:wp14="http://schemas.microsoft.com/office/word/2010/wordprocessingDrawing" xmlns:wp="http://schemas.openxmlformats.org/drawingml/2006/wordprocessingDrawing" xmlns:wpg="http://schemas.microsoft.com/office/word/2010/wordprocessingGroup" xmlns:wpi="http://schemas.microsoft.com/office/word/2010/wordprocessingInk" xmlns:wps="http://schemas.microsoft.com/office/word/2010/wordprocessingShape" xmlns:o="urn:schemas-microsoft-com:office:office" xmlns:v="urn:schemas-microsoft-com:vml" xmlns:w10="urn:schemas-microsoft-com:office:word" xmlns:w="http://schemas.openxmlformats.org/wordprocessingml/2006/main" xmlns:w14="http://schemas.microsoft.com/office/word/2010/wordml" xmlns:w15="http://schemas.microsoft.com/office/word/2012/wordml" xmlns:w16cex="http://schemas.microsoft.com/office/word/2018/wordml/cex" xmlns:w16cid="http://schemas.microsoft.com/office/word/2016/wordml/cid" xmlns:w16="http://schemas.microsoft.com/office/word/2018/wordml" xmlns:w16sdtdh="http://schemas.microsoft.com/office/word/2020/wordml/sdtdatahash" xmlns:w16sdtfl="http://schemas.microsoft.com/office/word/2024/wordml/sdtformatlock" xmlns:w16se="http://schemas.microsoft.com/office/word/2015/wordml/symex" xmlns:w16du="http://schemas.microsoft.com/office/word/2023/wordml/word16du" xmlns:wne="http://schemas.microsoft.com/office/word/2006/wordml" mc:Ignorable="w14 w15 w16se w16cid w16 w16cex w16sdtdh w16sdtfl w16du wp14">
   <w:abstractNum w:abstractNumId="0" w15:restartNumberingAfterBreak="0">
+    <w:nsid w:val="1C435E65"/>
+    <w:multiLevelType w:val="hybridMultilevel"/>
+    <w:tmpl w:val="3796E554"/>
+    <w:lvl w:ilvl="0" w:tplc="08090001">
+      <w:start w:val="1"/>
+      <w:numFmt w:val="bullet"/>
+      <w:lvlText w:val=""/>
+      <w:lvlJc w:val="left"/>
+      <w:pPr>
+        <w:ind w:left="720" w:hanging="360"/>
+      </w:pPr>
+      <w:rPr>
+        <w:rFonts w:ascii="Symbol" w:hAnsi="Symbol" w:hint="default"/>
+      </w:rPr>
+    </w:lvl>
+    <w:lvl w:ilvl="1" w:tplc="08090003" w:tentative="1">
+      <w:start w:val="1"/>
+      <w:numFmt w:val="bullet"/>
+      <w:lvlText w:val="o"/>
+      <w:lvlJc w:val="left"/>
+      <w:pPr>
+        <w:ind w:left="1440" w:hanging="360"/>
+      </w:pPr>
+      <w:rPr>
+        <w:rFonts w:ascii="Courier New" w:hAnsi="Courier New" w:cs="Courier New" w:hint="default"/>
+      </w:rPr>
+    </w:lvl>
+    <w:lvl w:ilvl="2" w:tplc="08090005" w:tentative="1">
+      <w:start w:val="1"/>
+      <w:numFmt w:val="bullet"/>
+      <w:lvlText w:val=""/>
+      <w:lvlJc w:val="left"/>
+      <w:pPr>
+        <w:ind w:left="2160" w:hanging="360"/>
+      </w:pPr>
+      <w:rPr>
+        <w:rFonts w:ascii="Wingdings" w:hAnsi="Wingdings" w:hint="default"/>
+      </w:rPr>
+    </w:lvl>
+    <w:lvl w:ilvl="3" w:tplc="08090001" w:tentative="1">
+      <w:start w:val="1"/>
+      <w:numFmt w:val="bullet"/>
+      <w:lvlText w:val=""/>
+      <w:lvlJc w:val="left"/>
+      <w:pPr>
+        <w:ind w:left="2880" w:hanging="360"/>
+      </w:pPr>
+      <w:rPr>
+        <w:rFonts w:ascii="Symbol" w:hAnsi="Symbol" w:hint="default"/>
+      </w:rPr>
+    </w:lvl>
+    <w:lvl w:ilvl="4" w:tplc="08090003" w:tentative="1">
+      <w:start w:val="1"/>
+      <w:numFmt w:val="bullet"/>
+      <w:lvlText w:val="o"/>
+      <w:lvlJc w:val="left"/>
+      <w:pPr>
+        <w:ind w:left="3600" w:hanging="360"/>
+      </w:pPr>
+      <w:rPr>
+        <w:rFonts w:ascii="Courier New" w:hAnsi="Courier New" w:cs="Courier New" w:hint="default"/>
+      </w:rPr>
+    </w:lvl>
+    <w:lvl w:ilvl="5" w:tplc="08090005" w:tentative="1">
+      <w:start w:val="1"/>
+      <w:numFmt w:val="bullet"/>
+      <w:lvlText w:val=""/>
+      <w:lvlJc w:val="left"/>
+      <w:pPr>
+        <w:ind w:left="4320" w:hanging="360"/>
+      </w:pPr>
+      <w:rPr>
+        <w:rFonts w:ascii="Wingdings" w:hAnsi="Wingdings" w:hint="default"/>
+      </w:rPr>
+    </w:lvl>
+    <w:lvl w:ilvl="6" w:tplc="08090001" w:tentative="1">
+      <w:start w:val="1"/>
+      <w:numFmt w:val="bullet"/>
+      <w:lvlText w:val=""/>
+      <w:lvlJc w:val="left"/>
+      <w:pPr>
+        <w:ind w:left="5040" w:hanging="360"/>
+      </w:pPr>
+      <w:rPr>
+        <w:rFonts w:ascii="Symbol" w:hAnsi="Symbol" w:hint="default"/>
+      </w:rPr>
+    </w:lvl>
+    <w:lvl w:ilvl="7" w:tplc="08090003" w:tentative="1">
+      <w:start w:val="1"/>
+      <w:numFmt w:val="bullet"/>
+      <w:lvlText w:val="o"/>
+      <w:lvlJc w:val="left"/>
+      <w:pPr>
+        <w:ind w:left="5760" w:hanging="360"/>
+      </w:pPr>
+      <w:rPr>
+        <w:rFonts w:ascii="Courier New" w:hAnsi="Courier New" w:cs="Courier New" w:hint="default"/>
+      </w:rPr>
+    </w:lvl>
+    <w:lvl w:ilvl="8" w:tplc="08090005" w:tentative="1">
+      <w:start w:val="1"/>
+      <w:numFmt w:val="bullet"/>
+      <w:lvlText w:val=""/>
+      <w:lvlJc w:val="left"/>
+      <w:pPr>
+        <w:ind w:left="6480" w:hanging="360"/>
+      </w:pPr>
+      <w:rPr>
+        <w:rFonts w:ascii="Wingdings" w:hAnsi="Wingdings" w:hint="default"/>
+      </w:rPr>
+    </w:lvl>
+  </w:abstractNum>
+  <w:abstractNum w:abstractNumId="1" w15:restartNumberingAfterBreak="0">
     <w:nsid w:val="1D3D55C6"/>
     <w:multiLevelType w:val="hybridMultilevel"/>
     <w:tmpl w:val="9C34DC52"/>
@@ -6604,7 +6860,120 @@
       <w:lvlJc w:val="left"/>
     </w:lvl>
   </w:abstractNum>
-  <w:abstractNum w:abstractNumId="1" w15:restartNumberingAfterBreak="0">
+  <w:abstractNum w:abstractNumId="2" w15:restartNumberingAfterBreak="0">
+    <w:nsid w:val="22B52D64"/>
+    <w:multiLevelType w:val="hybridMultilevel"/>
+    <w:tmpl w:val="692E8B1A"/>
+    <w:lvl w:ilvl="0" w:tplc="418C2A6A">
+      <w:numFmt w:val="bullet"/>
+      <w:lvlText w:val="-"/>
+      <w:lvlJc w:val="left"/>
+      <w:pPr>
+        <w:ind w:left="720" w:hanging="360"/>
+      </w:pPr>
+      <w:rPr>
+        <w:rFonts w:ascii="Calibri" w:eastAsia="Times New Roman" w:hAnsi="Calibri" w:cs="Calibri" w:hint="default"/>
+        <w:b/>
+      </w:rPr>
+    </w:lvl>
+    <w:lvl w:ilvl="1" w:tplc="08090003" w:tentative="1">
+      <w:start w:val="1"/>
+      <w:numFmt w:val="bullet"/>
+      <w:lvlText w:val="o"/>
+      <w:lvlJc w:val="left"/>
+      <w:pPr>
+        <w:ind w:left="1440" w:hanging="360"/>
+      </w:pPr>
+      <w:rPr>
+        <w:rFonts w:ascii="Courier New" w:hAnsi="Courier New" w:cs="Courier New" w:hint="default"/>
+      </w:rPr>
+    </w:lvl>
+    <w:lvl w:ilvl="2" w:tplc="08090005" w:tentative="1">
+      <w:start w:val="1"/>
+      <w:numFmt w:val="bullet"/>
+      <w:lvlText w:val=""/>
+      <w:lvlJc w:val="left"/>
+      <w:pPr>
+        <w:ind w:left="2160" w:hanging="360"/>
+      </w:pPr>
+      <w:rPr>
+        <w:rFonts w:ascii="Wingdings" w:hAnsi="Wingdings" w:hint="default"/>
+      </w:rPr>
+    </w:lvl>
+    <w:lvl w:ilvl="3" w:tplc="08090001" w:tentative="1">
+      <w:start w:val="1"/>
+      <w:numFmt w:val="bullet"/>
+      <w:lvlText w:val=""/>
+      <w:lvlJc w:val="left"/>
+      <w:pPr>
+        <w:ind w:left="2880" w:hanging="360"/>
+      </w:pPr>
+      <w:rPr>
+        <w:rFonts w:ascii="Symbol" w:hAnsi="Symbol" w:hint="default"/>
+      </w:rPr>
+    </w:lvl>
+    <w:lvl w:ilvl="4" w:tplc="08090003" w:tentative="1">
+      <w:start w:val="1"/>
+      <w:numFmt w:val="bullet"/>
+      <w:lvlText w:val="o"/>
+      <w:lvlJc w:val="left"/>
+      <w:pPr>
+        <w:ind w:left="3600" w:hanging="360"/>
+      </w:pPr>
+      <w:rPr>
+        <w:rFonts w:ascii="Courier New" w:hAnsi="Courier New" w:cs="Courier New" w:hint="default"/>
+      </w:rPr>
+    </w:lvl>
+    <w:lvl w:ilvl="5" w:tplc="08090005" w:tentative="1">
+      <w:start w:val="1"/>
+      <w:numFmt w:val="bullet"/>
+      <w:lvlText w:val=""/>
+      <w:lvlJc w:val="left"/>
+      <w:pPr>
+        <w:ind w:left="4320" w:hanging="360"/>
+      </w:pPr>
+      <w:rPr>
+        <w:rFonts w:ascii="Wingdings" w:hAnsi="Wingdings" w:hint="default"/>
+      </w:rPr>
+    </w:lvl>
+    <w:lvl w:ilvl="6" w:tplc="08090001" w:tentative="1">
+      <w:start w:val="1"/>
+      <w:numFmt w:val="bullet"/>
+      <w:lvlText w:val=""/>
+      <w:lvlJc w:val="left"/>
+      <w:pPr>
+        <w:ind w:left="5040" w:hanging="360"/>
+      </w:pPr>
+      <w:rPr>
+        <w:rFonts w:ascii="Symbol" w:hAnsi="Symbol" w:hint="default"/>
+      </w:rPr>
+    </w:lvl>
+    <w:lvl w:ilvl="7" w:tplc="08090003" w:tentative="1">
+      <w:start w:val="1"/>
+      <w:numFmt w:val="bullet"/>
+      <w:lvlText w:val="o"/>
+      <w:lvlJc w:val="left"/>
+      <w:pPr>
+        <w:ind w:left="5760" w:hanging="360"/>
+      </w:pPr>
+      <w:rPr>
+        <w:rFonts w:ascii="Courier New" w:hAnsi="Courier New" w:cs="Courier New" w:hint="default"/>
+      </w:rPr>
+    </w:lvl>
+    <w:lvl w:ilvl="8" w:tplc="08090005" w:tentative="1">
+      <w:start w:val="1"/>
+      <w:numFmt w:val="bullet"/>
+      <w:lvlText w:val=""/>
+      <w:lvlJc w:val="left"/>
+      <w:pPr>
+        <w:ind w:left="6480" w:hanging="360"/>
+      </w:pPr>
+      <w:rPr>
+        <w:rFonts w:ascii="Wingdings" w:hAnsi="Wingdings" w:hint="default"/>
+      </w:rPr>
+    </w:lvl>
+  </w:abstractNum>
+  <w:abstractNum w:abstractNumId="3" w15:restartNumberingAfterBreak="0">
     <w:nsid w:val="38AD7110"/>
     <w:multiLevelType w:val="hybridMultilevel"/>
     <w:tmpl w:val="88221852"/>
@@ -6691,16 +7060,22 @@
     </w:lvl>
   </w:abstractNum>
   <w:num w:numId="1" w16cid:durableId="468666889">
+    <w:abstractNumId w:val="3"/>
+    <w:lvlOverride w:ilvl="0">
+      <w:startOverride w:val="1"/>
+    </w:lvlOverride>
+  </w:num>
+  <w:num w:numId="2" w16cid:durableId="585194494">
     <w:abstractNumId w:val="1"/>
     <w:lvlOverride w:ilvl="0">
       <w:startOverride w:val="1"/>
     </w:lvlOverride>
   </w:num>
-  <w:num w:numId="2" w16cid:durableId="585194494">
+  <w:num w:numId="3" w16cid:durableId="597375130">
+    <w:abstractNumId w:val="2"/>
+  </w:num>
+  <w:num w:numId="4" w16cid:durableId="1853912402">
     <w:abstractNumId w:val="0"/>
-    <w:lvlOverride w:ilvl="0">
-      <w:startOverride w:val="1"/>
-    </w:lvlOverride>
   </w:num>
 </w:numbering>
 </file>

--- a/wp_leads_dem04.docx
+++ b/wp_leads_dem04.docx
@@ -235,17 +235,17 @@
         <w:tblLook w:val="04A0" w:firstRow="1" w:lastRow="0" w:firstColumn="1" w:lastColumn="0" w:noHBand="0" w:noVBand="1"/>
       </w:tblPr>
       <w:tblGrid>
-        <w:gridCol w:w="4695"/>
+        <w:gridCol w:w="4725"/>
         <w:gridCol w:w="1150"/>
-        <w:gridCol w:w="1848"/>
+        <w:gridCol w:w="1841"/>
         <w:gridCol w:w="1010"/>
-        <w:gridCol w:w="2225"/>
+        <w:gridCol w:w="2213"/>
         <w:gridCol w:w="851"/>
-        <w:gridCol w:w="985"/>
-        <w:gridCol w:w="409"/>
-        <w:gridCol w:w="409"/>
-        <w:gridCol w:w="409"/>
-        <w:gridCol w:w="409"/>
+        <w:gridCol w:w="982"/>
+        <w:gridCol w:w="407"/>
+        <w:gridCol w:w="407"/>
+        <w:gridCol w:w="407"/>
+        <w:gridCol w:w="407"/>
       </w:tblGrid>
       <w:tr>
         <w:trPr>
@@ -2248,17 +2248,7 @@
                 <w:szCs w:val="17"/>
                 <w:lang w:val="en-US"/>
               </w:rPr>
-              <w:t>under what conditions can democratic institutions and societal actors effectively constrain the use of AI for manipulation, intimidation and the restriction of participation?</w:t>
-            </w:r>
-            <w:r>
-              <w:rPr>
-                <w:rFonts w:asciiTheme="minorHAnsi" w:hAnsiTheme="minorHAnsi" w:cstheme="minorHAnsi"/>
-                <w:color w:val="212121"/>
-                <w:sz w:val="17"/>
-                <w:szCs w:val="17"/>
-                <w:lang w:val="en-US"/>
-              </w:rPr>
-              <w:t xml:space="preserve"> (</w:t>
+              <w:t>under what conditions can democratic institutions and societal actors effectively constrain the use of AI for manipulation, intimidation and the restriction of participation? (</w:t>
             </w:r>
             <w:r>
               <w:rPr>
@@ -2841,6 +2831,32 @@
               <w:t>Differences across groups</w:t>
             </w:r>
           </w:p>
+          <w:p>
+            <w:pPr>
+              <w:pStyle w:val="ListParagraph"/>
+              <w:numPr>
+                <w:ilvl w:val="0"/>
+                <w:numId w:val="2"/>
+              </w:numPr>
+              <w:rPr>
+                <w:rFonts w:asciiTheme="minorHAnsi" w:hAnsiTheme="minorHAnsi" w:cstheme="minorHAnsi"/>
+                <w:i/>
+                <w:iCs/>
+                <w:sz w:val="17"/>
+                <w:szCs w:val="17"/>
+              </w:rPr>
+            </w:pPr>
+            <w:r>
+              <w:rPr>
+                <w:rFonts w:asciiTheme="minorHAnsi" w:hAnsiTheme="minorHAnsi" w:cstheme="minorHAnsi"/>
+                <w:i/>
+                <w:iCs/>
+                <w:sz w:val="17"/>
+                <w:szCs w:val="17"/>
+              </w:rPr>
+              <w:t>Diagnosing the issues</w:t>
+            </w:r>
+          </w:p>
         </w:tc>
         <w:tc>
           <w:tcPr>
@@ -3275,23 +3291,35 @@
           </w:tcPr>
           <w:p>
             <w:pPr>
-              <w:spacing w:after="20"/>
-              <w:rPr>
-                <w:rFonts w:asciiTheme="minorHAnsi" w:hAnsiTheme="minorHAnsi" w:cstheme="minorHAnsi"/>
-                <w:sz w:val="17"/>
-                <w:szCs w:val="17"/>
-              </w:rPr>
-            </w:pPr>
-            <w:r>
-              <w:rPr>
-                <w:rFonts w:asciiTheme="minorHAnsi" w:eastAsia="Calibri" w:hAnsiTheme="minorHAnsi" w:cstheme="minorHAnsi"/>
+              <w:rPr>
+                <w:rFonts w:asciiTheme="minorHAnsi" w:hAnsiTheme="minorHAnsi" w:cstheme="minorHAnsi"/>
                 <w:b/>
                 <w:bCs/>
                 <w:sz w:val="17"/>
                 <w:szCs w:val="17"/>
               </w:rPr>
+            </w:pPr>
+            <w:r>
+              <w:rPr>
+                <w:rFonts w:asciiTheme="minorHAnsi" w:eastAsia="Calibri" w:hAnsiTheme="minorHAnsi" w:cstheme="minorHAnsi"/>
+                <w:b/>
+                <w:bCs/>
+                <w:sz w:val="17"/>
+                <w:szCs w:val="17"/>
+              </w:rPr>
               <w:lastRenderedPageBreak/>
-              <w:t>WP6: Public awareness and media literacy</w:t>
+              <w:t xml:space="preserve">WP6: </w:t>
+            </w:r>
+            <w:r>
+              <w:rPr>
+                <w:rFonts w:asciiTheme="minorHAnsi" w:hAnsiTheme="minorHAnsi" w:cstheme="minorHAnsi"/>
+                <w:b/>
+                <w:bCs/>
+                <w:color w:val="000000"/>
+                <w:sz w:val="17"/>
+                <w:szCs w:val="17"/>
+              </w:rPr>
+              <w:t>How can AI and media literacy interventions reduce social inequalities in citizens' capacity to critically evaluate information, respond to AI-enabled harms and exercise democratic agency?</w:t>
             </w:r>
           </w:p>
           <w:p>
@@ -3307,14 +3335,52 @@
                 <w:szCs w:val="17"/>
               </w:rPr>
             </w:pPr>
-            <w:r>
-              <w:rPr>
-                <w:rFonts w:asciiTheme="minorHAnsi" w:eastAsia="Calibri" w:hAnsiTheme="minorHAnsi" w:cstheme="minorHAnsi"/>
-                <w:color w:val="444444"/>
-                <w:sz w:val="17"/>
-                <w:szCs w:val="17"/>
-              </w:rPr>
-              <w:t>Awareness and media literacy on disinformation and deepfakes</w:t>
+            <w:proofErr w:type="gramStart"/>
+            <w:r>
+              <w:rPr>
+                <w:rFonts w:asciiTheme="minorHAnsi" w:hAnsiTheme="minorHAnsi" w:cstheme="minorHAnsi"/>
+                <w:color w:val="000000"/>
+                <w:sz w:val="17"/>
+                <w:szCs w:val="17"/>
+              </w:rPr>
+              <w:t>H</w:t>
+            </w:r>
+            <w:r>
+              <w:rPr>
+                <w:rFonts w:asciiTheme="minorHAnsi" w:hAnsiTheme="minorHAnsi" w:cstheme="minorHAnsi"/>
+                <w:color w:val="000000"/>
+                <w:sz w:val="17"/>
+                <w:szCs w:val="17"/>
+              </w:rPr>
+              <w:t>ow</w:t>
+            </w:r>
+            <w:proofErr w:type="gramEnd"/>
+            <w:r>
+              <w:rPr>
+                <w:rFonts w:asciiTheme="minorHAnsi" w:hAnsiTheme="minorHAnsi" w:cstheme="minorHAnsi"/>
+                <w:color w:val="000000"/>
+                <w:sz w:val="17"/>
+                <w:szCs w:val="17"/>
+              </w:rPr>
+              <w:t xml:space="preserve"> socioeconomic facto</w:t>
+            </w:r>
+            <w:r>
+              <w:rPr>
+                <w:rFonts w:asciiTheme="minorHAnsi" w:hAnsiTheme="minorHAnsi" w:cstheme="minorHAnsi"/>
+                <w:color w:val="000000"/>
+                <w:sz w:val="17"/>
+                <w:szCs w:val="17"/>
+              </w:rPr>
+              <w:t xml:space="preserve">rs </w:t>
+            </w:r>
+            <w:r>
+              <w:rPr>
+                <w:rFonts w:asciiTheme="minorHAnsi" w:hAnsiTheme="minorHAnsi" w:cstheme="minorHAnsi"/>
+                <w:color w:val="000000"/>
+                <w:sz w:val="17"/>
+                <w:szCs w:val="17"/>
+              </w:rPr>
+              <w:t>/ gender / age etc shape individual’s capacities, in a very practical way, to identify/challenge/respond to AI harms but then also co-design inclusive interventions with a partner and then made evaluate</w:t>
             </w:r>
           </w:p>
           <w:p>
@@ -3532,23 +3598,6 @@
                 <w:szCs w:val="17"/>
               </w:rPr>
               <w:t xml:space="preserve"> </w:t>
-            </w:r>
-            <w:r>
-              <w:rPr>
-                <w:rFonts w:asciiTheme="minorHAnsi" w:eastAsia="Calibri" w:hAnsiTheme="minorHAnsi" w:cstheme="minorHAnsi"/>
-                <w:sz w:val="17"/>
-                <w:szCs w:val="17"/>
-              </w:rPr>
-              <w:t>(</w:t>
-            </w:r>
-            <w:r>
-              <w:rPr>
-                <w:rFonts w:asciiTheme="minorHAnsi" w:eastAsia="Calibri" w:hAnsiTheme="minorHAnsi" w:cstheme="minorHAnsi"/>
-                <w:sz w:val="17"/>
-                <w:szCs w:val="17"/>
-                <w:highlight w:val="yellow"/>
-              </w:rPr>
-              <w:t>tbc)</w:t>
             </w:r>
           </w:p>
         </w:tc>
@@ -6604,7 +6653,7 @@
           <w:sz w:val="18"/>
           <w:szCs w:val="18"/>
         </w:rPr>
-        <w:t xml:space="preserve">Counts are lead and co-lead roles per WP. North = Nordic and Baltic countries, West = UK, Ireland, Benelux, Germany, France, Austria, Switzerland, East = Poland, Czechia, Slovakia, Hungary, Romania, Bulgaria, South = Iberia, Italy, Greece, Malta, Cyprus, Balkans. The V-Dem centre is counted under Australia and IDEA under Sweden. Roles and institutions with a European country still tbc are shown separately. The open WP4 co-lead is counted as Europe (country tbc), since we are looking for a co-lead from Southern or Eastern Europe. Digital Science is counted under the UK (assumed from its London headquarters).</w:t>
+        <w:t>Counts are lead and co-lead roles per WP. North = Nordic and Baltic countries, West = UK, Ireland, Benelux, Germany, France, Austria, Switzerland, East = Poland, Czechia, Slovakia, Hungary, Romania, Bulgaria, South = Iberia, Italy, Greece, Malta, Cyprus, Balkans. The V-Dem centre is counted under Australia and IDEA under Sweden. Roles and institutions with a European country still tbc are shown separately. The open WP4 co-lead is counted as Europe (country tbc), since we are looking for a co-lead from Southern or Eastern Europe. Digital Science is counted under the UK (assumed from its London headquarters).</w:t>
       </w:r>
     </w:p>
     <w:p>

--- a/wp_leads_dem04.docx
+++ b/wp_leads_dem04.docx
@@ -3343,16 +3343,7 @@
                 <w:sz w:val="17"/>
                 <w:szCs w:val="17"/>
               </w:rPr>
-              <w:t>H</w:t>
-            </w:r>
-            <w:r>
-              <w:rPr>
-                <w:rFonts w:asciiTheme="minorHAnsi" w:hAnsiTheme="minorHAnsi" w:cstheme="minorHAnsi"/>
-                <w:color w:val="000000"/>
-                <w:sz w:val="17"/>
-                <w:szCs w:val="17"/>
-              </w:rPr>
-              <w:t>ow</w:t>
+              <w:t>How</w:t>
             </w:r>
             <w:proofErr w:type="gramEnd"/>
             <w:r>
@@ -5130,7 +5121,87 @@
                 <w:sz w:val="17"/>
                 <w:szCs w:val="17"/>
               </w:rPr>
-              <w:t xml:space="preserve">, industry partner: Steven Hill (Digital Science) </w:t>
+              <w:t xml:space="preserve"> </w:t>
+            </w:r>
+          </w:p>
+        </w:tc>
+        <w:tc>
+          <w:tcPr>
+            <w:tcW w:w="800" w:type="dxa"/>
+            <w:tcBorders>
+              <w:top w:val="single" w:sz="4" w:space="0" w:color="999999"/>
+              <w:left w:val="single" w:sz="4" w:space="0" w:color="999999"/>
+              <w:bottom w:val="single" w:sz="4" w:space="0" w:color="999999"/>
+              <w:right w:val="single" w:sz="4" w:space="0" w:color="999999"/>
+            </w:tcBorders>
+            <w:tcMar>
+              <w:top w:w="60" w:type="dxa"/>
+              <w:left w:w="80" w:type="dxa"/>
+              <w:bottom w:w="60" w:type="dxa"/>
+              <w:right w:w="80" w:type="dxa"/>
+            </w:tcMar>
+            <w:vAlign w:val="center"/>
+          </w:tcPr>
+          <w:p>
+            <w:pPr>
+              <w:spacing w:after="20"/>
+              <w:rPr>
+                <w:rFonts w:asciiTheme="minorHAnsi" w:hAnsiTheme="minorHAnsi" w:cstheme="minorHAnsi"/>
+                <w:sz w:val="17"/>
+                <w:szCs w:val="17"/>
+              </w:rPr>
+            </w:pPr>
+            <w:r>
+              <w:rPr>
+                <w:rFonts w:asciiTheme="minorHAnsi" w:eastAsia="Calibri" w:hAnsiTheme="minorHAnsi" w:cstheme="minorHAnsi"/>
+                <w:sz w:val="17"/>
+                <w:szCs w:val="17"/>
+              </w:rPr>
+              <w:t>Europe</w:t>
+            </w:r>
+          </w:p>
+        </w:tc>
+        <w:tc>
+          <w:tcPr>
+            <w:tcW w:w="2300" w:type="dxa"/>
+            <w:tcBorders>
+              <w:top w:val="single" w:sz="4" w:space="0" w:color="999999"/>
+              <w:left w:val="single" w:sz="4" w:space="0" w:color="999999"/>
+              <w:bottom w:val="single" w:sz="4" w:space="0" w:color="999999"/>
+              <w:right w:val="single" w:sz="4" w:space="0" w:color="999999"/>
+            </w:tcBorders>
+            <w:tcMar>
+              <w:top w:w="60" w:type="dxa"/>
+              <w:left w:w="80" w:type="dxa"/>
+              <w:bottom w:w="60" w:type="dxa"/>
+              <w:right w:w="80" w:type="dxa"/>
+            </w:tcMar>
+            <w:vAlign w:val="center"/>
+          </w:tcPr>
+          <w:p>
+            <w:pPr>
+              <w:spacing w:after="20"/>
+              <w:rPr>
+                <w:rFonts w:asciiTheme="minorHAnsi" w:hAnsiTheme="minorHAnsi" w:cstheme="minorHAnsi"/>
+                <w:sz w:val="17"/>
+                <w:szCs w:val="17"/>
+              </w:rPr>
+            </w:pPr>
+            <w:r>
+              <w:rPr>
+                <w:rFonts w:asciiTheme="minorHAnsi" w:eastAsia="Calibri" w:hAnsiTheme="minorHAnsi" w:cstheme="minorHAnsi"/>
+                <w:sz w:val="17"/>
+                <w:szCs w:val="17"/>
+              </w:rPr>
+              <w:t>Kate Williams (UoM)</w:t>
+            </w:r>
+            <w:r>
+              <w:rPr>
+                <w:rFonts w:asciiTheme="minorHAnsi" w:eastAsia="Calibri" w:hAnsiTheme="minorHAnsi" w:cstheme="minorHAnsi"/>
+                <w:sz w:val="17"/>
+                <w:szCs w:val="17"/>
+              </w:rPr>
+              <w:t xml:space="preserve">, industry partner: Steven Hill (Digital Science), </w:t>
             </w:r>
             <w:r>
               <w:rPr>
@@ -5140,78 +5211,6 @@
                 <w:highlight w:val="yellow"/>
               </w:rPr>
               <w:t>(tbc)</w:t>
-            </w:r>
-          </w:p>
-        </w:tc>
-        <w:tc>
-          <w:tcPr>
-            <w:tcW w:w="800" w:type="dxa"/>
-            <w:tcBorders>
-              <w:top w:val="single" w:sz="4" w:space="0" w:color="999999"/>
-              <w:left w:val="single" w:sz="4" w:space="0" w:color="999999"/>
-              <w:bottom w:val="single" w:sz="4" w:space="0" w:color="999999"/>
-              <w:right w:val="single" w:sz="4" w:space="0" w:color="999999"/>
-            </w:tcBorders>
-            <w:tcMar>
-              <w:top w:w="60" w:type="dxa"/>
-              <w:left w:w="80" w:type="dxa"/>
-              <w:bottom w:w="60" w:type="dxa"/>
-              <w:right w:w="80" w:type="dxa"/>
-            </w:tcMar>
-            <w:vAlign w:val="center"/>
-          </w:tcPr>
-          <w:p>
-            <w:pPr>
-              <w:spacing w:after="20"/>
-              <w:rPr>
-                <w:rFonts w:asciiTheme="minorHAnsi" w:hAnsiTheme="minorHAnsi" w:cstheme="minorHAnsi"/>
-                <w:sz w:val="17"/>
-                <w:szCs w:val="17"/>
-              </w:rPr>
-            </w:pPr>
-            <w:r>
-              <w:rPr>
-                <w:rFonts w:asciiTheme="minorHAnsi" w:eastAsia="Calibri" w:hAnsiTheme="minorHAnsi" w:cstheme="minorHAnsi"/>
-                <w:sz w:val="17"/>
-                <w:szCs w:val="17"/>
-              </w:rPr>
-              <w:t>Europe</w:t>
-            </w:r>
-          </w:p>
-        </w:tc>
-        <w:tc>
-          <w:tcPr>
-            <w:tcW w:w="2300" w:type="dxa"/>
-            <w:tcBorders>
-              <w:top w:val="single" w:sz="4" w:space="0" w:color="999999"/>
-              <w:left w:val="single" w:sz="4" w:space="0" w:color="999999"/>
-              <w:bottom w:val="single" w:sz="4" w:space="0" w:color="999999"/>
-              <w:right w:val="single" w:sz="4" w:space="0" w:color="999999"/>
-            </w:tcBorders>
-            <w:tcMar>
-              <w:top w:w="60" w:type="dxa"/>
-              <w:left w:w="80" w:type="dxa"/>
-              <w:bottom w:w="60" w:type="dxa"/>
-              <w:right w:w="80" w:type="dxa"/>
-            </w:tcMar>
-            <w:vAlign w:val="center"/>
-          </w:tcPr>
-          <w:p>
-            <w:pPr>
-              <w:spacing w:after="20"/>
-              <w:rPr>
-                <w:rFonts w:asciiTheme="minorHAnsi" w:hAnsiTheme="minorHAnsi" w:cstheme="minorHAnsi"/>
-                <w:sz w:val="17"/>
-                <w:szCs w:val="17"/>
-              </w:rPr>
-            </w:pPr>
-            <w:r>
-              <w:rPr>
-                <w:rFonts w:asciiTheme="minorHAnsi" w:eastAsia="Calibri" w:hAnsiTheme="minorHAnsi" w:cstheme="minorHAnsi"/>
-                <w:sz w:val="17"/>
-                <w:szCs w:val="17"/>
-              </w:rPr>
-              <w:t>Kate Williams (UoM)</w:t>
             </w:r>
           </w:p>
         </w:tc>
@@ -6653,7 +6652,7 @@
           <w:sz w:val="18"/>
           <w:szCs w:val="18"/>
         </w:rPr>
-        <w:t>Counts are lead and co-lead roles per WP. North = Nordic and Baltic countries, West = UK, Ireland, Benelux, Germany, France, Austria, Switzerland, East = Poland, Czechia, Slovakia, Hungary, Romania, Bulgaria, South = Iberia, Italy, Greece, Malta, Cyprus, Balkans. The V-Dem centre is counted under Australia and IDEA under Sweden. Roles and institutions with a European country still tbc are shown separately. The open WP4 co-lead is counted as Europe (country tbc), since we are looking for a co-lead from Southern or Eastern Europe. Digital Science is counted under the UK (assumed from its London headquarters).</w:t>
+        <w:t xml:space="preserve">Counts are named lead and co-lead people, each person counted once at their highest role. Christine de Kock and the unnamed project manager are not counted. North = Nordic and Baltic countries, West = UK, Ireland, Benelux, Germany, France, Austria, Switzerland, East = Poland, Czechia, Slovakia, Hungary, Romania, Bulgaria, South = Iberia, Italy, Greece, Malta, Cyprus, Balkans. The V-Dem centre is counted under Australia and IDEA under Sweden. Open slots with a European country still tbc are shown separately. The open WP4 co-lead is counted as Europe (country tbc), since we are looking for a co-lead from Southern or Eastern Europe. Digital Science is counted under the UK (assumed from its London headquarters).</w:t>
       </w:r>
     </w:p>
     <w:p>
